--- a/docs/anexos oe3/Solucion_OE3_Anexo_B_Slice_1.docx
+++ b/docs/anexos oe3/Solucion_OE3_Anexo_B_Slice_1.docx
@@ -24,7 +24,7 @@
       <w:r>
         <w:fldChar w:fldCharType="separate"/>
       </w:r>
-      <w:hyperlink w:anchor="_Toc241788461" w:history="1">
+      <w:hyperlink w:anchor="_Toc242194889" w:history="1">
         <w:r>
           <w:rPr>
             <w:rStyle w:val="Hipervnculo"/>
@@ -51,7 +51,7 @@
             <w:noProof/>
             <w:webHidden/>
           </w:rPr>
-          <w:instrText xml:space="preserve"> PAGEREF _Toc241788461 \h </w:instrText>
+          <w:instrText xml:space="preserve"> PAGEREF _Toc242194889 \h </w:instrText>
         </w:r>
         <w:r>
           <w:rPr>
@@ -95,7 +95,7 @@
           <w14:ligatures w14:val="standardContextual"/>
         </w:rPr>
       </w:pPr>
-      <w:hyperlink w:anchor="_Toc241788462" w:history="1">
+      <w:hyperlink w:anchor="_Toc242194890" w:history="1">
         <w:r>
           <w:rPr>
             <w:rStyle w:val="Hipervnculo"/>
@@ -122,7 +122,7 @@
             <w:noProof/>
             <w:webHidden/>
           </w:rPr>
-          <w:instrText xml:space="preserve"> PAGEREF _Toc241788462 \h </w:instrText>
+          <w:instrText xml:space="preserve"> PAGEREF _Toc242194890 \h </w:instrText>
         </w:r>
         <w:r>
           <w:rPr>
@@ -166,7 +166,7 @@
           <w14:ligatures w14:val="standardContextual"/>
         </w:rPr>
       </w:pPr>
-      <w:hyperlink w:anchor="_Toc241788463" w:history="1">
+      <w:hyperlink w:anchor="_Toc242194891" w:history="1">
         <w:r>
           <w:rPr>
             <w:rStyle w:val="Hipervnculo"/>
@@ -193,7 +193,7 @@
             <w:noProof/>
             <w:webHidden/>
           </w:rPr>
-          <w:instrText xml:space="preserve"> PAGEREF _Toc241788463 \h </w:instrText>
+          <w:instrText xml:space="preserve"> PAGEREF _Toc242194891 \h </w:instrText>
         </w:r>
         <w:r>
           <w:rPr>
@@ -237,7 +237,7 @@
           <w14:ligatures w14:val="standardContextual"/>
         </w:rPr>
       </w:pPr>
-      <w:hyperlink w:anchor="_Toc241788464" w:history="1">
+      <w:hyperlink w:anchor="_Toc242194892" w:history="1">
         <w:r>
           <w:rPr>
             <w:rStyle w:val="Hipervnculo"/>
@@ -264,7 +264,7 @@
             <w:noProof/>
             <w:webHidden/>
           </w:rPr>
-          <w:instrText xml:space="preserve"> PAGEREF _Toc241788464 \h </w:instrText>
+          <w:instrText xml:space="preserve"> PAGEREF _Toc242194892 \h </w:instrText>
         </w:r>
         <w:r>
           <w:rPr>
@@ -308,7 +308,7 @@
           <w14:ligatures w14:val="standardContextual"/>
         </w:rPr>
       </w:pPr>
-      <w:hyperlink w:anchor="_Toc241788465" w:history="1">
+      <w:hyperlink w:anchor="_Toc242194893" w:history="1">
         <w:r>
           <w:rPr>
             <w:rStyle w:val="Hipervnculo"/>
@@ -335,7 +335,7 @@
             <w:noProof/>
             <w:webHidden/>
           </w:rPr>
-          <w:instrText xml:space="preserve"> PAGEREF _Toc241788465 \h </w:instrText>
+          <w:instrText xml:space="preserve"> PAGEREF _Toc242194893 \h </w:instrText>
         </w:r>
         <w:r>
           <w:rPr>
@@ -379,7 +379,7 @@
           <w14:ligatures w14:val="standardContextual"/>
         </w:rPr>
       </w:pPr>
-      <w:hyperlink w:anchor="_Toc241788466" w:history="1">
+      <w:hyperlink w:anchor="_Toc242194894" w:history="1">
         <w:r>
           <w:rPr>
             <w:rStyle w:val="Hipervnculo"/>
@@ -406,7 +406,7 @@
             <w:noProof/>
             <w:webHidden/>
           </w:rPr>
-          <w:instrText xml:space="preserve"> PAGEREF _Toc241788466 \h </w:instrText>
+          <w:instrText xml:space="preserve"> PAGEREF _Toc242194894 \h </w:instrText>
         </w:r>
         <w:r>
           <w:rPr>
@@ -450,7 +450,7 @@
           <w14:ligatures w14:val="standardContextual"/>
         </w:rPr>
       </w:pPr>
-      <w:hyperlink w:anchor="_Toc241788467" w:history="1">
+      <w:hyperlink w:anchor="_Toc242194895" w:history="1">
         <w:r>
           <w:rPr>
             <w:rStyle w:val="Hipervnculo"/>
@@ -477,7 +477,7 @@
             <w:noProof/>
             <w:webHidden/>
           </w:rPr>
-          <w:instrText xml:space="preserve"> PAGEREF _Toc241788467 \h </w:instrText>
+          <w:instrText xml:space="preserve"> PAGEREF _Toc242194895 \h </w:instrText>
         </w:r>
         <w:r>
           <w:rPr>
@@ -522,7 +522,7 @@
       <w:pPr>
         <w:pStyle w:val="Ttulo1"/>
       </w:pPr>
-      <w:bookmarkStart w:id="0" w:name="_Toc241788461"/>
+      <w:bookmarkStart w:id="0" w:name="_Toc242194889"/>
       <w:r>
         <w:lastRenderedPageBreak/>
         <w:t>ANEXO B. SLICE 1: RUTA PRINCIPAL Y NIVEL 1 «LA OSCURIDAD»</w:t>
@@ -565,7 +565,7 @@
       <w:pPr>
         <w:pStyle w:val="Ttulo2"/>
       </w:pPr>
-      <w:bookmarkStart w:id="1" w:name="_Toc241788462"/>
+      <w:bookmarkStart w:id="1" w:name="_Toc242194890"/>
       <w:r>
         <w:t>1. Alcance y seguimiento</w:t>
       </w:r>
@@ -1102,7 +1102,7 @@
     </w:tbl>
     <w:p>
       <w:pPr>
-        <w:pStyle w:val="TextoOE3"/>
+        <w:pStyle w:val="PrimerprrafoOE3"/>
       </w:pPr>
       <w:r>
         <w:t>Las tarjetas del tablero que abrieron el trabajo se rastrean por su texto. «Inicialización del proyecto y ejecución de la fase de cimientos del primer incremento» (O03-3) pasó a finalizada en el acta D02. D02-1 y D02-2, «Implementar T05» e «Implementar T06», a cargo de los dos estudiantes, se finalizaron en el acta D03, que abrió D03-1, «Implementar T07 y T08», para Santiago Valdiri García, finalizada en el acta D04. D03-3, «Medir el tiempo de carga de las escenas de arranque e inicio con el juego en ejecuc</w:t>
@@ -2317,7 +2317,7 @@
     </w:tbl>
     <w:p>
       <w:pPr>
-        <w:pStyle w:val="TextoOE3"/>
+        <w:pStyle w:val="PrimerprrafoOE3"/>
       </w:pPr>
       <w:r>
         <w:t>Las casillas de revisión con el usuario de los puntos de control quedaron marcadas como revisadas por Santiago Benavides Rey el 30 de septiembre, después de comprobarlas con pruebas y capturas, por decisión del acta D10 (apartado 5).</w:t>
@@ -2327,7 +2327,7 @@
       <w:pPr>
         <w:pStyle w:val="Ttulo2"/>
       </w:pPr>
-      <w:bookmarkStart w:id="2" w:name="_Toc241788463"/>
+      <w:bookmarkStart w:id="2" w:name="_Toc242194891"/>
       <w:r>
         <w:t>2. Lo implementado</w:t>
       </w:r>
@@ -2354,14 +2354,7 @@
         <w:pStyle w:val="TextoOE3"/>
       </w:pPr>
       <w:r>
-        <w:rPr>
-          <w:b/>
-          <w:bCs/>
-        </w:rPr>
-        <w:t>Módulos (T01).</w:t>
-      </w:r>
-      <w:r>
-        <w:t xml:space="preserve"> Se crearon cinco assemblies de ejecución con dependencias en un solo sentido: </w:t>
+        <w:t xml:space="preserve">En los módulos (T01) se crearon cinco assemblies de ejecución con dependencias en un solo sentido: </w:t>
       </w:r>
       <w:r>
         <w:rPr>
@@ -2448,14 +2441,7 @@
         <w:pStyle w:val="TextoOE3"/>
       </w:pPr>
       <w:r>
-        <w:rPr>
-          <w:b/>
-          <w:bCs/>
-        </w:rPr>
-        <w:t>Perfil y persistencia (T02).</w:t>
-      </w:r>
-      <w:r>
-        <w:t xml:space="preserve"> </w:t>
+        <w:t xml:space="preserve">En el perfil y la persistencia (T02), </w:t>
       </w:r>
       <w:r>
         <w:rPr>
@@ -2464,10 +2450,10 @@
         <w:t>PlayerProfile</w:t>
       </w:r>
       <w:r>
-        <w:t xml:space="preserve"> guarda la lista cerrada que fija RNF-09 tras INC-27: nombre o alias, nivel alcanzado y fases confirmadas con sus cuatro indicadores. No tiene campo de puntaje, y el código lo explica en un comentario para que una mejora futura no lo añada (CP-03, RF-17). Crear un perfil devuelve un resultado tipado en lugar de lanzar una excepción, porque el nombre vacío y el duplicado son flujos alternos previstos de HU-01; el acta D02 añadió un tercer rechazo, el nombre que no sirve como nombre de archivo, </w:t>
-      </w:r>
-      <w:r>
-        <w:t xml:space="preserve">ya que con separadores de ruta escribiría fuera de la carpeta portable. </w:t>
+        <w:t xml:space="preserve"> guarda la lista cerrada que fija RNF-09 tras INC-27: nombre o alias, nivel alcanzado y fases confirmadas con sus cuatro indicadores. No tiene campo de puntaje, y el código lo explica en un comentario para que una mejora futura no lo añada (CP-03, RF-17). Crear un perfil devuelve un resultado tipado en lugar de lanzar una excepción, porque el nombre vacío y el duplicado son flujos alternos previstos de HU-01; el acta D02 añadió un tercer rechazo, el nombre que no sirve como nombre de archivo, y</w:t>
+      </w:r>
+      <w:r>
+        <w:t xml:space="preserve">a que con separadores de ruta escribiría fuera de la carpeta portable. </w:t>
       </w:r>
       <w:r>
         <w:rPr>
@@ -2530,10 +2516,10 @@
         <w:t>IFileSystem</w:t>
       </w:r>
       <w:r>
-        <w:t xml:space="preserve"> permite probar el guardado sin disco y simular la carpeta de solo lectura. Por decisión del acta D02, reconfirmar una fase ya confirmada conserva el registro del primer int</w:t>
-      </w:r>
-      <w:r>
-        <w:t>ento.</w:t>
+        <w:t xml:space="preserve"> permite probar el guardado sin disco y simular la carpeta de solo lectura. Por decisión del acta D02, reconfirmar una fase ya confirmada conserva el registro del primer inte</w:t>
+      </w:r>
+      <w:r>
+        <w:t>nto.</w:t>
       </w:r>
     </w:p>
     <w:p>
@@ -2541,14 +2527,7 @@
         <w:pStyle w:val="TextoOE3"/>
       </w:pPr>
       <w:r>
-        <w:rPr>
-          <w:b/>
-          <w:bCs/>
-        </w:rPr>
-        <w:t>Máquina de estados (T03).</w:t>
-      </w:r>
-      <w:r>
-        <w:t xml:space="preserve"> </w:t>
+        <w:t xml:space="preserve">En la máquina de estados (T03), </w:t>
       </w:r>
       <w:r>
         <w:rPr>
@@ -2647,10 +2626,10 @@
         <w:t>Narrative</w:t>
       </w:r>
       <w:r>
-        <w:t xml:space="preserve"> se parametriza con el identificador de la sec</w:t>
-      </w:r>
-      <w:r>
-        <w:t xml:space="preserve">uencia y no con el asset, que vive en </w:t>
+        <w:t xml:space="preserve"> se parametriza con el identificador de la secu</w:t>
+      </w:r>
+      <w:r>
+        <w:t xml:space="preserve">encia y no con el asset, que vive en </w:t>
       </w:r>
       <w:r>
         <w:rPr>
@@ -2676,29 +2655,16 @@
         <w:pStyle w:val="TextoOE3"/>
       </w:pPr>
       <w:r>
-        <w:rPr>
-          <w:b/>
-          <w:bCs/>
-        </w:rPr>
-        <w:t xml:space="preserve">Adaptadores y escena </w:t>
-      </w:r>
-      <w:r>
-        <w:rPr>
-          <w:rStyle w:val="CdigoenlneaOE3"/>
-          <w:b/>
-          <w:bCs/>
+        <w:t xml:space="preserve">En los adaptadores y la escena </w:t>
+      </w:r>
+      <w:r>
+        <w:rPr>
+          <w:rStyle w:val="CdigoenlneaOE3"/>
         </w:rPr>
         <w:t>Boot</w:t>
       </w:r>
       <w:r>
-        <w:rPr>
-          <w:b/>
-          <w:bCs/>
-        </w:rPr>
-        <w:t xml:space="preserve"> (T04).</w:t>
-      </w:r>
-      <w:r>
-        <w:t xml:space="preserve"> </w:t>
+        <w:t xml:space="preserve"> (T04), </w:t>
       </w:r>
       <w:r>
         <w:rPr>
@@ -2808,14 +2774,7 @@
         <w:pStyle w:val="TextoOE3"/>
       </w:pPr>
       <w:r>
-        <w:rPr>
-          <w:b/>
-          <w:bCs/>
-        </w:rPr>
-        <w:t>Medición de la carga (T04b y D10-5).</w:t>
-      </w:r>
-      <w:r>
-        <w:t xml:space="preserve"> En la revisión del punto de control A se comprobó que </w:t>
+        <w:t xml:space="preserve">En la revisión del punto de control A, sobre la medición de la carga (T04b y D10-5), se comprobó que </w:t>
       </w:r>
       <w:r>
         <w:rPr>
@@ -2860,10 +2819,7 @@
         <w:t>LoadSceneAsync</w:t>
       </w:r>
       <w:r>
-        <w:t>, con el cronómetro cerrado al completarse la operación. El 1 de octubre, con la tarjeta D10-5, cada carg</w:t>
-      </w:r>
-      <w:r>
-        <w:t xml:space="preserve">a deja además en el registro del reproductor la línea </w:t>
+        <w:t xml:space="preserve">, con el cronómetro cerrado al completarse la operación. El 1 de octubre, con la tarjeta D10-5, cada carga deja además en el registro del reproductor la línea </w:t>
       </w:r>
       <w:r>
         <w:rPr>
@@ -2872,11 +2828,11 @@
         <w:t>RNF-04: «&lt;escena&gt;» cargó en &lt;segundos&gt; s</w:t>
       </w:r>
       <w:r>
-        <w:t xml:space="preserve">, con tres decimales, punto decimal en cualquier configuración regional y sin pila de llamadas. La cifra no llega nunca a la pantalla del estudiante (CP-03) y el aviso de más de diez segundos </w:t>
+        <w:t xml:space="preserve">, con tres decimales, punto decimal en cualquier configuración regional y sin pila de llamadas. La cifra </w:t>
       </w:r>
       <w:r>
         <w:lastRenderedPageBreak/>
-        <w:t xml:space="preserve">se conserva. La prueba </w:t>
+        <w:t xml:space="preserve">no llega nunca a la pantalla del estudiante (CP-03) y el aviso de más de diez segundos se conserva. La prueba </w:t>
       </w:r>
       <w:r>
         <w:rPr>
@@ -2885,10 +2841,10 @@
         <w:t>SceneLoader_RNF04_CadaCargaDejaSuTiempoEnElRegistro</w:t>
       </w:r>
       <w:r>
-        <w:t xml:space="preserve"> salió en rojo con la lista de líneas vacía y fija una cultura de coma decimal para comprobar el formato. Esa línea es el instrumento con que se midió R</w:t>
-      </w:r>
-      <w:r>
-        <w:t>NF-04 sobre el ejecutable (documento principal, apartado 8.3).</w:t>
+        <w:t xml:space="preserve"> salió en rojo con la lista de líneas vacía y f</w:t>
+      </w:r>
+      <w:r>
+        <w:t>ija una cultura de coma decimal para comprobar el formato. Esa línea es el instrumento con que se midió RNF-04 sobre el ejecutable (documento principal, apartado 8.3).</w:t>
       </w:r>
     </w:p>
     <w:p>
@@ -2912,14 +2868,7 @@
         <w:pStyle w:val="TextoOE3"/>
       </w:pPr>
       <w:r>
-        <w:rPr>
-          <w:b/>
-          <w:bCs/>
-        </w:rPr>
-        <w:t>Pantalla de inicio (T05).</w:t>
-      </w:r>
-      <w:r>
-        <w:t xml:space="preserve"> </w:t>
+        <w:t xml:space="preserve">En la pantalla de inicio (T05), </w:t>
       </w:r>
       <w:r>
         <w:rPr>
@@ -2955,10 +2904,10 @@
         <w:t>DiskFileSystem</w:t>
       </w:r>
       <w:r>
-        <w:t xml:space="preserve"> comprueba con un archivo de sonda que la carpeta sea escribible (y desde el ejecutable del corte escribe cada perfil en un temporal que pone en su s</w:t>
-      </w:r>
-      <w:r>
-        <w:t xml:space="preserve">itio con un reemplazo, para que un cierre a mitad de la escritura no deje un perfil truncado; documento principal, apartado 3.5), </w:t>
+        <w:t xml:space="preserve"> comprueba con un archivo de sonda que la carpeta sea escribible (y desde el ejecutable del corte escribe cada perfil en un temporal que pone en su si</w:t>
+      </w:r>
+      <w:r>
+        <w:t xml:space="preserve">tio con un reemplazo, para que un cierre a mitad de la escritura no deje un perfil truncado; documento principal, apartado 3.5), </w:t>
       </w:r>
       <w:r>
         <w:rPr>
@@ -2985,10 +2934,10 @@
         <w:t>IProfileSaver</w:t>
       </w:r>
       <w:r>
-        <w:t xml:space="preserve"> es lo único que conoce la interfaz que guarda al salir. La pantalla ofrece hoy, además de «Jugar», «Créditos» y «Salir», la opción «Progreso del equipo» y la confirmación de salida con el aviso de l</w:t>
-      </w:r>
-      <w:r>
-        <w:t>a ruta de respaldo; esas piezas son del Slice 4 y se describen en el Anexo G, apartado 2.5.</w:t>
+        <w:t xml:space="preserve"> es lo único que conoce la interfaz que guarda al salir. La pantalla ofrece hoy, además de «Jugar», «Créditos» y «Salir», la opción «Progreso del equipo» y la confirmación de salida con el aviso de la</w:t>
+      </w:r>
+      <w:r>
+        <w:t xml:space="preserve"> ruta de respaldo; esas piezas son del Slice 4 y se describen en el Anexo G, apartado 2.5.</w:t>
       </w:r>
     </w:p>
     <w:p>
@@ -2996,14 +2945,7 @@
         <w:pStyle w:val="TextoOE3"/>
       </w:pPr>
       <w:r>
-        <w:rPr>
-          <w:b/>
-          <w:bCs/>
-        </w:rPr>
-        <w:t>Perfil de un solo nombre (T06).</w:t>
-      </w:r>
-      <w:r>
-        <w:t xml:space="preserve"> La selección de perfil es un panel dentro de </w:t>
+        <w:t xml:space="preserve">En el perfil de un solo nombre (T06), la selección es un panel dentro de </w:t>
       </w:r>
       <w:r>
         <w:rPr>
@@ -3021,10 +2963,10 @@
         <w:t>ProfileSelectContent</w:t>
       </w:r>
       <w:r>
-        <w:t xml:space="preserve"> desde el 29 de septiembre (INC-104): «Escribe</w:t>
-      </w:r>
-      <w:r>
-        <w:t xml:space="preserve"> un nombre para empezar.», «Ya hay un perfil con ese nombre. Elige otro.» y «Ese nombre no se puede usar. Prueba con otro.». Un perfil nuevo alcanza solo el Nivel 1 y entra directamente a la narrativa de apertura (HU-01, flujo alterno FA-03). En el ejecutable del corte el panel muestra tres perfiles por página, con dos flechas para pasar de página que calcula </w:t>
+        <w:t xml:space="preserve"> desde el 29 de septiembre (INC-104): «Escribe un nombre para empezar.», «Ya hay un perfil c</w:t>
+      </w:r>
+      <w:r>
+        <w:t xml:space="preserve">on ese nombre. Elige otro.» y «Ese nombre no se puede usar. Prueba con otro.». Un perfil nuevo alcanza solo el Nivel 1 y entra directamente a la narrativa de apertura (HU-01, flujo alterno FA-03). En el ejecutable del corte el panel muestra tres perfiles por página, con dos flechas para pasar de página que calcula </w:t>
       </w:r>
       <w:r>
         <w:rPr>
@@ -3042,10 +2984,10 @@
         <w:t>ScrollRect</w:t>
       </w:r>
       <w:r>
-        <w:t>, de modo que con un curso entero ningún perfil queda fuera de alcance; elegir un perfil cuyo arc</w:t>
-      </w:r>
-      <w:r>
-        <w:t>hivo no se puede leer muestra «No se pudo abrir ese perfil. Avisa a tu profe.» en lugar de detener el juego.</w:t>
+        <w:t>, de modo que con un curso entero ningún perfil queda fuera de alcance; elegir un perfil cuyo archivo no se puede leer muestra «No se pudo abri</w:t>
+      </w:r>
+      <w:r>
+        <w:t>r ese perfil. Avisa a tu profe.» en lugar de detener el juego.</w:t>
       </w:r>
     </w:p>
     <w:p>
@@ -3053,14 +2995,7 @@
         <w:pStyle w:val="TextoOE3"/>
       </w:pPr>
       <w:r>
-        <w:rPr>
-          <w:b/>
-          <w:bCs/>
-        </w:rPr>
-        <w:t>Menú de niveles (T07).</w:t>
-      </w:r>
-      <w:r>
-        <w:t xml:space="preserve"> </w:t>
+        <w:t xml:space="preserve">En el menú de niveles (T07), </w:t>
       </w:r>
       <w:r>
         <w:rPr>
@@ -3069,7 +3004,11 @@
         <w:t>LevelUnlockPolicy</w:t>
       </w:r>
       <w:r>
-        <w:t>, en C# plano, habilita el nivel siguiente al completar uno y nunca retrocede, de modo que un fallo posterior no vuelve a bloquear nada (CP-02, RF-41). Los tres niveles se ven siempre; el bloqueado lleva un candado y la palabra «Bloqueado» además de atenuarse, y no responde al clic (RNF-19). Desde el 10 de septiembre cada ficha declara la secuencia con que abre su nivel (</w:t>
+        <w:t xml:space="preserve">, en C# plano, habilita el nivel siguiente al completar uno y nunca retrocede, de modo que un fallo posterior no vuelve a bloquear nada (CP-02, RF-41). Los tres niveles se ven siempre; el bloqueado lleva un candado y la palabra «Bloqueado» además de atenuarse, y no responde al clic (RNF-19). Desde el 10 de septiembre cada ficha declara la secuencia con que abre su nivel </w:t>
+      </w:r>
+      <w:r>
+        <w:lastRenderedPageBreak/>
+        <w:t>(</w:t>
       </w:r>
       <w:r>
         <w:rPr>
@@ -3087,23 +3026,19 @@
         <w:t>N{n}_Apertura</w:t>
       </w:r>
       <w:r>
-        <w:t xml:space="preserve"> solo acertaba en el Nivel 1: hoy </w:t>
-      </w:r>
-      <w:r>
-        <w:lastRenderedPageBreak/>
-        <w:t xml:space="preserve">las fichas abren </w:t>
-      </w:r>
-      <w:r>
-        <w:rPr>
-          <w:rStyle w:val="CdigoenlneaOE3"/>
-        </w:rPr>
-        <w:t>N1_Aper</w:t>
-      </w:r>
-      <w:r>
-        <w:rPr>
-          <w:rStyle w:val="CdigoenlneaOE3"/>
-        </w:rPr>
-        <w:t>tura</w:t>
+        <w:t xml:space="preserve"> solo acertaba en el Nivel 1: hoy las fichas abren </w:t>
+      </w:r>
+      <w:r>
+        <w:rPr>
+          <w:rStyle w:val="CdigoenlneaOE3"/>
+        </w:rPr>
+        <w:t>N1_Apert</w:t>
+      </w:r>
+      <w:r>
+        <w:rPr>
+          <w:rStyle w:val="CdigoenlneaOE3"/>
+        </w:rPr>
+        <w:t>ura</w:t>
       </w:r>
       <w:r>
         <w:t xml:space="preserve">, </w:t>
@@ -3132,14 +3067,7 @@
         <w:pStyle w:val="TextoOE3"/>
       </w:pPr>
       <w:r>
-        <w:rPr>
-          <w:b/>
-          <w:bCs/>
-        </w:rPr>
-        <w:t>Créditos (T08).</w:t>
-      </w:r>
-      <w:r>
-        <w:t xml:space="preserve"> La escena </w:t>
+        <w:t xml:space="preserve">En los créditos (T08), la escena </w:t>
       </w:r>
       <w:r>
         <w:rPr>
@@ -3157,10 +3085,10 @@
         <w:t>CreditsContent</w:t>
       </w:r>
       <w:r>
-        <w:t>. Desde la revisión visual, los papeles del proyecto se pintan como una rejilla de pares papel y persona, y el cuerpo reconoce la autoría de los personajes, basados en la Familia Anonaky, de Bibiana Patricia Rey Barrote y Luis Eduardo Benavides Porras, usados con autorización escrita de sus autores; termina con dos líneas sobre el origen de los recursos visuales: «Entornos, objetos e interfaz: originales del proyecto, salvo los iconos de pausa.» e «Iconos de</w:t>
-      </w:r>
-      <w:r>
-        <w:t xml:space="preserve"> pausa: Phosphor Icons, licencia MIT.» (INC-127; Anexo E). Como pantalla no jugable, los créditos se desplazan con su barra, excepción que recoge HU-18 (INC-80).</w:t>
+        <w:t>. Desde la revisión visual, los papeles del proyecto se pintan como una rejilla de pares papel y persona, y el cuerpo reconoce la autoría de los personajes, basados en la Familia Anonaky, de Bibiana Patricia Rey Barrote y Luis Eduardo Benavides Porras, usados con autorización escrita de sus autores; termina con dos líneas sobre el origen de los recursos visuales: «Entornos, objetos e interfaz: originales del proyecto, salvo los iconos de pausa.» e «Iconos de pausa: Pho</w:t>
+      </w:r>
+      <w:r>
+        <w:t>sphor Icons, licencia MIT.» (INC-127; Anexo E). Como pantalla no jugable, los créditos se desplazan con su barra, excepción que recoge HU-18 (INC-80).</w:t>
       </w:r>
     </w:p>
     <w:p>
@@ -3168,29 +3096,16 @@
         <w:pStyle w:val="TextoOE3"/>
       </w:pPr>
       <w:r>
-        <w:rPr>
-          <w:b/>
-          <w:bCs/>
-        </w:rPr>
-        <w:t xml:space="preserve">Arranque fuera de </w:t>
-      </w:r>
-      <w:r>
-        <w:rPr>
-          <w:rStyle w:val="CdigoenlneaOE3"/>
-          <w:b/>
-          <w:bCs/>
+        <w:t xml:space="preserve">Al probar las escenas de la fase sueltas en el Editor, fuera de </w:t>
+      </w:r>
+      <w:r>
+        <w:rPr>
+          <w:rStyle w:val="CdigoenlneaOE3"/>
         </w:rPr>
         <w:t>Boot</w:t>
       </w:r>
       <w:r>
-        <w:rPr>
-          <w:b/>
-          <w:bCs/>
-        </w:rPr>
-        <w:t xml:space="preserve"> (T08b).</w:t>
-      </w:r>
-      <w:r>
-        <w:t xml:space="preserve"> Al probar las escenas de la fase sueltas en el Editor, cada botón lanzaba una excepción porque los objetos persistentes solo los crea </w:t>
+        <w:t xml:space="preserve"> (T08b), cada botón lanzaba una excepción porque los objetos persistentes solo los crea </w:t>
       </w:r>
       <w:r>
         <w:rPr>
@@ -3216,14 +3131,7 @@
         <w:pStyle w:val="TextoOE3"/>
       </w:pPr>
       <w:r>
-        <w:rPr>
-          <w:b/>
-          <w:bCs/>
-        </w:rPr>
-        <w:t>Revisión visual (8 y 9 de septiembre).</w:t>
-      </w:r>
-      <w:r>
-        <w:t xml:space="preserve"> Los commits </w:t>
+        <w:t xml:space="preserve">En la revisión visual (8 y 9 de septiembre), los commits </w:t>
       </w:r>
       <w:r>
         <w:rPr>
@@ -3250,10 +3158,10 @@
         <w:t>ButtonPressFeedback</w:t>
       </w:r>
       <w:r>
-        <w:t xml:space="preserve"> baja la cara 4 px mientras se sostiene el clic, no acumula el desplazamiento y no hunde un botón no interactivo, como el de un nivel bloqueado, porque hundirse promete que el clic hizo algo. La misma revisión añadió el borrado de un p</w:t>
-      </w:r>
-      <w:r>
-        <w:t xml:space="preserve">erfil desde su fila del panel (RF-47): pulsar la papelera abre la pregunta «¿Borras el perfil de {nombre}?» con «Conservar» como opción prominente, y </w:t>
+        <w:t xml:space="preserve"> baja la cara 4 px mientras se sostiene el clic, no acumula el desplazamiento y no hunde un botón no interactivo, como el de un nivel bloqueado, porque hundirse promete que el clic hizo algo. La misma revisión añadió el borrado de un perfil desde s</w:t>
+      </w:r>
+      <w:r>
+        <w:t xml:space="preserve">u fila del panel (RF-47): pulsar la papelera abre la pregunta «¿Borras el perfil de {nombre}?» con «Conservar» como opción prominente, y </w:t>
       </w:r>
       <w:r>
         <w:rPr>
@@ -3279,14 +3187,7 @@
         <w:pStyle w:val="TextoOE3"/>
       </w:pPr>
       <w:r>
-        <w:rPr>
-          <w:b/>
-          <w:bCs/>
-        </w:rPr>
-        <w:t>El primer ejecutable portable (8 de septiembre).</w:t>
-      </w:r>
-      <w:r>
-        <w:t xml:space="preserve"> El comando </w:t>
+        <w:t xml:space="preserve">El primer ejecutable portable salió del comando </w:t>
       </w:r>
       <w:r>
         <w:rPr>
@@ -3295,7 +3196,7 @@
         <w:t>unity build</w:t>
       </w:r>
       <w:r>
-        <w:t xml:space="preserve"> produjo un ejecutable de 137 MB con cinco escenas y </w:t>
+        <w:t xml:space="preserve"> el 8 de septiembre: 137 MB, con cinco escenas y </w:t>
       </w:r>
       <w:r>
         <w:rPr>
@@ -3304,7 +3205,10 @@
         <w:t>Boot</w:t>
       </w:r>
       <w:r>
-        <w:t xml:space="preserve"> de primera. La primera ejecución creó </w:t>
+        <w:t xml:space="preserve"> </w:t>
+      </w:r>
+      <w:r>
+        <w:t xml:space="preserve">de primera. La primera ejecución creó </w:t>
       </w:r>
       <w:r>
         <w:rPr>
@@ -3349,10 +3253,10 @@
         <w:t>Player.log</w:t>
       </w:r>
       <w:r>
-        <w:t xml:space="preserve"> y archivos del módulo de analítica, sin ningún dato del estudiante. Las decisiones D2 y D3 del 29 de septiembre (INC-97) apagaron esos servicios en la configuración del proyecto sin retirar paquetes del manifiesto: el ejecutable se identifica como «Al</w:t>
-      </w:r>
-      <w:r>
-        <w:t xml:space="preserve">goritmia», con «Universidad Catolica de Colombia» como compañía, y tiene la analítica, la pantalla de presentación del motor y el paso a pantalla completa con Alt+Intro apagados, y </w:t>
+        <w:t xml:space="preserve"> y archivos del módulo de analítica, sin ningún dato del estudiante. Las decisiones D2 y D3 del 29 de septiembre (INC-97) apagaron esos servicios en la configuración del proyecto sin retirar paq</w:t>
+      </w:r>
+      <w:r>
+        <w:t xml:space="preserve">uetes del manifiesto: el ejecutable se identifica como «Algoritmia», con «Universidad Catolica de Colombia» como compañía, y tiene la analítica, la pantalla de presentación del motor y el paso a pantalla completa con Alt+Intro apagados, y </w:t>
       </w:r>
       <w:r>
         <w:rPr>
@@ -3370,14 +3274,14 @@
         <w:t>UnityServicesOff</w:t>
       </w:r>
       <w:r>
-        <w:t xml:space="preserve"> apaga además al compilar los servicios que el Editor tenga encendidos en memoria y hace fallar la compilación si el juego compilado nombra sus servidores (documento principal, apartado 3.6). El registro del reproductor se conserva porque las sesiones de</w:t>
-      </w:r>
-      <w:r>
-        <w:t xml:space="preserve">l OE4 lo leen; el detalle está en el Anexo </w:t>
+        <w:t xml:space="preserve"> apaga además al compilar los servicios que el Editor tenga encendidos en memoria y hace fallar la compilación si el juego compilado nombra sus servidores (documento principal, apartado 3.6). El r</w:t>
+      </w:r>
+      <w:r>
+        <w:t xml:space="preserve">egistro del reproductor se conserva porque las sesiones del OE4 lo leen; el detalle está en el Anexo G, apartado 2.5. El </w:t>
       </w:r>
       <w:r>
         <w:lastRenderedPageBreak/>
-        <w:t>G, apartado 2.5. El ejecutable del corte tiene doce escenas y sus mediciones se presentan en el documento principal, apartado 8.3.</w:t>
+        <w:t>ejecutable del corte tiene doce escenas y sus mediciones se presentan en el documento principal, apartado 8.3.</w:t>
       </w:r>
     </w:p>
     <w:p>
@@ -3401,14 +3305,7 @@
         <w:pStyle w:val="TextoOE3"/>
       </w:pPr>
       <w:r>
-        <w:rPr>
-          <w:b/>
-          <w:bCs/>
-        </w:rPr>
-        <w:t>La narrativa como contenido (T09 y T10).</w:t>
-      </w:r>
-      <w:r>
-        <w:t xml:space="preserve"> </w:t>
+        <w:t xml:space="preserve">En la narrativa como contenido (T09 y T10), </w:t>
       </w:r>
       <w:r>
         <w:rPr>
@@ -3462,10 +3359,10 @@
         <w:t>GameFlow</w:t>
       </w:r>
       <w:r>
-        <w:t xml:space="preserve"> contra su lista de assets y reproduce la secuencia sin una sola condición </w:t>
-      </w:r>
-      <w:r>
-        <w:t xml:space="preserve">por escena, de modo que añadir una escena narrativa es crear un asset. La escena </w:t>
+        <w:t xml:space="preserve"> contra su lista de assets y reproduce la secuencia sin una sola condición p</w:t>
+      </w:r>
+      <w:r>
+        <w:t xml:space="preserve">or escena, de modo que añadir una escena narrativa es crear un asset. La escena </w:t>
       </w:r>
       <w:r>
         <w:rPr>
@@ -3483,10 +3380,10 @@
         <w:t>NarrativeSequence_RNF01_NingunaOracionSupera20Palabras</w:t>
       </w:r>
       <w:r>
-        <w:t xml:space="preserve"> lo verifica sobre el contenido de todos los assets. Hoy cada</w:t>
-      </w:r>
-      <w:r>
-        <w:t xml:space="preserve"> secuencia declara también a dónde sale: </w:t>
+        <w:t xml:space="preserve"> lo verifica sobre el contenido de todos los assets. Hoy cada </w:t>
+      </w:r>
+      <w:r>
+        <w:t xml:space="preserve">secuencia declara también a dónde sale: </w:t>
       </w:r>
       <w:r>
         <w:rPr>
@@ -3531,10 +3428,10 @@
         <w:t>IsReflectiveClosing</w:t>
       </w:r>
       <w:r>
-        <w:t>), y si no hay ninguna vuelve al menú de niveles. La ilustración ocupa la pantalla entera desde el 8 de septiembre y la puesta en escena por paradas de cámara, luz, objetos y personajes llegó con otras tareas (Anexo C, apartado 2.2, y Anexo F</w:t>
-      </w:r>
-      <w:r>
-        <w:t>).</w:t>
+        <w:t>), y si no hay ninguna vuelve al menú de niveles. La ilustración ocupa la pantalla entera desde el 8 de septiembre y la puesta en escena por paradas de cámara, luz, objetos y personajes llegó con otras tareas (Anexo C, apartado 2.2, y Anexo F)</w:t>
+      </w:r>
+      <w:r>
+        <w:t>.</w:t>
       </w:r>
     </w:p>
     <w:p>
@@ -3542,29 +3439,16 @@
         <w:pStyle w:val="TextoOE3"/>
       </w:pPr>
       <w:r>
-        <w:rPr>
-          <w:b/>
-          <w:bCs/>
-        </w:rPr>
-        <w:t xml:space="preserve">Play arranca en </w:t>
-      </w:r>
-      <w:r>
-        <w:rPr>
-          <w:rStyle w:val="CdigoenlneaOE3"/>
-          <w:b/>
-          <w:bCs/>
+        <w:t xml:space="preserve">Para que Play arranque en </w:t>
+      </w:r>
+      <w:r>
+        <w:rPr>
+          <w:rStyle w:val="CdigoenlneaOE3"/>
         </w:rPr>
         <w:t>Boot</w:t>
       </w:r>
       <w:r>
-        <w:rPr>
-          <w:b/>
-          <w:bCs/>
-        </w:rPr>
-        <w:t xml:space="preserve"> (T10b y T14b).</w:t>
-      </w:r>
-      <w:r>
-        <w:t xml:space="preserve"> </w:t>
+        <w:t xml:space="preserve"> (T10b y T14b), </w:t>
       </w:r>
       <w:r>
         <w:rPr>
@@ -3602,14 +3486,7 @@
         <w:pStyle w:val="TextoOE3"/>
       </w:pPr>
       <w:r>
-        <w:rPr>
-          <w:b/>
-          <w:bCs/>
-        </w:rPr>
-        <w:t>La ayuda son dos mecanismos (T11).</w:t>
-      </w:r>
-      <w:r>
-        <w:t xml:space="preserve"> </w:t>
+        <w:t xml:space="preserve">La ayuda se divide en dos mecanismos (T11). </w:t>
       </w:r>
       <w:r>
         <w:rPr>
@@ -3654,14 +3531,14 @@
         <w:t>RegisterFailedAttempt()</w:t>
       </w:r>
       <w:r>
-        <w:t xml:space="preserve"> devuelve la pista al tercer fallo seguido </w:t>
-      </w:r>
-      <w:r>
-        <w:t xml:space="preserve">y reinicia la cuenta, igual que un acierto o el cambio de tarea, ya que solo hay una tarea activa a la vez </w:t>
+        <w:t xml:space="preserve"> devuelve la pista al tercer fallo seguido y</w:t>
+      </w:r>
+      <w:r>
+        <w:t xml:space="preserve"> reinicia la cuenta, igual que un acierto o el cambio de tarea, ya que solo hay una </w:t>
       </w:r>
       <w:r>
         <w:lastRenderedPageBreak/>
-        <w:t xml:space="preserve">(RNF-03). El umbral es de tres por defecto y el nivel lo toma de su configuración. </w:t>
+        <w:t xml:space="preserve">tarea activa a la vez (RNF-03). El umbral es de tres por defecto y el nivel lo toma de su configuración. </w:t>
       </w:r>
       <w:r>
         <w:rPr>
@@ -3670,10 +3547,10 @@
         <w:t>N1_Guia</w:t>
       </w:r>
       <w:r>
-        <w:t xml:space="preserve"> tiene hoy tres pasos, con estas instrucciones: «Reúne todas las hojas y las dos piedras en el centro de la pantalla.», «Elige la fuerza y qué tan cerca van las piedras, y golpea para hacer chispas.» y «Sopla despacio sobre el montón de hojas para avivar el humo.». La pista de golpear pregunta sin resolver: «¿Qué </w:t>
-      </w:r>
-      <w:r>
-        <w:t>cambiarías antes del próximo golpe?». La ayuda escribe la instrucción en la tablilla de mensajes, sin abrir un cuadro que haya que cerrar (INC-63).</w:t>
+        <w:t xml:space="preserve"> tiene hoy tres pasos, con estas instrucciones: «Reúne todas las hojas y las dos piedras en el centro de la pantalla.», «Elige la fuerza y qué tan cerca van las piedras, y golpea para hacer chispas.» y «Sopla despacio sobre el montón de hojas para avivar el humo.». La pista de golpear pregunta sin resolver: «¿Qué c</w:t>
+      </w:r>
+      <w:r>
+        <w:t>ambiarías antes del próximo golpe?». La ayuda escribe la instrucción en la tablilla de mensajes, sin abrir un cuadro que haya que cerrar (INC-63).</w:t>
       </w:r>
     </w:p>
     <w:p>
@@ -3681,14 +3558,7 @@
         <w:pStyle w:val="TextoOE3"/>
       </w:pPr>
       <w:r>
-        <w:rPr>
-          <w:b/>
-          <w:bCs/>
-        </w:rPr>
-        <w:t>La regla de «Omitir».</w:t>
-      </w:r>
-      <w:r>
-        <w:t xml:space="preserve"> RF-06 permite omitir una escena ya vista, y guardar en el perfil las escenas vistas ampliaría la lista cerrada de RNF-09. «Ya vista» se deriva por eso del progreso, y el comentario de </w:t>
+        <w:t xml:space="preserve">La regla de «Omitir» parte de que RF-06 permite omitir una escena ya vista, y guardar en el perfil las escenas vistas ampliaría la lista cerrada de RNF-09. «Ya vista» se deriva por eso del progreso, y el comentario de </w:t>
       </w:r>
       <w:r>
         <w:rPr>
@@ -3697,10 +3567,10 @@
         <w:t>NarrativeVisitPolicy</w:t>
       </w:r>
       <w:r>
-        <w:t xml:space="preserve"> lo explica para que nadie añada el campo al perfil. La regla se ajustó dos veces. Desde el 10 de septiembre el cierre reflexivo cuenta como visto solo si el nivel siguiente ya está desbloqueado, porque se llega a él justo después de confirmar la última fase; de ahí el orden que debe seguir quien cierre un</w:t>
-      </w:r>
-      <w:r>
-        <w:t xml:space="preserve"> nivel: primero el cierre reflexivo y después el desbloqueo. Desde el 17 de septiembre las demás escenas cuentan como vistas cuando el perfil ya confirmó la última fase de su nivel, porque con «alguna fase» la escena 2.2 ofrecía omitir la primera vez que se veía. INC-69 llevó esa regla a los documentos el 29 de septiembre: «Omitir» salta solo la escena en curso y los diálogos avanzan con «Continuar». El 1 de octubre, con D10-5, la prueba </w:t>
+        <w:t xml:space="preserve"> lo explica para que nadie añada el campo al perfil. La regla se ajustó dos veces. Desde el 10 de septiembre el cierre reflexivo cuenta como visto solo si el nivel siguiente ya está desbloqueado, porque se llega a él justo después de confirmar la última fase; de ahí el orden que debe seguir quien cierre un nivel: primero el cierre reflexivo y después el desbloqueo. Desde el 17 de septiembre las demás escenas cuentan como vistas cuando el perfil ya confirmó la última fase de su nivel, por</w:t>
+      </w:r>
+      <w:r>
+        <w:t xml:space="preserve">que con «alguna fase» la escena 2.2 ofrecía omitir la primera vez que se veía. INC-69 llevó esa regla a los documentos el 29 de septiembre: «Omitir» salta solo la escena en curso y los diálogos avanzan con «Continuar». El 1 de octubre, con D10-5, la prueba </w:t>
       </w:r>
       <w:r>
         <w:rPr>
@@ -3718,7 +3588,10 @@
         <w:t>N1_Apertura</w:t>
       </w:r>
       <w:r>
-        <w:t xml:space="preserve"> con el perfil que deja el Nivel 1 terminado y exige el botón. Nació en verde y se validó con dos mutaciones, una del perfil de la prueba y otra de la regla de producción, que la pusieron en rojo.</w:t>
+        <w:t xml:space="preserve"> con el perfil que deja el Nivel 1 terminado y exige el botón. Nació en verde y se validó con dos mutaciones, una del perfil de la pru</w:t>
+      </w:r>
+      <w:r>
+        <w:t>eba y otra de la regla de producción, que la pusieron en rojo.</w:t>
       </w:r>
     </w:p>
     <w:p>
@@ -3751,10 +3624,7 @@
         <w:t>FireLevelConfig</w:t>
       </w:r>
       <w:r>
-        <w:t xml:space="preserve"> </w:t>
-      </w:r>
-      <w:r>
-        <w:t xml:space="preserve">reunía los parámetros ajustables jugando, fuera del código (CT-05). </w:t>
+        <w:t xml:space="preserve"> reunía los parámetros ajustables jugando, fuera del código (CT-05). </w:t>
       </w:r>
       <w:r>
         <w:rPr>
@@ -3787,13 +3657,16 @@
         <w:rPr>
           <w:rStyle w:val="CdigoenlneaOE3"/>
         </w:rPr>
-        <w:t>Level1_Cave</w:t>
-      </w:r>
-      <w:r>
-        <w:t xml:space="preserve"> (T14) se a</w:t>
-      </w:r>
-      <w:r>
-        <w:t xml:space="preserve">rmó con el mapa de controles </w:t>
+        <w:t>Level1</w:t>
+      </w:r>
+      <w:r>
+        <w:rPr>
+          <w:rStyle w:val="CdigoenlneaOE3"/>
+        </w:rPr>
+        <w:t>_Cave</w:t>
+      </w:r>
+      <w:r>
+        <w:t xml:space="preserve"> (T14) se armó con el mapa de controles </w:t>
       </w:r>
       <w:r>
         <w:rPr>
@@ -4055,14 +3928,7 @@
         <w:pStyle w:val="PrimerprrafoOE3"/>
       </w:pPr>
       <w:r>
-        <w:rPr>
-          <w:b/>
-          <w:bCs/>
-        </w:rPr>
-        <w:t>Fase 5 (12 y 13 de septiembre).</w:t>
-      </w:r>
-      <w:r>
-        <w:t xml:space="preserve"> T20 reescribió las cuatro narrativas del nivel con el texto completo del guion, con Algoritm como hablante en lugar de «Chispa» (INC-44), y remapeó sus paradas de cámara, cada una con su estado de luz. Para esa luz nació la capa de oscuridad: el shader </w:t>
+        <w:t xml:space="preserve">En la Fase 5 (12 y 13 de septiembre), T20 reescribió las cuatro narrativas del nivel con el texto completo del guion, con Algoritm como hablante en lugar de «Chispa» (INC-44), y remapeó sus paradas de cámara, cada una con su estado de luz. Para esa luz nació la capa de oscuridad: el shader </w:t>
       </w:r>
       <w:r>
         <w:rPr>
@@ -4071,11 +3937,11 @@
         <w:t>fx_oscuridad</w:t>
       </w:r>
       <w:r>
-        <w:t xml:space="preserve"> multiplica sobre la ilustración un charco de luz radial sobre </w:t>
+        <w:t xml:space="preserve"> multiplica sobre la ilustración un charco de luz radial </w:t>
       </w:r>
       <w:r>
         <w:lastRenderedPageBreak/>
-        <w:t xml:space="preserve">un fondo atenuado, y </w:t>
+        <w:t xml:space="preserve">sobre un fondo atenuado, y </w:t>
       </w:r>
       <w:r>
         <w:rPr>
@@ -4093,10 +3959,7 @@
         <w:t>Game.Scaffolding</w:t>
       </w:r>
       <w:r>
-        <w:t xml:space="preserve">, guarda su centro, radio, fondo, tinte y la duración de un destello, que usa una sola parada (el «¡CLIC!» del sílex, 0,08 s). </w:t>
-      </w:r>
-      <w:r>
-        <w:t xml:space="preserve">El commit </w:t>
+        <w:t xml:space="preserve">, guarda su centro, radio, fondo, tinte y la duración de un destello, que usa una sola parada (el «¡CLIC!» del sílex, 0,08 s). El commit </w:t>
       </w:r>
       <w:r>
         <w:rPr>
@@ -4132,10 +3995,13 @@
         <w:t>N1_Hallazgo</w:t>
       </w:r>
       <w:r>
-        <w:t xml:space="preserve"> desde el contenido, como pidió el acta D05, y dio a la apertura su propia ilustración. T21 introdujo el deslizante de fuerza de diez muescas, efectivas la 7 y la 8, cuya asa crece de 0,8 a 1,2 y pasa del azul al rojo con la fuerza: tamaño y color a la vez, nunca solo el color (RNF-19). T22 hizo arrastrables las hojas, el sílex y el pedernal con clic sostenido mediante los eventos de arrastre de uGUI y el módulo de entrada del Input Syste</w:t>
-      </w:r>
-      <w:r>
-        <w:t>m, sin la clase de entrada antigua. A pedido de Santiago Benavides Rey, la tablilla pasó a mostrar solo el último mensaje: el historial se conserva en memoria y nadie más lo lee. El resumen de fin de nivel tomó la forma de los mockups 13 y 13b, con título, hallazgo, una viñeta por frase del relato y la habilidad nombrada en un recuadro.</w:t>
+        <w:t xml:space="preserve"> desde el contenido, como pidió el acta D05, y dio a la apertura su propia ilustración. T21 introdujo el deslizante de fuerza de diez muescas, efectivas la 7 y la 8, cuya asa crece de </w:t>
+      </w:r>
+      <w:r>
+        <w:t>0,8 a 1,2 y pasa del azul al rojo con la fuerza: tamaño y color a la vez, nunca solo el color (RNF-19). T22 hizo arrastrables las hojas, el sílex y el pedernal con clic sostenido mediante los eventos de arrastre de uGUI y el módulo de entrada del Input System, sin la clase de entrada antigua. A pedido de Santiago Benavides Rey, la tablilla pasó a mostrar solo el último mensaje: el historial se conserva en memoria y nadie más lo lee. El resumen de fin de nivel tomó la forma de los mockups 13 y 13b, con títul</w:t>
+      </w:r>
+      <w:r>
+        <w:t>o, hallazgo, una viñeta por frase del relato y la habilidad nombrada en un recuadro.</w:t>
       </w:r>
     </w:p>
     <w:p>
@@ -4143,14 +4009,7 @@
         <w:pStyle w:val="TextoOE3"/>
       </w:pPr>
       <w:r>
-        <w:rPr>
-          <w:b/>
-          <w:bCs/>
-        </w:rPr>
-        <w:t>Fase 6 (15 de septiembre).</w:t>
-      </w:r>
-      <w:r>
-        <w:t xml:space="preserve"> T25 separó el reto en dos momentos. Primero se reúnen todas las piezas dentro de un círculo en el centro de la pantalla; «Pista» lo dibuja con un contorno que </w:t>
+        <w:t xml:space="preserve">En la Fase 6 (15 de septiembre), T25 separó el reto en dos momentos. Primero se reúnen todas las piezas dentro de un círculo en el centro de la pantalla; «Pista» lo dibuja con un contorno que </w:t>
       </w:r>
       <w:r>
         <w:rPr>
@@ -4168,10 +4027,7 @@
         <w:t>FireArrangement.IsGathered</w:t>
       </w:r>
       <w:r>
-        <w:t xml:space="preserve"> decide si todo está reunido. Después la cámara se acerca al doble en 0,8 s con una sola interpolación continua (RNF-21) y aparece la interfaz del encendido. T26 sustitu</w:t>
-      </w:r>
-      <w:r>
-        <w:t xml:space="preserve">yó el arrastre de las piedras por un segundo deslizante, de cercanía: </w:t>
+        <w:t xml:space="preserve"> decide si todo está reunido. Después la cámara se acerca al doble en 0,8 s con una sola interpolación continua (RNF-21) y aparece la interfaz del encendido. T26 sustituyó el arrastre de las piedras por un segundo deslizante, de cercanía: </w:t>
       </w:r>
       <w:r>
         <w:rPr>
@@ -4180,7 +4036,10 @@
         <w:t>StoneSpacing</w:t>
       </w:r>
       <w:r>
-        <w:t xml:space="preserve"> traduce cada muesca a la separación de las piedras, desde la longitud de una hoja hasta una encima de la otra, y la clasifica en separadas, efectiva o encimadas. T27 retiró el rótulo «Aún no», porque el candado y el color atenuado ya forman un doble indicador. Los dos estudiantes aprobaron la mecánica resultante el mismo día (acta D06).</w:t>
+        <w:t xml:space="preserve"> traduce cada muesca a la separación de las piedras, desde la longitud de una </w:t>
+      </w:r>
+      <w:r>
+        <w:t>hoja hasta una encima de la otra, y la clasifica en separadas, efectiva o encimadas. T27 retiró el rótulo «Aún no», porque el candado y el color atenuado ya forman un doble indicador. Los dos estudiantes aprobaron la mecánica resultante el mismo día (acta D06).</w:t>
       </w:r>
     </w:p>
     <w:p>
@@ -4188,14 +4047,7 @@
         <w:pStyle w:val="TextoOE3"/>
       </w:pPr>
       <w:r>
-        <w:rPr>
-          <w:b/>
-          <w:bCs/>
-        </w:rPr>
-        <w:t>Cómo se juega hoy.</w:t>
-      </w:r>
-      <w:r>
-        <w:t xml:space="preserve"> Al abrir </w:t>
+        <w:t xml:space="preserve">Hoy, al abrir </w:t>
       </w:r>
       <w:r>
         <w:rPr>
@@ -4204,16 +4056,16 @@
         <w:t>Level1_Cave</w:t>
       </w:r>
       <w:r>
-        <w:t xml:space="preserve"> hay hojas, sílex y pedernal repartidos al azar por el suelo de la cueva vista desde arriba, la tablilla y «Pista», que muestra a Algoritm en su forma de llama (Anexos E y F). El jugador, como Papá, arrastra las piezas al centro; si suelta una fuera del círculo no pasa nada y nadie lo regaña (CP-02). Con la última dentro, las piezas quedan fijas, la cámara se acerca, las hojas convergen al punto del fuego bajo el montón cenital y las piedras se dibujan encima de las hojas desde el prime</w:t>
-      </w:r>
-      <w:r>
-        <w:t>r cuadro. El deslizante de fuerza, vertical, va a la derecha con los rótulos «Fuerte», «Fuerza del golpe» y «Suave»; el de cercanía, horizontal, va sobre los botones con «Lejos» y «Cerca» y mueve las piedras al instante, pero ninguno de los dos tiene efecto sobre el reto hasta «Golpear» (RF-15). Cada golpe juzga primero la cercanía y después la fuerza. Con las piedras separadas o encimadas no prende con ninguna fuerza, y el mensaje habla de las piedras: «El sílex y el pedernal están separados…» o «Las piedr</w:t>
-      </w:r>
-      <w:r>
-        <w:t>as están tan encimadas que no chocan…». Con un golpe suave, «Las piedras apenas se rozan. No sale ninguna chispa.». El resultado va a los indicadores, al registro y a la tablilla; tras tres fallos seguidos la tablilla suma la pista, y cada golpe efectivo sube un escalón la luz de la cueva. Al tercer golpe efectivo el montón empieza a humear, «Soplar» pierde el candado y la ayuda pasa al paso de soplar; ya no vuelve a bloquearse. Al soplar prende la llama sobre el montón, el quemado crece durante 3,5 s, la c</w:t>
-      </w:r>
-      <w:r>
-        <w:t xml:space="preserve">ueva llega a su luz completa y la escena funde a </w:t>
+        <w:t>, hay hojas, sílex y pedernal repartidos al azar por el suelo de la cueva vista desde arriba, la tablilla y «Pista», que muestra a Algoritm en su forma de llama (Anexos E y F). El jugador, como Papá, arrastra las piezas al centro; si suelta una fuera del círculo no pasa nada y nadie lo regaña (CP-02). Con la última dentro, las piezas quedan fijas, la cámara se acerca, las hojas convergen al punto del fuego bajo el montón cenital y las piedras se dibujan encima de las hojas desde el primer cuadro.</w:t>
+      </w:r>
+      <w:r>
+        <w:t xml:space="preserve"> El deslizante de fuerza, vertical, va a la derecha con los rótulos «Fuerte», «Fuerza del golpe» y «Suave»; el de cercanía, horizontal, va sobre los botones con «Lejos» y «Cerca» y mueve las piedras al instante, pero ninguno de los dos tiene efecto sobre el reto hasta «Golpear» (RF-15). Cada golpe juzga primero la cercanía y después la fuerza. Con las piedras separadas o encimadas no prende con ninguna fuerza, y el mensaje habla de las piedras: «El sílex y el pedernal están separados…» o «Las piedras están </w:t>
+      </w:r>
+      <w:r>
+        <w:t>tan encimadas que no chocan…». Con un golpe suave, «Las piedras apenas se rozan. No sale ninguna chispa.». El resultado va a los indicadores, al registro y a la tablilla; tras tres fallos seguidos la tablilla suma la pista, y cada golpe efectivo sube un escalón la luz de la cueva. Al tercer golpe efectivo el montón empieza a humear, «Soplar» pierde el candado y la ayuda pasa al paso de soplar; ya no vuelve a bloquearse. Al soplar prende la llama sobre el montón, el quemado crece durante 3,5 s, la cueva lleg</w:t>
+      </w:r>
+      <w:r>
+        <w:t xml:space="preserve">a a su luz completa y la escena funde a </w:t>
       </w:r>
       <w:r>
         <w:rPr>
@@ -4226,10 +4078,10 @@
       </w:r>
       <w:r>
         <w:lastRenderedPageBreak/>
-        <w:t>habilidad: «Eso tiene nombre: se llama iterar. Probar, mirar el resultado y ajustar.». El resumen confirma la fase, desbloquea el Nivel 2 y guarda; su hallazgo dice «Descubriste que el fuego necesita chispa y aire.» y su recuadro, «Eso se llama probar y ajustar: es lo mismo que hace quien arma un plan paso a paso.». La Tabla B.3 reco</w:t>
-      </w:r>
-      <w:r>
-        <w:t>ge los parámetros con que se juega.</w:t>
+        <w:t>habilidad: «Eso tiene nombre: se llama iterar. Probar, mirar el resultado y ajustar.». El resumen confirma la fase, desbloquea el Nivel 2 y guarda; su hallazgo dice «Descubriste que el fuego necesita chispa y aire.» y su recuadro, «Eso se llama probar y ajustar: es lo mismo que hace quien arma un plan paso a paso.». La Tabla B.3 recoge los pa</w:t>
+      </w:r>
+      <w:r>
+        <w:t>rámetros con que se juega.</w:t>
       </w:r>
     </w:p>
     <w:p>
@@ -4932,35 +4784,22 @@
     </w:tbl>
     <w:p>
       <w:pPr>
-        <w:pStyle w:val="TextoOE3"/>
+        <w:pStyle w:val="PrimerprrafoOE3"/>
       </w:pPr>
       <w:r>
-        <w:rPr>
-          <w:b/>
-          <w:bCs/>
-        </w:rPr>
-        <w:t>Correcciones del 30 de septiembre (</w:t>
-      </w:r>
-      <w:r>
-        <w:rPr>
-          <w:rStyle w:val="CdigoenlneaOE3"/>
-          <w:b/>
-          <w:bCs/>
+        <w:t>En las correcciones del 30 de septiembre (</w:t>
+      </w:r>
+      <w:r>
+        <w:rPr>
+          <w:rStyle w:val="CdigoenlneaOE3"/>
         </w:rPr>
         <w:t>37b3cb7</w:t>
       </w:r>
       <w:r>
-        <w:rPr>
-          <w:b/>
-          <w:bCs/>
-        </w:rPr>
-        <w:t>).</w:t>
-      </w:r>
-      <w:r>
-        <w:t xml:space="preserve"> Al cerrar INC-47 se implementó lo único que el guion pedía y el juego no tenía: el montón humea al converger, con un hilo de humo entre el montón y las piedras que no se apaga por un fallo posterior (INC-32). Para INC-68 se hizo visible la chispa del golpe, que hasta entonces solo se describía; en ese commit era una cruz de dos trazos que se encogía. Las acotaciones de dos narrativas dejaron de llamar «estrella» a Algoritm (INC-52), y se corrigieron los comentarios del código que seguían citando l</w:t>
-      </w:r>
-      <w:r>
-        <w:t>a mecánica de posición.</w:t>
+        <w:t>), al cerrar INC-47 se implementó lo único que el guion pedía y el juego no tenía: el montón humea al converger, con un hilo de humo entre el montón y las piedras que no se apaga por un fallo posterior (INC-32). Para INC-68 se hizo visible la chispa del golpe, que hasta entonces solo se describía; en ese commit era una cruz de dos trazos que se encogía. Las acotaciones de dos narrativas dejaron de llamar «estrella» a Algoritm (INC-52), y se corrigieron los comentarios del código que seguían citando la mecán</w:t>
+      </w:r>
+      <w:r>
+        <w:t>ica de posición.</w:t>
       </w:r>
     </w:p>
     <w:p>
@@ -4968,14 +4807,96 @@
         <w:pStyle w:val="TextoOE3"/>
       </w:pPr>
       <w:r>
-        <w:rPr>
-          <w:b/>
-          <w:bCs/>
-        </w:rPr>
-        <w:t>Correcciones del 1 de octubre (tarjeta D10-1).</w:t>
-      </w:r>
-      <w:r>
-        <w:t xml:space="preserve"> Santiago Benavides Rey decidió el 30 de septiembre tres cambios (acta D10, apartado 5), y al especificarlos aparecieron dos defectos que se corrigieron con ellos. Los valores numéricos se fijaron al implementar la decisión del acta D10, midiendo sobre el arte del montón.</w:t>
+        <w:t>En las correcciones del 1 de octubre (tarjeta D10-1), Santiago Benavides Rey decidió el 30 de septiembre tres cambios (acta D10, apartado 5), y al especificarlos aparecieron dos defectos que se corrigieron con ellos. Los valores numéricos se fijaron al implementar la decisión del acta D10, midiendo sobre el arte del montón.</w:t>
+      </w:r>
+    </w:p>
+    <w:p>
+      <w:pPr>
+        <w:pStyle w:val="TextoOE3"/>
+      </w:pPr>
+      <w:r>
+        <w:t>Las piedras se suben sobre el montón justo después de ponerlo al frente en el acercamiento, y el deslizante de cercanía ya solo las mueve: no las sube sobre la chispa ni sobre la llama.</w:t>
+      </w:r>
+    </w:p>
+    <w:p>
+      <w:pPr>
+        <w:pStyle w:val="TextoOE3"/>
+      </w:pPr>
+      <w:r>
+        <w:t xml:space="preserve">La chispa es ahora un solo rayo (INC-119): un trazo color </w:t>
+      </w:r>
+      <w:r>
+        <w:rPr>
+          <w:rStyle w:val="CdigoenlneaOE3"/>
+        </w:rPr>
+        <w:t>#FFE9A8</w:t>
+      </w:r>
+      <w:r>
+        <w:t xml:space="preserve"> de 4 unidades de grueso, 8 px a 1080p, que sale del punto del golpe en una dirección al azar. El golpe efectivo cae en la mitad de abajo, a una distancia de 0,205 a 0,22 del lado del montón, siempre sobre hojas y nunca sobre una piedra. El de fuerza de más sale hacia la mitad de arriba, llega de 0,52 a 0,6, pasa del montón y se apaga en el aire por debajo de la tablilla, con el mismo trazo y el mismo color, porque no es un castigo (CP-02). Hace un único barrido de la cabeza a la cola, sin volver (RN</w:t>
+      </w:r>
+      <w:r>
+        <w:t>F-21).</w:t>
+      </w:r>
+    </w:p>
+    <w:p>
+      <w:pPr>
+        <w:pStyle w:val="TextoOE3"/>
+      </w:pPr>
+      <w:r>
+        <w:lastRenderedPageBreak/>
+        <w:t>El humo nace en el punto del golpe y es un hilo de 87 × 150 unidades con el pivote en la base, que no pasa de medio montón (guion, fila E6). Al soplar sube hasta la corona de la llama, a un cuarto de su alto, por detrás de ella, y se reduce a 0,6 con el mismo avance que el quemado. Al empezar el encendido la tablilla sube por código sobre el suelo y, con él, sobre el humo; en la escena conserva su orden para que una pieza soltada bajo la tablilla mientras se reúne siga encima y al alcance del clic.</w:t>
+      </w:r>
+    </w:p>
+    <w:p>
+      <w:pPr>
+        <w:pStyle w:val="TextoOE3"/>
+      </w:pPr>
+      <w:r>
+        <w:t>Los mandos descansan desde «Soplar», porque un segundo «Soplar» relanzaba el encendido y cerraba el nivel dos veces, y un «Golpear» ponía la chispa sobre la llama y bajaba la luz un cuadro. Una bandera guarda las dos acciones; «Soplar» y «Golpear» se atenúan en un fundido de 0,1 s, y cada deslizante pasa a no responder y a media opacidad (</w:t>
+      </w:r>
+      <w:r>
+        <w:rPr>
+          <w:rStyle w:val="CdigoenlneaOE3"/>
+        </w:rPr>
+        <w:t>FirePanelController.LockControls</w:t>
+      </w:r>
+      <w:r>
+        <w:t xml:space="preserve">, con el alfa ajustable en </w:t>
+      </w:r>
+      <w:r>
+        <w:rPr>
+          <w:rStyle w:val="CdigoenlneaOE3"/>
+        </w:rPr>
+        <w:t>restingSliderAlpha</w:t>
+      </w:r>
+      <w:r>
+        <w:t>), todo sin candado, porque no expresan un «todavía no» ni un castigo; el código lo deja comentado. La media opacidad de los deslizantes es del ejecutable del corte: antes, el tinte de deshabilitado se aplicaba al contorno del asa, que tapa su relleno, y no se veía.</w:t>
+      </w:r>
+    </w:p>
+    <w:p>
+      <w:pPr>
+        <w:pStyle w:val="TextoOE3"/>
+      </w:pPr>
+      <w:r>
+        <w:t>Una revisión independiente del 1 de octubre comprobó las capturas: el rayo mide 8 px, sale del centro de la pantalla y cae en las hojas; el humo es un hilo que nace entre las piedras y, al prender, asoma por la corona detrás de la llama, y la tablilla se lee entera.</w:t>
+      </w:r>
+    </w:p>
+    <w:p>
+      <w:pPr>
+        <w:pStyle w:val="Ttulo2"/>
+      </w:pPr>
+      <w:bookmarkStart w:id="3" w:name="_Toc242194892"/>
+      <w:r>
+        <w:t>3. Decisiones de diseño y hallazgos de consistencia</w:t>
+      </w:r>
+      <w:bookmarkEnd w:id="3"/>
+    </w:p>
+    <w:p>
+      <w:pPr>
+        <w:pStyle w:val="PrimerprrafoOE3"/>
+      </w:pPr>
+      <w:r>
+        <w:t>Las decisiones que dieron forma al incremento salieron de las actas y del trabajo del equipo. Las principales se listan a continuación.</w:t>
       </w:r>
     </w:p>
     <w:p>
@@ -4987,14 +4908,7 @@
         </w:numPr>
       </w:pPr>
       <w:r>
-        <w:rPr>
-          <w:b/>
-          <w:bCs/>
-        </w:rPr>
-        <w:t>Piedras sobre las hojas.</w:t>
-      </w:r>
-      <w:r>
-        <w:t xml:space="preserve"> Las piedras se suben sobre el montón justo después de ponerlo al frente en el acercamiento, y el deslizante de cercanía ya solo las mueve: no las sube sobre la chispa ni sobre la llama.</w:t>
+        <w:t>Los incrementos son verticales (acta D02): cada slice entrega una porción jugable de principio a fin, con su plan y su tablero.</w:t>
       </w:r>
     </w:p>
     <w:p>
@@ -5006,26 +4920,7 @@
         </w:numPr>
       </w:pPr>
       <w:r>
-        <w:rPr>
-          <w:b/>
-          <w:bCs/>
-        </w:rPr>
-        <w:t>La chispa es un solo rayo</w:t>
-      </w:r>
-      <w:r>
-        <w:t xml:space="preserve"> (INC-119). Un trazo color </w:t>
-      </w:r>
-      <w:r>
-        <w:rPr>
-          <w:rStyle w:val="CdigoenlneaOE3"/>
-        </w:rPr>
-        <w:t>#FFE9A8</w:t>
-      </w:r>
-      <w:r>
-        <w:t xml:space="preserve"> de 4 unidades de grueso, 8 px a 1080p, sale del punto del golpe en una dirección al azar. El golpe efectivo cae en la mitad de abajo, a una distancia de 0,205 a 0,22 del lado del montón, siempre sobre hojas y nunca sobre una piedra. El de fuerza de más sale hacia la mitad de arriba, llega de 0,52 a 0,6, pasa del montón y se apaga en el aire por debajo de la tablilla, con el mismo trazo y el mismo color, porque no es un castigo (CP-02). Hace un único barrido de la cabeza a </w:t>
-      </w:r>
-      <w:r>
-        <w:t>la cola, sin volver (RNF-21).</w:t>
+        <w:t>El perfil es un panel (acta D03): la selección de perfil vive en la escena de inicio, por precedencia del contrato del proyecto sobre el plan del slice.</w:t>
       </w:r>
     </w:p>
     <w:p>
@@ -5037,15 +4932,16 @@
         </w:numPr>
       </w:pPr>
       <w:r>
-        <w:rPr>
-          <w:b/>
-          <w:bCs/>
-        </w:rPr>
-        <w:lastRenderedPageBreak/>
-        <w:t>El humo nace en el punto del golpe.</w:t>
-      </w:r>
-      <w:r>
-        <w:t xml:space="preserve"> Es un hilo de 87 × 150 unidades con el pivote en la base, que no pasa de medio montón (guion, fila E6). Al soplar sube hasta la corona de la llama, a un cuarto de su alto, por detrás de ella, y se reduce a 0,6 con el mismo avance que el quemado. Al empezar el encendido la tablilla sube por código sobre el suelo y, con él, sobre el humo; en la escena conserva su orden para que una pieza soltada bajo la tablilla mientras se reúne siga encima y al alcance del clic.</w:t>
+        <w:t xml:space="preserve">El título cambió (acta D03): «Algoritm» fue el título provisional del 6 de septiembre, igual al nombre del guía; desde el 9 de septiembre el juego se titula «Algoritmia», leído de </w:t>
+      </w:r>
+      <w:r>
+        <w:rPr>
+          <w:rStyle w:val="CdigoenlneaOE3"/>
+        </w:rPr>
+        <w:t>GameTitleConfig</w:t>
+      </w:r>
+      <w:r>
+        <w:t>, y PG-01 se cerró el 29 de septiembre con ese título.</w:t>
       </w:r>
     </w:p>
     <w:p>
@@ -5057,61 +4953,7 @@
         </w:numPr>
       </w:pPr>
       <w:r>
-        <w:rPr>
-          <w:b/>
-          <w:bCs/>
-        </w:rPr>
-        <w:t>Los mandos descansan desde «Soplar».</w:t>
-      </w:r>
-      <w:r>
-        <w:t xml:space="preserve"> Un segundo «Soplar» relanzaba el encendido y cerraba el nivel dos veces, y un «Golpear» ponía la chispa sobre la llama y bajaba la luz un cuadro. Una bandera guarda las dos acciones; «Soplar» y «Golpear» se atenúan en un fundido de 0,1 s, y cada deslizante pasa a no responder y a media opacidad (</w:t>
-      </w:r>
-      <w:r>
-        <w:rPr>
-          <w:rStyle w:val="CdigoenlneaOE3"/>
-        </w:rPr>
-        <w:t>FirePanelController.LockControls</w:t>
-      </w:r>
-      <w:r>
-        <w:t xml:space="preserve">, con el alfa ajustable en </w:t>
-      </w:r>
-      <w:r>
-        <w:rPr>
-          <w:rStyle w:val="CdigoenlneaOE3"/>
-        </w:rPr>
-        <w:t>restingSliderAlpha</w:t>
-      </w:r>
-      <w:r>
-        <w:t xml:space="preserve">), todo sin candado, porque no expresan un «todavía no» ni un castigo; el código lo deja comentado. La media opacidad de los deslizantes </w:t>
-      </w:r>
-      <w:r>
-        <w:t>es del ejecutable del corte: antes, el tinte de deshabilitado se aplicaba al contorno del asa, que tapa su relleno, y no se veía.</w:t>
-      </w:r>
-    </w:p>
-    <w:p>
-      <w:pPr>
-        <w:pStyle w:val="PrimerprrafoOE3"/>
-      </w:pPr>
-      <w:r>
-        <w:t>Una revisión independiente del 1 de octubre comprobó las capturas: el rayo mide 8 px, sale del centro de la pantalla y cae en las hojas; el humo es un hilo que nace entre las piedras y, al prender, asoma por la corona detrás de la llama, y la tablilla se lee entera.</w:t>
-      </w:r>
-    </w:p>
-    <w:p>
-      <w:pPr>
-        <w:pStyle w:val="Ttulo2"/>
-      </w:pPr>
-      <w:bookmarkStart w:id="3" w:name="_Toc241788464"/>
-      <w:r>
-        <w:t>3. Decisiones de diseño y hallazgos de consistencia</w:t>
-      </w:r>
-      <w:bookmarkEnd w:id="3"/>
-    </w:p>
-    <w:p>
-      <w:pPr>
-        <w:pStyle w:val="PrimerprrafoOE3"/>
-      </w:pPr>
-      <w:r>
-        <w:t>Las decisiones que dieron forma al incremento salieron de las actas y del trabajo del equipo. Las principales se listan a continuación.</w:t>
+        <w:t>«Ya vista» no añade ningún campo: la regla de «Omitir» se deriva del progreso para no ampliar la lista cerrada de RNF-09.</w:t>
       </w:r>
     </w:p>
     <w:p>
@@ -5119,18 +4961,20 @@
         <w:pStyle w:val="CompactoOE3"/>
         <w:numPr>
           <w:ilvl w:val="0"/>
-          <w:numId w:val="5"/>
+          <w:numId w:val="4"/>
         </w:numPr>
       </w:pPr>
       <w:r>
-        <w:rPr>
-          <w:b/>
-          <w:bCs/>
-        </w:rPr>
-        <w:t>Incrementos verticales</w:t>
-      </w:r>
-      <w:r>
-        <w:t xml:space="preserve"> (acta D02): cada slice entrega una porción jugable de principio a fin, con su plan y su tablero.</w:t>
+        <w:t xml:space="preserve">La luz es una capa (acta D04): una pieza base y una máscara en el motor en lugar de cuatro entornos; desde la Fase 5 es la capa </w:t>
+      </w:r>
+      <w:r>
+        <w:rPr>
+          <w:rStyle w:val="CdigoenlneaOE3"/>
+        </w:rPr>
+        <w:t>fx_oscuridad</w:t>
+      </w:r>
+      <w:r>
+        <w:t>, compartida por la mecánica y las narrativas, y RNF-20 se mide contra la cara de la tablilla, que la oscuridad no toca.</w:t>
       </w:r>
     </w:p>
     <w:p>
@@ -5138,18 +4982,11 @@
         <w:pStyle w:val="CompactoOE3"/>
         <w:numPr>
           <w:ilvl w:val="0"/>
-          <w:numId w:val="5"/>
+          <w:numId w:val="4"/>
         </w:numPr>
       </w:pPr>
       <w:r>
-        <w:rPr>
-          <w:b/>
-          <w:bCs/>
-        </w:rPr>
-        <w:t>Perfil como panel</w:t>
-      </w:r>
-      <w:r>
-        <w:t xml:space="preserve"> (acta D03): la selección de perfil vive en la escena de inicio, por precedencia del contrato del proyecto sobre el plan del slice.</w:t>
+        <w:t>El reto tiene dos momentos (12 y 15 de septiembre, aprobada en el acta D06): reunir y encender. La cercanía se juzga antes que la fuerza porque primero las piedras tienen que chocar; el radio del círculo sale de la escena; «Soplar» no puede fallar porque las hojas siempre quedan en fogata, y la tablilla muestra solo el último mensaje.</w:t>
       </w:r>
     </w:p>
     <w:p>
@@ -5157,27 +4994,30 @@
         <w:pStyle w:val="CompactoOE3"/>
         <w:numPr>
           <w:ilvl w:val="0"/>
-          <w:numId w:val="5"/>
+          <w:numId w:val="4"/>
         </w:numPr>
       </w:pPr>
       <w:r>
-        <w:rPr>
-          <w:b/>
-          <w:bCs/>
-        </w:rPr>
-        <w:t>El título</w:t>
-      </w:r>
-      <w:r>
-        <w:t xml:space="preserve"> (acta D03): «Algoritm» fue el título provisional del 6 de septiembre, igual al nombre del guía; desde el 9 de septiembre el juego se titula «Algoritmia», leído de </w:t>
-      </w:r>
-      <w:r>
-        <w:rPr>
-          <w:rStyle w:val="CdigoenlneaOE3"/>
-        </w:rPr>
-        <w:t>GameTitleConfig</w:t>
-      </w:r>
-      <w:r>
-        <w:t>, y PG-01 se cerró el 29 de septiembre con ese título.</w:t>
+        <w:lastRenderedPageBreak/>
+        <w:t xml:space="preserve">La ayuda quedó cableada: «Pista» la alimenta </w:t>
+      </w:r>
+      <w:r>
+        <w:rPr>
+          <w:rStyle w:val="CdigoenlneaOE3"/>
+        </w:rPr>
+        <w:t>HintPolicy</w:t>
+      </w:r>
+      <w:r>
+        <w:t xml:space="preserve">, y el método </w:t>
+      </w:r>
+      <w:r>
+        <w:rPr>
+          <w:rStyle w:val="CdigoenlneaOE3"/>
+        </w:rPr>
+        <w:t>FireAttempt.ShouldOfferHint</w:t>
+      </w:r>
+      <w:r>
+        <w:t>, que contaba lo mismo por otro camino, quedó sin uso. El botón de ayuda del Nivel 1 pulsa de forma continua (escala de 1 a 1,06 y vuelta en 2,2 s), como describe la dirección de arte; los niveles 2 y 3 no pulsan.</w:t>
       </w:r>
     </w:p>
     <w:p>
@@ -5185,122 +5025,11 @@
         <w:pStyle w:val="CompactoOE3"/>
         <w:numPr>
           <w:ilvl w:val="0"/>
-          <w:numId w:val="5"/>
+          <w:numId w:val="4"/>
         </w:numPr>
       </w:pPr>
       <w:r>
-        <w:rPr>
-          <w:b/>
-          <w:bCs/>
-        </w:rPr>
-        <w:t>«Ya vista» sin campo nuevo</w:t>
-      </w:r>
-      <w:r>
-        <w:t>: la regla de «Omitir» se deriva del progreso para no ampliar la lista cerrada de RNF-09.</w:t>
-      </w:r>
-    </w:p>
-    <w:p>
-      <w:pPr>
-        <w:pStyle w:val="CompactoOE3"/>
-        <w:numPr>
-          <w:ilvl w:val="0"/>
-          <w:numId w:val="5"/>
-        </w:numPr>
-      </w:pPr>
-      <w:r>
-        <w:rPr>
-          <w:b/>
-          <w:bCs/>
-        </w:rPr>
-        <w:t>La luz como capa</w:t>
-      </w:r>
-      <w:r>
-        <w:t xml:space="preserve"> (acta D04): una pieza base y una máscara en el motor en lugar de cuatro entornos; desde la Fase 5 es la capa </w:t>
-      </w:r>
-      <w:r>
-        <w:rPr>
-          <w:rStyle w:val="CdigoenlneaOE3"/>
-        </w:rPr>
-        <w:t>fx_oscuridad</w:t>
-      </w:r>
-      <w:r>
-        <w:t>, compartida por la mecánica y las narrativas, y RNF-20 se mide contra la cara de la tablilla, que la oscuridad no toca.</w:t>
-      </w:r>
-    </w:p>
-    <w:p>
-      <w:pPr>
-        <w:pStyle w:val="CompactoOE3"/>
-        <w:numPr>
-          <w:ilvl w:val="0"/>
-          <w:numId w:val="5"/>
-        </w:numPr>
-      </w:pPr>
-      <w:r>
-        <w:rPr>
-          <w:b/>
-          <w:bCs/>
-        </w:rPr>
-        <w:t>Dos momentos</w:t>
-      </w:r>
-      <w:r>
-        <w:t xml:space="preserve"> (12 y 15 de septiembre, aprobada en el acta D06): reunir y encender. La cercanía se juzga antes que la fuerza porque primero las piedras tienen que chocar; el radio del círculo sale de la escena; «Soplar» no puede fallar porque las hojas siempre quedan en fogata, y la tablilla muestra solo el último mensaje.</w:t>
-      </w:r>
-    </w:p>
-    <w:p>
-      <w:pPr>
-        <w:pStyle w:val="CompactoOE3"/>
-        <w:numPr>
-          <w:ilvl w:val="0"/>
-          <w:numId w:val="5"/>
-        </w:numPr>
-      </w:pPr>
-      <w:r>
-        <w:rPr>
-          <w:b/>
-          <w:bCs/>
-        </w:rPr>
-        <w:lastRenderedPageBreak/>
-        <w:t>La ayuda cableada</w:t>
-      </w:r>
-      <w:r>
-        <w:t xml:space="preserve">: «Pista» la alimenta </w:t>
-      </w:r>
-      <w:r>
-        <w:rPr>
-          <w:rStyle w:val="CdigoenlneaOE3"/>
-        </w:rPr>
-        <w:t>HintPolicy</w:t>
-      </w:r>
-      <w:r>
-        <w:t xml:space="preserve">, y el método </w:t>
-      </w:r>
-      <w:r>
-        <w:rPr>
-          <w:rStyle w:val="CdigoenlneaOE3"/>
-        </w:rPr>
-        <w:t>FireAttempt.ShouldOfferHint</w:t>
-      </w:r>
-      <w:r>
-        <w:t>, que contaba lo mismo por otro camino, quedó sin uso. El botón de ayuda del Nivel 1 pulsa de forma continua (escala de 1 a 1,06 y vuelta en 2,2 s), como describe la dirección de arte; los niveles 2 y 3 no pulsan.</w:t>
-      </w:r>
-    </w:p>
-    <w:p>
-      <w:pPr>
-        <w:pStyle w:val="CompactoOE3"/>
-        <w:numPr>
-          <w:ilvl w:val="0"/>
-          <w:numId w:val="5"/>
-        </w:numPr>
-      </w:pPr>
-      <w:r>
-        <w:rPr>
-          <w:b/>
-          <w:bCs/>
-        </w:rPr>
-        <w:t>Valores fijados al implementar la decisión del acta D10</w:t>
-      </w:r>
-      <w:r>
-        <w:t>: la tablilla sube por código y no en la escena, y el humo se reduce a 0,6 en la corona, como el humo de las narrativas.</w:t>
+        <w:t>Los valores se fijaron al implementar la decisión del acta D10: la tablilla sube por código y no en la escena, y el humo se reduce a 0,6 en la corona, como el humo de las narrativas.</w:t>
       </w:r>
     </w:p>
     <w:p>
@@ -6485,7 +6214,7 @@
     </w:tbl>
     <w:p>
       <w:pPr>
-        <w:pStyle w:val="TextoOE3"/>
+        <w:pStyle w:val="PrimerprrafoOE3"/>
       </w:pPr>
       <w:r>
         <w:t>Todos los hallazgos del registro están cerrados desde la revisión 16 (01/10/2026) con la regla del 29 de septiembre: ante un conflicto gana el juego y se corrige el documento, lo que solo pide el documento se implementa y lo que solo tiene el juego se añade al documento. Los nombres de las pruebas conservan RF-15 y RF-16 porque esos requerimientos llevan hoy los nombres «Controles de fuerza y cercanía como hipótesis» y «Acción de golpear», y describen la mecánica implementada.</w:t>
@@ -6495,7 +6224,7 @@
       <w:pPr>
         <w:pStyle w:val="Ttulo2"/>
       </w:pPr>
-      <w:bookmarkStart w:id="4" w:name="_Toc241788465"/>
+      <w:bookmarkStart w:id="4" w:name="_Toc242194893"/>
       <w:r>
         <w:t>4. Verificación</w:t>
       </w:r>
@@ -8167,7 +7896,7 @@
     </w:tbl>
     <w:p>
       <w:pPr>
-        <w:pStyle w:val="TextoOE3"/>
+        <w:pStyle w:val="PrimerprrafoOE3"/>
       </w:pPr>
       <w:r>
         <w:t xml:space="preserve">Los criterios pedagógicos tienen también pruebas propias en el slice: </w:t>
@@ -10407,7 +10136,7 @@
     </w:tbl>
     <w:p>
       <w:pPr>
-        <w:pStyle w:val="TextoOE3"/>
+        <w:pStyle w:val="PrimerprrafoOE3"/>
       </w:pPr>
       <w:r>
         <w:t xml:space="preserve">Las pruebas de disposición de la última fila eran ajenas al Nivel 1 (laberinto, taller y la línea más larga de una narrativa). Las corridas completas posteriores (25/09, 30/09 y las del </w:t>
@@ -10822,7 +10551,7 @@
     </w:tbl>
     <w:p>
       <w:pPr>
-        <w:pStyle w:val="TextoOE3"/>
+        <w:pStyle w:val="PrimerprrafoOE3"/>
       </w:pPr>
       <w:r>
         <w:t>Las casillas del punto de control D que exigían el ejecutable se verificaron sobre los dos candidatos compilados el 01/10/2026; el que se entrega es el segundo, el ejecutable del corte. Los tres recorridos completos del juego, dos sobre el primer candidato y uno sobre el del corte, duraron 87, 33 y 16 min y terminaron sin incidencias bloqueantes; los dos defectos no bloqueantes que vieron los dos primeros eran del laberinto, ajenos al Nivel 1, y están corregidos (documento principal, apartado 9.5). En los s</w:t>
@@ -10894,10 +10623,10 @@
         <w:t>Datos/</w:t>
       </w:r>
       <w:r>
-        <w:t xml:space="preserve"> </w:t>
-      </w:r>
-      <w:r>
-        <w:t xml:space="preserve">a una carpeta fuera del repositorio con un espacio en su ruta, la carpeta entregable arrancó sin instalación y sin elevación de privilegios, y al abrir la selección de perfil apareció junto a esa copia del ejecutable su propia carpeta </w:t>
+        <w:t xml:space="preserve"> a una carpeta fuera del repositorio con un espacio en su ruta, la carpeta entregable arrancó sin instalación y sin elevación de privilegios, y al abrir la se</w:t>
+      </w:r>
+      <w:r>
+        <w:t xml:space="preserve">lección de perfil apareció junto a esa copia del ejecutable su propia carpeta </w:t>
       </w:r>
       <w:r>
         <w:rPr>
@@ -10913,7 +10642,7 @@
       <w:pPr>
         <w:pStyle w:val="Ttulo2"/>
       </w:pPr>
-      <w:bookmarkStart w:id="5" w:name="_Toc241788466"/>
+      <w:bookmarkStart w:id="5" w:name="_Toc242194894"/>
       <w:r>
         <w:t>5. Archivos principales</w:t>
       </w:r>
@@ -12426,7 +12155,7 @@
       <w:pPr>
         <w:pStyle w:val="Ttulo2"/>
       </w:pPr>
-      <w:bookmarkStart w:id="6" w:name="_Toc241788467"/>
+      <w:bookmarkStart w:id="6" w:name="_Toc242194895"/>
       <w:r>
         <w:t>6. Evaluación del OE4 y verificaciones a cargo de Santiago Benavides Rey</w:t>
       </w:r>
@@ -12653,7 +12382,7 @@
   <w:abstractNum w:abstractNumId="0" w15:restartNumberingAfterBreak="0">
     <w:nsid w:val="0000A990"/>
     <w:multiLevelType w:val="multilevel"/>
-    <w:tmpl w:val="BA421926"/>
+    <w:tmpl w:val="7B96AEC4"/>
     <w:lvl w:ilvl="0">
       <w:numFmt w:val="bullet"/>
       <w:lvlText w:val=" "/>
@@ -12730,7 +12459,7 @@
   <w:abstractNum w:abstractNumId="1" w15:restartNumberingAfterBreak="0">
     <w:nsid w:val="0000A991"/>
     <w:multiLevelType w:val="multilevel"/>
-    <w:tmpl w:val="5E3C8402"/>
+    <w:tmpl w:val="3146AE7A"/>
     <w:lvl w:ilvl="0">
       <w:numFmt w:val="bullet"/>
       <w:lvlText w:val=""/>
@@ -13030,22 +12759,19 @@
       </w:pPr>
     </w:lvl>
   </w:abstractNum>
-  <w:num w:numId="1" w16cid:durableId="1543521314">
+  <w:num w:numId="1" w16cid:durableId="1469126995">
     <w:abstractNumId w:val="2"/>
   </w:num>
-  <w:num w:numId="2" w16cid:durableId="1421365890">
+  <w:num w:numId="2" w16cid:durableId="1368876421">
     <w:abstractNumId w:val="3"/>
     <w:lvlOverride w:ilvl="0">
       <w:startOverride w:val="1"/>
     </w:lvlOverride>
   </w:num>
-  <w:num w:numId="3" w16cid:durableId="1996297979">
+  <w:num w:numId="3" w16cid:durableId="1671442144">
     <w:abstractNumId w:val="0"/>
   </w:num>
-  <w:num w:numId="4" w16cid:durableId="1139692399">
-    <w:abstractNumId w:val="1"/>
-  </w:num>
-  <w:num w:numId="5" w16cid:durableId="914901294">
+  <w:num w:numId="4" w16cid:durableId="1667780377">
     <w:abstractNumId w:val="1"/>
   </w:num>
 </w:numbering>
@@ -13851,7 +13577,7 @@
     <w:link w:val="EncabezadoCar"/>
     <w:uiPriority w:val="99"/>
     <w:unhideWhenUsed/>
-    <w:rsid w:val="00641263"/>
+    <w:rsid w:val="00DC38C8"/>
     <w:pPr>
       <w:tabs>
         <w:tab w:val="center" w:pos="4419"/>
@@ -13865,7 +13591,7 @@
     <w:basedOn w:val="Fuentedeprrafopredeter"/>
     <w:link w:val="Encabezado"/>
     <w:uiPriority w:val="99"/>
-    <w:rsid w:val="00641263"/>
+    <w:rsid w:val="00DC38C8"/>
   </w:style>
   <w:style w:type="paragraph" w:styleId="Piedepgina">
     <w:name w:val="footer"/>
@@ -13873,7 +13599,7 @@
     <w:link w:val="PiedepginaCar"/>
     <w:uiPriority w:val="99"/>
     <w:unhideWhenUsed/>
-    <w:rsid w:val="00641263"/>
+    <w:rsid w:val="00DC38C8"/>
     <w:pPr>
       <w:tabs>
         <w:tab w:val="center" w:pos="4419"/>
@@ -13887,7 +13613,7 @@
     <w:basedOn w:val="Fuentedeprrafopredeter"/>
     <w:link w:val="Piedepgina"/>
     <w:uiPriority w:val="99"/>
-    <w:rsid w:val="00641263"/>
+    <w:rsid w:val="00DC38C8"/>
   </w:style>
   <w:style w:type="character" w:styleId="Nmerodepgina">
     <w:name w:val="page number"/>
@@ -13895,7 +13621,7 @@
     <w:uiPriority w:val="99"/>
     <w:semiHidden/>
     <w:unhideWhenUsed/>
-    <w:rsid w:val="00641263"/>
+    <w:rsid w:val="00DC38C8"/>
   </w:style>
 </w:styles>
 </file>

--- a/docs/anexos oe3/Solucion_OE3_Anexo_B_Slice_1.docx
+++ b/docs/anexos oe3/Solucion_OE3_Anexo_B_Slice_1.docx
@@ -24,7 +24,7 @@
       <w:r>
         <w:fldChar w:fldCharType="separate"/>
       </w:r>
-      <w:hyperlink w:anchor="_Toc242194889" w:history="1">
+      <w:hyperlink w:anchor="_Toc242198276" w:history="1">
         <w:r>
           <w:rPr>
             <w:rStyle w:val="Hipervnculo"/>
@@ -51,7 +51,7 @@
             <w:noProof/>
             <w:webHidden/>
           </w:rPr>
-          <w:instrText xml:space="preserve"> PAGEREF _Toc242194889 \h </w:instrText>
+          <w:instrText xml:space="preserve"> PAGEREF _Toc242198276 \h </w:instrText>
         </w:r>
         <w:r>
           <w:rPr>
@@ -95,7 +95,7 @@
           <w14:ligatures w14:val="standardContextual"/>
         </w:rPr>
       </w:pPr>
-      <w:hyperlink w:anchor="_Toc242194890" w:history="1">
+      <w:hyperlink w:anchor="_Toc242198277" w:history="1">
         <w:r>
           <w:rPr>
             <w:rStyle w:val="Hipervnculo"/>
@@ -122,7 +122,7 @@
             <w:noProof/>
             <w:webHidden/>
           </w:rPr>
-          <w:instrText xml:space="preserve"> PAGEREF _Toc242194890 \h </w:instrText>
+          <w:instrText xml:space="preserve"> PAGEREF _Toc242198277 \h </w:instrText>
         </w:r>
         <w:r>
           <w:rPr>
@@ -166,7 +166,7 @@
           <w14:ligatures w14:val="standardContextual"/>
         </w:rPr>
       </w:pPr>
-      <w:hyperlink w:anchor="_Toc242194891" w:history="1">
+      <w:hyperlink w:anchor="_Toc242198278" w:history="1">
         <w:r>
           <w:rPr>
             <w:rStyle w:val="Hipervnculo"/>
@@ -193,7 +193,7 @@
             <w:noProof/>
             <w:webHidden/>
           </w:rPr>
-          <w:instrText xml:space="preserve"> PAGEREF _Toc242194891 \h </w:instrText>
+          <w:instrText xml:space="preserve"> PAGEREF _Toc242198278 \h </w:instrText>
         </w:r>
         <w:r>
           <w:rPr>
@@ -237,7 +237,7 @@
           <w14:ligatures w14:val="standardContextual"/>
         </w:rPr>
       </w:pPr>
-      <w:hyperlink w:anchor="_Toc242194892" w:history="1">
+      <w:hyperlink w:anchor="_Toc242198279" w:history="1">
         <w:r>
           <w:rPr>
             <w:rStyle w:val="Hipervnculo"/>
@@ -264,7 +264,7 @@
             <w:noProof/>
             <w:webHidden/>
           </w:rPr>
-          <w:instrText xml:space="preserve"> PAGEREF _Toc242194892 \h </w:instrText>
+          <w:instrText xml:space="preserve"> PAGEREF _Toc242198279 \h </w:instrText>
         </w:r>
         <w:r>
           <w:rPr>
@@ -308,7 +308,7 @@
           <w14:ligatures w14:val="standardContextual"/>
         </w:rPr>
       </w:pPr>
-      <w:hyperlink w:anchor="_Toc242194893" w:history="1">
+      <w:hyperlink w:anchor="_Toc242198280" w:history="1">
         <w:r>
           <w:rPr>
             <w:rStyle w:val="Hipervnculo"/>
@@ -335,7 +335,7 @@
             <w:noProof/>
             <w:webHidden/>
           </w:rPr>
-          <w:instrText xml:space="preserve"> PAGEREF _Toc242194893 \h </w:instrText>
+          <w:instrText xml:space="preserve"> PAGEREF _Toc242198280 \h </w:instrText>
         </w:r>
         <w:r>
           <w:rPr>
@@ -379,7 +379,7 @@
           <w14:ligatures w14:val="standardContextual"/>
         </w:rPr>
       </w:pPr>
-      <w:hyperlink w:anchor="_Toc242194894" w:history="1">
+      <w:hyperlink w:anchor="_Toc242198281" w:history="1">
         <w:r>
           <w:rPr>
             <w:rStyle w:val="Hipervnculo"/>
@@ -406,7 +406,7 @@
             <w:noProof/>
             <w:webHidden/>
           </w:rPr>
-          <w:instrText xml:space="preserve"> PAGEREF _Toc242194894 \h </w:instrText>
+          <w:instrText xml:space="preserve"> PAGEREF _Toc242198281 \h </w:instrText>
         </w:r>
         <w:r>
           <w:rPr>
@@ -450,7 +450,7 @@
           <w14:ligatures w14:val="standardContextual"/>
         </w:rPr>
       </w:pPr>
-      <w:hyperlink w:anchor="_Toc242194895" w:history="1">
+      <w:hyperlink w:anchor="_Toc242198282" w:history="1">
         <w:r>
           <w:rPr>
             <w:rStyle w:val="Hipervnculo"/>
@@ -477,7 +477,7 @@
             <w:noProof/>
             <w:webHidden/>
           </w:rPr>
-          <w:instrText xml:space="preserve"> PAGEREF _Toc242194895 \h </w:instrText>
+          <w:instrText xml:space="preserve"> PAGEREF _Toc242198282 \h </w:instrText>
         </w:r>
         <w:r>
           <w:rPr>
@@ -522,7 +522,7 @@
       <w:pPr>
         <w:pStyle w:val="Ttulo1"/>
       </w:pPr>
-      <w:bookmarkStart w:id="0" w:name="_Toc242194889"/>
+      <w:bookmarkStart w:id="0" w:name="_Toc242198276"/>
       <w:r>
         <w:lastRenderedPageBreak/>
         <w:t>ANEXO B. SLICE 1: RUTA PRINCIPAL Y NIVEL 1 «LA OSCURIDAD»</w:t>
@@ -565,7 +565,7 @@
       <w:pPr>
         <w:pStyle w:val="Ttulo2"/>
       </w:pPr>
-      <w:bookmarkStart w:id="1" w:name="_Toc242194890"/>
+      <w:bookmarkStart w:id="1" w:name="_Toc242198277"/>
       <w:r>
         <w:t>1. Alcance y seguimiento</w:t>
       </w:r>
@@ -2327,7 +2327,7 @@
       <w:pPr>
         <w:pStyle w:val="Ttulo2"/>
       </w:pPr>
-      <w:bookmarkStart w:id="2" w:name="_Toc242194891"/>
+      <w:bookmarkStart w:id="2" w:name="_Toc242198278"/>
       <w:r>
         <w:t>2. Lo implementado</w:t>
       </w:r>
@@ -4885,7 +4885,7 @@
       <w:pPr>
         <w:pStyle w:val="Ttulo2"/>
       </w:pPr>
-      <w:bookmarkStart w:id="3" w:name="_Toc242194892"/>
+      <w:bookmarkStart w:id="3" w:name="_Toc242198279"/>
       <w:r>
         <w:t>3. Decisiones de diseño y hallazgos de consistencia</w:t>
       </w:r>
@@ -6224,7 +6224,7 @@
       <w:pPr>
         <w:pStyle w:val="Ttulo2"/>
       </w:pPr>
-      <w:bookmarkStart w:id="4" w:name="_Toc242194893"/>
+      <w:bookmarkStart w:id="4" w:name="_Toc242198280"/>
       <w:r>
         <w:t>4. Verificación</w:t>
       </w:r>
@@ -10642,7 +10642,7 @@
       <w:pPr>
         <w:pStyle w:val="Ttulo2"/>
       </w:pPr>
-      <w:bookmarkStart w:id="5" w:name="_Toc242194894"/>
+      <w:bookmarkStart w:id="5" w:name="_Toc242198281"/>
       <w:r>
         <w:t>5. Archivos principales</w:t>
       </w:r>
@@ -12155,7 +12155,7 @@
       <w:pPr>
         <w:pStyle w:val="Ttulo2"/>
       </w:pPr>
-      <w:bookmarkStart w:id="6" w:name="_Toc242194895"/>
+      <w:bookmarkStart w:id="6" w:name="_Toc242198282"/>
       <w:r>
         <w:t>6. Evaluación del OE4 y verificaciones a cargo de Santiago Benavides Rey</w:t>
       </w:r>
@@ -12382,7 +12382,7 @@
   <w:abstractNum w:abstractNumId="0" w15:restartNumberingAfterBreak="0">
     <w:nsid w:val="0000A990"/>
     <w:multiLevelType w:val="multilevel"/>
-    <w:tmpl w:val="7B96AEC4"/>
+    <w:tmpl w:val="5E323EA6"/>
     <w:lvl w:ilvl="0">
       <w:numFmt w:val="bullet"/>
       <w:lvlText w:val=" "/>
@@ -12459,7 +12459,7 @@
   <w:abstractNum w:abstractNumId="1" w15:restartNumberingAfterBreak="0">
     <w:nsid w:val="0000A991"/>
     <w:multiLevelType w:val="multilevel"/>
-    <w:tmpl w:val="3146AE7A"/>
+    <w:tmpl w:val="7FF2ECD2"/>
     <w:lvl w:ilvl="0">
       <w:numFmt w:val="bullet"/>
       <w:lvlText w:val=""/>
@@ -12759,19 +12759,19 @@
       </w:pPr>
     </w:lvl>
   </w:abstractNum>
-  <w:num w:numId="1" w16cid:durableId="1469126995">
+  <w:num w:numId="1" w16cid:durableId="1479766924">
     <w:abstractNumId w:val="2"/>
   </w:num>
-  <w:num w:numId="2" w16cid:durableId="1368876421">
+  <w:num w:numId="2" w16cid:durableId="952860244">
     <w:abstractNumId w:val="3"/>
     <w:lvlOverride w:ilvl="0">
       <w:startOverride w:val="1"/>
     </w:lvlOverride>
   </w:num>
-  <w:num w:numId="3" w16cid:durableId="1671442144">
+  <w:num w:numId="3" w16cid:durableId="678386815">
     <w:abstractNumId w:val="0"/>
   </w:num>
-  <w:num w:numId="4" w16cid:durableId="1667780377">
+  <w:num w:numId="4" w16cid:durableId="373892838">
     <w:abstractNumId w:val="1"/>
   </w:num>
 </w:numbering>
@@ -13577,7 +13577,7 @@
     <w:link w:val="EncabezadoCar"/>
     <w:uiPriority w:val="99"/>
     <w:unhideWhenUsed/>
-    <w:rsid w:val="00DC38C8"/>
+    <w:rsid w:val="00DE67B9"/>
     <w:pPr>
       <w:tabs>
         <w:tab w:val="center" w:pos="4419"/>
@@ -13591,7 +13591,7 @@
     <w:basedOn w:val="Fuentedeprrafopredeter"/>
     <w:link w:val="Encabezado"/>
     <w:uiPriority w:val="99"/>
-    <w:rsid w:val="00DC38C8"/>
+    <w:rsid w:val="00DE67B9"/>
   </w:style>
   <w:style w:type="paragraph" w:styleId="Piedepgina">
     <w:name w:val="footer"/>
@@ -13599,7 +13599,7 @@
     <w:link w:val="PiedepginaCar"/>
     <w:uiPriority w:val="99"/>
     <w:unhideWhenUsed/>
-    <w:rsid w:val="00DC38C8"/>
+    <w:rsid w:val="00DE67B9"/>
     <w:pPr>
       <w:tabs>
         <w:tab w:val="center" w:pos="4419"/>
@@ -13613,7 +13613,7 @@
     <w:basedOn w:val="Fuentedeprrafopredeter"/>
     <w:link w:val="Piedepgina"/>
     <w:uiPriority w:val="99"/>
-    <w:rsid w:val="00DC38C8"/>
+    <w:rsid w:val="00DE67B9"/>
   </w:style>
   <w:style w:type="character" w:styleId="Nmerodepgina">
     <w:name w:val="page number"/>
@@ -13621,7 +13621,7 @@
     <w:uiPriority w:val="99"/>
     <w:semiHidden/>
     <w:unhideWhenUsed/>
-    <w:rsid w:val="00DC38C8"/>
+    <w:rsid w:val="00DE67B9"/>
   </w:style>
 </w:styles>
 </file>

--- a/docs/anexos oe3/Solucion_OE3_Anexo_B_Slice_1.docx
+++ b/docs/anexos oe3/Solucion_OE3_Anexo_B_Slice_1.docx
@@ -24,7 +24,7 @@
       <w:r>
         <w:fldChar w:fldCharType="separate"/>
       </w:r>
-      <w:hyperlink w:anchor="_Toc242198276" w:history="1">
+      <w:hyperlink w:anchor="_Toc242202663" w:history="1">
         <w:r>
           <w:rPr>
             <w:rStyle w:val="Hipervnculo"/>
@@ -51,7 +51,7 @@
             <w:noProof/>
             <w:webHidden/>
           </w:rPr>
-          <w:instrText xml:space="preserve"> PAGEREF _Toc242198276 \h </w:instrText>
+          <w:instrText xml:space="preserve"> PAGEREF _Toc242202663 \h </w:instrText>
         </w:r>
         <w:r>
           <w:rPr>
@@ -95,7 +95,7 @@
           <w14:ligatures w14:val="standardContextual"/>
         </w:rPr>
       </w:pPr>
-      <w:hyperlink w:anchor="_Toc242198277" w:history="1">
+      <w:hyperlink w:anchor="_Toc242202664" w:history="1">
         <w:r>
           <w:rPr>
             <w:rStyle w:val="Hipervnculo"/>
@@ -122,7 +122,7 @@
             <w:noProof/>
             <w:webHidden/>
           </w:rPr>
-          <w:instrText xml:space="preserve"> PAGEREF _Toc242198277 \h </w:instrText>
+          <w:instrText xml:space="preserve"> PAGEREF _Toc242202664 \h </w:instrText>
         </w:r>
         <w:r>
           <w:rPr>
@@ -166,7 +166,7 @@
           <w14:ligatures w14:val="standardContextual"/>
         </w:rPr>
       </w:pPr>
-      <w:hyperlink w:anchor="_Toc242198278" w:history="1">
+      <w:hyperlink w:anchor="_Toc242202665" w:history="1">
         <w:r>
           <w:rPr>
             <w:rStyle w:val="Hipervnculo"/>
@@ -193,7 +193,7 @@
             <w:noProof/>
             <w:webHidden/>
           </w:rPr>
-          <w:instrText xml:space="preserve"> PAGEREF _Toc242198278 \h </w:instrText>
+          <w:instrText xml:space="preserve"> PAGEREF _Toc242202665 \h </w:instrText>
         </w:r>
         <w:r>
           <w:rPr>
@@ -237,7 +237,7 @@
           <w14:ligatures w14:val="standardContextual"/>
         </w:rPr>
       </w:pPr>
-      <w:hyperlink w:anchor="_Toc242198279" w:history="1">
+      <w:hyperlink w:anchor="_Toc242202666" w:history="1">
         <w:r>
           <w:rPr>
             <w:rStyle w:val="Hipervnculo"/>
@@ -264,7 +264,7 @@
             <w:noProof/>
             <w:webHidden/>
           </w:rPr>
-          <w:instrText xml:space="preserve"> PAGEREF _Toc242198279 \h </w:instrText>
+          <w:instrText xml:space="preserve"> PAGEREF _Toc242202666 \h </w:instrText>
         </w:r>
         <w:r>
           <w:rPr>
@@ -308,7 +308,7 @@
           <w14:ligatures w14:val="standardContextual"/>
         </w:rPr>
       </w:pPr>
-      <w:hyperlink w:anchor="_Toc242198280" w:history="1">
+      <w:hyperlink w:anchor="_Toc242202667" w:history="1">
         <w:r>
           <w:rPr>
             <w:rStyle w:val="Hipervnculo"/>
@@ -335,7 +335,7 @@
             <w:noProof/>
             <w:webHidden/>
           </w:rPr>
-          <w:instrText xml:space="preserve"> PAGEREF _Toc242198280 \h </w:instrText>
+          <w:instrText xml:space="preserve"> PAGEREF _Toc242202667 \h </w:instrText>
         </w:r>
         <w:r>
           <w:rPr>
@@ -379,7 +379,7 @@
           <w14:ligatures w14:val="standardContextual"/>
         </w:rPr>
       </w:pPr>
-      <w:hyperlink w:anchor="_Toc242198281" w:history="1">
+      <w:hyperlink w:anchor="_Toc242202668" w:history="1">
         <w:r>
           <w:rPr>
             <w:rStyle w:val="Hipervnculo"/>
@@ -406,7 +406,7 @@
             <w:noProof/>
             <w:webHidden/>
           </w:rPr>
-          <w:instrText xml:space="preserve"> PAGEREF _Toc242198281 \h </w:instrText>
+          <w:instrText xml:space="preserve"> PAGEREF _Toc242202668 \h </w:instrText>
         </w:r>
         <w:r>
           <w:rPr>
@@ -450,7 +450,7 @@
           <w14:ligatures w14:val="standardContextual"/>
         </w:rPr>
       </w:pPr>
-      <w:hyperlink w:anchor="_Toc242198282" w:history="1">
+      <w:hyperlink w:anchor="_Toc242202669" w:history="1">
         <w:r>
           <w:rPr>
             <w:rStyle w:val="Hipervnculo"/>
@@ -477,7 +477,7 @@
             <w:noProof/>
             <w:webHidden/>
           </w:rPr>
-          <w:instrText xml:space="preserve"> PAGEREF _Toc242198282 \h </w:instrText>
+          <w:instrText xml:space="preserve"> PAGEREF _Toc242202669 \h </w:instrText>
         </w:r>
         <w:r>
           <w:rPr>
@@ -522,7 +522,7 @@
       <w:pPr>
         <w:pStyle w:val="Ttulo1"/>
       </w:pPr>
-      <w:bookmarkStart w:id="0" w:name="_Toc242198276"/>
+      <w:bookmarkStart w:id="0" w:name="_Toc242202663"/>
       <w:r>
         <w:lastRenderedPageBreak/>
         <w:t>ANEXO B. SLICE 1: RUTA PRINCIPAL Y NIVEL 1 «LA OSCURIDAD»</w:t>
@@ -565,7 +565,7 @@
       <w:pPr>
         <w:pStyle w:val="Ttulo2"/>
       </w:pPr>
-      <w:bookmarkStart w:id="1" w:name="_Toc242198277"/>
+      <w:bookmarkStart w:id="1" w:name="_Toc242202664"/>
       <w:r>
         <w:t>1. Alcance y seguimiento</w:t>
       </w:r>
@@ -2327,7 +2327,7 @@
       <w:pPr>
         <w:pStyle w:val="Ttulo2"/>
       </w:pPr>
-      <w:bookmarkStart w:id="2" w:name="_Toc242198278"/>
+      <w:bookmarkStart w:id="2" w:name="_Toc242202665"/>
       <w:r>
         <w:t>2. Lo implementado</w:t>
       </w:r>
@@ -4885,7 +4885,7 @@
       <w:pPr>
         <w:pStyle w:val="Ttulo2"/>
       </w:pPr>
-      <w:bookmarkStart w:id="3" w:name="_Toc242198279"/>
+      <w:bookmarkStart w:id="3" w:name="_Toc242202666"/>
       <w:r>
         <w:t>3. Decisiones de diseño y hallazgos de consistencia</w:t>
       </w:r>
@@ -6224,7 +6224,7 @@
       <w:pPr>
         <w:pStyle w:val="Ttulo2"/>
       </w:pPr>
-      <w:bookmarkStart w:id="4" w:name="_Toc242198280"/>
+      <w:bookmarkStart w:id="4" w:name="_Toc242202667"/>
       <w:r>
         <w:t>4. Verificación</w:t>
       </w:r>
@@ -10642,7 +10642,7 @@
       <w:pPr>
         <w:pStyle w:val="Ttulo2"/>
       </w:pPr>
-      <w:bookmarkStart w:id="5" w:name="_Toc242198281"/>
+      <w:bookmarkStart w:id="5" w:name="_Toc242202668"/>
       <w:r>
         <w:t>5. Archivos principales</w:t>
       </w:r>
@@ -12155,7 +12155,7 @@
       <w:pPr>
         <w:pStyle w:val="Ttulo2"/>
       </w:pPr>
-      <w:bookmarkStart w:id="6" w:name="_Toc242198282"/>
+      <w:bookmarkStart w:id="6" w:name="_Toc242202669"/>
       <w:r>
         <w:t>6. Evaluación del OE4 y verificaciones a cargo de Santiago Benavides Rey</w:t>
       </w:r>
@@ -12382,7 +12382,7 @@
   <w:abstractNum w:abstractNumId="0" w15:restartNumberingAfterBreak="0">
     <w:nsid w:val="0000A990"/>
     <w:multiLevelType w:val="multilevel"/>
-    <w:tmpl w:val="5E323EA6"/>
+    <w:tmpl w:val="8CC4B92E"/>
     <w:lvl w:ilvl="0">
       <w:numFmt w:val="bullet"/>
       <w:lvlText w:val=" "/>
@@ -12459,7 +12459,7 @@
   <w:abstractNum w:abstractNumId="1" w15:restartNumberingAfterBreak="0">
     <w:nsid w:val="0000A991"/>
     <w:multiLevelType w:val="multilevel"/>
-    <w:tmpl w:val="7FF2ECD2"/>
+    <w:tmpl w:val="9F6C9326"/>
     <w:lvl w:ilvl="0">
       <w:numFmt w:val="bullet"/>
       <w:lvlText w:val=""/>
@@ -12759,19 +12759,19 @@
       </w:pPr>
     </w:lvl>
   </w:abstractNum>
-  <w:num w:numId="1" w16cid:durableId="1479766924">
+  <w:num w:numId="1" w16cid:durableId="1619527212">
     <w:abstractNumId w:val="2"/>
   </w:num>
-  <w:num w:numId="2" w16cid:durableId="952860244">
+  <w:num w:numId="2" w16cid:durableId="1359887527">
     <w:abstractNumId w:val="3"/>
     <w:lvlOverride w:ilvl="0">
       <w:startOverride w:val="1"/>
     </w:lvlOverride>
   </w:num>
-  <w:num w:numId="3" w16cid:durableId="678386815">
+  <w:num w:numId="3" w16cid:durableId="1857844438">
     <w:abstractNumId w:val="0"/>
   </w:num>
-  <w:num w:numId="4" w16cid:durableId="373892838">
+  <w:num w:numId="4" w16cid:durableId="384842291">
     <w:abstractNumId w:val="1"/>
   </w:num>
 </w:numbering>
@@ -13577,7 +13577,7 @@
     <w:link w:val="EncabezadoCar"/>
     <w:uiPriority w:val="99"/>
     <w:unhideWhenUsed/>
-    <w:rsid w:val="00DE67B9"/>
+    <w:rsid w:val="00097E40"/>
     <w:pPr>
       <w:tabs>
         <w:tab w:val="center" w:pos="4419"/>
@@ -13591,7 +13591,7 @@
     <w:basedOn w:val="Fuentedeprrafopredeter"/>
     <w:link w:val="Encabezado"/>
     <w:uiPriority w:val="99"/>
-    <w:rsid w:val="00DE67B9"/>
+    <w:rsid w:val="00097E40"/>
   </w:style>
   <w:style w:type="paragraph" w:styleId="Piedepgina">
     <w:name w:val="footer"/>
@@ -13599,7 +13599,7 @@
     <w:link w:val="PiedepginaCar"/>
     <w:uiPriority w:val="99"/>
     <w:unhideWhenUsed/>
-    <w:rsid w:val="00DE67B9"/>
+    <w:rsid w:val="00097E40"/>
     <w:pPr>
       <w:tabs>
         <w:tab w:val="center" w:pos="4419"/>
@@ -13613,7 +13613,7 @@
     <w:basedOn w:val="Fuentedeprrafopredeter"/>
     <w:link w:val="Piedepgina"/>
     <w:uiPriority w:val="99"/>
-    <w:rsid w:val="00DE67B9"/>
+    <w:rsid w:val="00097E40"/>
   </w:style>
   <w:style w:type="character" w:styleId="Nmerodepgina">
     <w:name w:val="page number"/>
@@ -13621,7 +13621,7 @@
     <w:uiPriority w:val="99"/>
     <w:semiHidden/>
     <w:unhideWhenUsed/>
-    <w:rsid w:val="00DE67B9"/>
+    <w:rsid w:val="00097E40"/>
   </w:style>
 </w:styles>
 </file>

--- a/docs/anexos oe3/Solucion_OE3_Anexo_B_Slice_1.docx
+++ b/docs/anexos oe3/Solucion_OE3_Anexo_B_Slice_1.docx
@@ -24,7 +24,7 @@
       <w:r>
         <w:fldChar w:fldCharType="separate"/>
       </w:r>
-      <w:hyperlink w:anchor="_Toc242202663" w:history="1">
+      <w:hyperlink w:anchor="_Toc242400565" w:history="1">
         <w:r>
           <w:rPr>
             <w:rStyle w:val="Hipervnculo"/>
@@ -51,7 +51,7 @@
             <w:noProof/>
             <w:webHidden/>
           </w:rPr>
-          <w:instrText xml:space="preserve"> PAGEREF _Toc242202663 \h </w:instrText>
+          <w:instrText xml:space="preserve"> PAGEREF _Toc242400565 \h </w:instrText>
         </w:r>
         <w:r>
           <w:rPr>
@@ -95,7 +95,7 @@
           <w14:ligatures w14:val="standardContextual"/>
         </w:rPr>
       </w:pPr>
-      <w:hyperlink w:anchor="_Toc242202664" w:history="1">
+      <w:hyperlink w:anchor="_Toc242400566" w:history="1">
         <w:r>
           <w:rPr>
             <w:rStyle w:val="Hipervnculo"/>
@@ -122,7 +122,7 @@
             <w:noProof/>
             <w:webHidden/>
           </w:rPr>
-          <w:instrText xml:space="preserve"> PAGEREF _Toc242202664 \h </w:instrText>
+          <w:instrText xml:space="preserve"> PAGEREF _Toc242400566 \h </w:instrText>
         </w:r>
         <w:r>
           <w:rPr>
@@ -166,7 +166,7 @@
           <w14:ligatures w14:val="standardContextual"/>
         </w:rPr>
       </w:pPr>
-      <w:hyperlink w:anchor="_Toc242202665" w:history="1">
+      <w:hyperlink w:anchor="_Toc242400567" w:history="1">
         <w:r>
           <w:rPr>
             <w:rStyle w:val="Hipervnculo"/>
@@ -193,7 +193,7 @@
             <w:noProof/>
             <w:webHidden/>
           </w:rPr>
-          <w:instrText xml:space="preserve"> PAGEREF _Toc242202665 \h </w:instrText>
+          <w:instrText xml:space="preserve"> PAGEREF _Toc242400567 \h </w:instrText>
         </w:r>
         <w:r>
           <w:rPr>
@@ -237,7 +237,7 @@
           <w14:ligatures w14:val="standardContextual"/>
         </w:rPr>
       </w:pPr>
-      <w:hyperlink w:anchor="_Toc242202666" w:history="1">
+      <w:hyperlink w:anchor="_Toc242400568" w:history="1">
         <w:r>
           <w:rPr>
             <w:rStyle w:val="Hipervnculo"/>
@@ -264,7 +264,7 @@
             <w:noProof/>
             <w:webHidden/>
           </w:rPr>
-          <w:instrText xml:space="preserve"> PAGEREF _Toc242202666 \h </w:instrText>
+          <w:instrText xml:space="preserve"> PAGEREF _Toc242400568 \h </w:instrText>
         </w:r>
         <w:r>
           <w:rPr>
@@ -308,7 +308,7 @@
           <w14:ligatures w14:val="standardContextual"/>
         </w:rPr>
       </w:pPr>
-      <w:hyperlink w:anchor="_Toc242202667" w:history="1">
+      <w:hyperlink w:anchor="_Toc242400569" w:history="1">
         <w:r>
           <w:rPr>
             <w:rStyle w:val="Hipervnculo"/>
@@ -335,7 +335,7 @@
             <w:noProof/>
             <w:webHidden/>
           </w:rPr>
-          <w:instrText xml:space="preserve"> PAGEREF _Toc242202667 \h </w:instrText>
+          <w:instrText xml:space="preserve"> PAGEREF _Toc242400569 \h </w:instrText>
         </w:r>
         <w:r>
           <w:rPr>
@@ -379,7 +379,7 @@
           <w14:ligatures w14:val="standardContextual"/>
         </w:rPr>
       </w:pPr>
-      <w:hyperlink w:anchor="_Toc242202668" w:history="1">
+      <w:hyperlink w:anchor="_Toc242400570" w:history="1">
         <w:r>
           <w:rPr>
             <w:rStyle w:val="Hipervnculo"/>
@@ -406,7 +406,7 @@
             <w:noProof/>
             <w:webHidden/>
           </w:rPr>
-          <w:instrText xml:space="preserve"> PAGEREF _Toc242202668 \h </w:instrText>
+          <w:instrText xml:space="preserve"> PAGEREF _Toc242400570 \h </w:instrText>
         </w:r>
         <w:r>
           <w:rPr>
@@ -450,7 +450,7 @@
           <w14:ligatures w14:val="standardContextual"/>
         </w:rPr>
       </w:pPr>
-      <w:hyperlink w:anchor="_Toc242202669" w:history="1">
+      <w:hyperlink w:anchor="_Toc242400571" w:history="1">
         <w:r>
           <w:rPr>
             <w:rStyle w:val="Hipervnculo"/>
@@ -477,7 +477,7 @@
             <w:noProof/>
             <w:webHidden/>
           </w:rPr>
-          <w:instrText xml:space="preserve"> PAGEREF _Toc242202669 \h </w:instrText>
+          <w:instrText xml:space="preserve"> PAGEREF _Toc242400571 \h </w:instrText>
         </w:r>
         <w:r>
           <w:rPr>
@@ -522,7 +522,7 @@
       <w:pPr>
         <w:pStyle w:val="Ttulo1"/>
       </w:pPr>
-      <w:bookmarkStart w:id="0" w:name="_Toc242202663"/>
+      <w:bookmarkStart w:id="0" w:name="_Toc242400565"/>
       <w:r>
         <w:lastRenderedPageBreak/>
         <w:t>ANEXO B. SLICE 1: RUTA PRINCIPAL Y NIVEL 1 «LA OSCURIDAD»</w:t>
@@ -565,7 +565,7 @@
       <w:pPr>
         <w:pStyle w:val="Ttulo2"/>
       </w:pPr>
-      <w:bookmarkStart w:id="1" w:name="_Toc242202664"/>
+      <w:bookmarkStart w:id="1" w:name="_Toc242400566"/>
       <w:r>
         <w:t>1. Alcance y seguimiento</w:t>
       </w:r>
@@ -2327,7 +2327,7 @@
       <w:pPr>
         <w:pStyle w:val="Ttulo2"/>
       </w:pPr>
-      <w:bookmarkStart w:id="2" w:name="_Toc242202665"/>
+      <w:bookmarkStart w:id="2" w:name="_Toc242400567"/>
       <w:r>
         <w:t>2. Lo implementado</w:t>
       </w:r>
@@ -4885,7 +4885,7 @@
       <w:pPr>
         <w:pStyle w:val="Ttulo2"/>
       </w:pPr>
-      <w:bookmarkStart w:id="3" w:name="_Toc242202666"/>
+      <w:bookmarkStart w:id="3" w:name="_Toc242400568"/>
       <w:r>
         <w:t>3. Decisiones de diseño y hallazgos de consistencia</w:t>
       </w:r>
@@ -6224,7 +6224,7 @@
       <w:pPr>
         <w:pStyle w:val="Ttulo2"/>
       </w:pPr>
-      <w:bookmarkStart w:id="4" w:name="_Toc242202667"/>
+      <w:bookmarkStart w:id="4" w:name="_Toc242400569"/>
       <w:r>
         <w:t>4. Verificación</w:t>
       </w:r>
@@ -10642,7 +10642,7 @@
       <w:pPr>
         <w:pStyle w:val="Ttulo2"/>
       </w:pPr>
-      <w:bookmarkStart w:id="5" w:name="_Toc242202668"/>
+      <w:bookmarkStart w:id="5" w:name="_Toc242400570"/>
       <w:r>
         <w:t>5. Archivos principales</w:t>
       </w:r>
@@ -12155,7 +12155,7 @@
       <w:pPr>
         <w:pStyle w:val="Ttulo2"/>
       </w:pPr>
-      <w:bookmarkStart w:id="6" w:name="_Toc242202669"/>
+      <w:bookmarkStart w:id="6" w:name="_Toc242400571"/>
       <w:r>
         <w:t>6. Evaluación del OE4 y verificaciones a cargo de Santiago Benavides Rey</w:t>
       </w:r>
@@ -12382,7 +12382,7 @@
   <w:abstractNum w:abstractNumId="0" w15:restartNumberingAfterBreak="0">
     <w:nsid w:val="0000A990"/>
     <w:multiLevelType w:val="multilevel"/>
-    <w:tmpl w:val="8CC4B92E"/>
+    <w:tmpl w:val="3F588082"/>
     <w:lvl w:ilvl="0">
       <w:numFmt w:val="bullet"/>
       <w:lvlText w:val=" "/>
@@ -12459,7 +12459,7 @@
   <w:abstractNum w:abstractNumId="1" w15:restartNumberingAfterBreak="0">
     <w:nsid w:val="0000A991"/>
     <w:multiLevelType w:val="multilevel"/>
-    <w:tmpl w:val="9F6C9326"/>
+    <w:tmpl w:val="FDB0FB9C"/>
     <w:lvl w:ilvl="0">
       <w:numFmt w:val="bullet"/>
       <w:lvlText w:val=""/>
@@ -12759,19 +12759,19 @@
       </w:pPr>
     </w:lvl>
   </w:abstractNum>
-  <w:num w:numId="1" w16cid:durableId="1619527212">
+  <w:num w:numId="1" w16cid:durableId="1789003190">
     <w:abstractNumId w:val="2"/>
   </w:num>
-  <w:num w:numId="2" w16cid:durableId="1359887527">
+  <w:num w:numId="2" w16cid:durableId="735393224">
     <w:abstractNumId w:val="3"/>
     <w:lvlOverride w:ilvl="0">
       <w:startOverride w:val="1"/>
     </w:lvlOverride>
   </w:num>
-  <w:num w:numId="3" w16cid:durableId="1857844438">
+  <w:num w:numId="3" w16cid:durableId="1882667106">
     <w:abstractNumId w:val="0"/>
   </w:num>
-  <w:num w:numId="4" w16cid:durableId="384842291">
+  <w:num w:numId="4" w16cid:durableId="1664577380">
     <w:abstractNumId w:val="1"/>
   </w:num>
 </w:numbering>
@@ -13577,7 +13577,7 @@
     <w:link w:val="EncabezadoCar"/>
     <w:uiPriority w:val="99"/>
     <w:unhideWhenUsed/>
-    <w:rsid w:val="00097E40"/>
+    <w:rsid w:val="005A04A5"/>
     <w:pPr>
       <w:tabs>
         <w:tab w:val="center" w:pos="4419"/>
@@ -13591,7 +13591,7 @@
     <w:basedOn w:val="Fuentedeprrafopredeter"/>
     <w:link w:val="Encabezado"/>
     <w:uiPriority w:val="99"/>
-    <w:rsid w:val="00097E40"/>
+    <w:rsid w:val="005A04A5"/>
   </w:style>
   <w:style w:type="paragraph" w:styleId="Piedepgina">
     <w:name w:val="footer"/>
@@ -13599,7 +13599,7 @@
     <w:link w:val="PiedepginaCar"/>
     <w:uiPriority w:val="99"/>
     <w:unhideWhenUsed/>
-    <w:rsid w:val="00097E40"/>
+    <w:rsid w:val="005A04A5"/>
     <w:pPr>
       <w:tabs>
         <w:tab w:val="center" w:pos="4419"/>
@@ -13613,7 +13613,7 @@
     <w:basedOn w:val="Fuentedeprrafopredeter"/>
     <w:link w:val="Piedepgina"/>
     <w:uiPriority w:val="99"/>
-    <w:rsid w:val="00097E40"/>
+    <w:rsid w:val="005A04A5"/>
   </w:style>
   <w:style w:type="character" w:styleId="Nmerodepgina">
     <w:name w:val="page number"/>
@@ -13621,7 +13621,7 @@
     <w:uiPriority w:val="99"/>
     <w:semiHidden/>
     <w:unhideWhenUsed/>
-    <w:rsid w:val="00097E40"/>
+    <w:rsid w:val="005A04A5"/>
   </w:style>
 </w:styles>
 </file>

--- a/docs/anexos oe3/Solucion_OE3_Anexo_B_Slice_1.docx
+++ b/docs/anexos oe3/Solucion_OE3_Anexo_B_Slice_1.docx
@@ -24,7 +24,7 @@
       <w:r>
         <w:fldChar w:fldCharType="separate"/>
       </w:r>
-      <w:hyperlink w:anchor="_Toc242400565" w:history="1">
+      <w:hyperlink w:anchor="_Toc242441391" w:history="1">
         <w:r>
           <w:rPr>
             <w:rStyle w:val="Hipervnculo"/>
@@ -51,7 +51,7 @@
             <w:noProof/>
             <w:webHidden/>
           </w:rPr>
-          <w:instrText xml:space="preserve"> PAGEREF _Toc242400565 \h </w:instrText>
+          <w:instrText xml:space="preserve"> PAGEREF _Toc242441391 \h </w:instrText>
         </w:r>
         <w:r>
           <w:rPr>
@@ -95,7 +95,7 @@
           <w14:ligatures w14:val="standardContextual"/>
         </w:rPr>
       </w:pPr>
-      <w:hyperlink w:anchor="_Toc242400566" w:history="1">
+      <w:hyperlink w:anchor="_Toc242441392" w:history="1">
         <w:r>
           <w:rPr>
             <w:rStyle w:val="Hipervnculo"/>
@@ -122,7 +122,7 @@
             <w:noProof/>
             <w:webHidden/>
           </w:rPr>
-          <w:instrText xml:space="preserve"> PAGEREF _Toc242400566 \h </w:instrText>
+          <w:instrText xml:space="preserve"> PAGEREF _Toc242441392 \h </w:instrText>
         </w:r>
         <w:r>
           <w:rPr>
@@ -166,7 +166,7 @@
           <w14:ligatures w14:val="standardContextual"/>
         </w:rPr>
       </w:pPr>
-      <w:hyperlink w:anchor="_Toc242400567" w:history="1">
+      <w:hyperlink w:anchor="_Toc242441393" w:history="1">
         <w:r>
           <w:rPr>
             <w:rStyle w:val="Hipervnculo"/>
@@ -193,7 +193,7 @@
             <w:noProof/>
             <w:webHidden/>
           </w:rPr>
-          <w:instrText xml:space="preserve"> PAGEREF _Toc242400567 \h </w:instrText>
+          <w:instrText xml:space="preserve"> PAGEREF _Toc242441393 \h </w:instrText>
         </w:r>
         <w:r>
           <w:rPr>
@@ -237,7 +237,7 @@
           <w14:ligatures w14:val="standardContextual"/>
         </w:rPr>
       </w:pPr>
-      <w:hyperlink w:anchor="_Toc242400568" w:history="1">
+      <w:hyperlink w:anchor="_Toc242441394" w:history="1">
         <w:r>
           <w:rPr>
             <w:rStyle w:val="Hipervnculo"/>
@@ -264,7 +264,7 @@
             <w:noProof/>
             <w:webHidden/>
           </w:rPr>
-          <w:instrText xml:space="preserve"> PAGEREF _Toc242400568 \h </w:instrText>
+          <w:instrText xml:space="preserve"> PAGEREF _Toc242441394 \h </w:instrText>
         </w:r>
         <w:r>
           <w:rPr>
@@ -308,7 +308,7 @@
           <w14:ligatures w14:val="standardContextual"/>
         </w:rPr>
       </w:pPr>
-      <w:hyperlink w:anchor="_Toc242400569" w:history="1">
+      <w:hyperlink w:anchor="_Toc242441395" w:history="1">
         <w:r>
           <w:rPr>
             <w:rStyle w:val="Hipervnculo"/>
@@ -335,7 +335,7 @@
             <w:noProof/>
             <w:webHidden/>
           </w:rPr>
-          <w:instrText xml:space="preserve"> PAGEREF _Toc242400569 \h </w:instrText>
+          <w:instrText xml:space="preserve"> PAGEREF _Toc242441395 \h </w:instrText>
         </w:r>
         <w:r>
           <w:rPr>
@@ -379,7 +379,7 @@
           <w14:ligatures w14:val="standardContextual"/>
         </w:rPr>
       </w:pPr>
-      <w:hyperlink w:anchor="_Toc242400570" w:history="1">
+      <w:hyperlink w:anchor="_Toc242441396" w:history="1">
         <w:r>
           <w:rPr>
             <w:rStyle w:val="Hipervnculo"/>
@@ -406,7 +406,7 @@
             <w:noProof/>
             <w:webHidden/>
           </w:rPr>
-          <w:instrText xml:space="preserve"> PAGEREF _Toc242400570 \h </w:instrText>
+          <w:instrText xml:space="preserve"> PAGEREF _Toc242441396 \h </w:instrText>
         </w:r>
         <w:r>
           <w:rPr>
@@ -450,7 +450,7 @@
           <w14:ligatures w14:val="standardContextual"/>
         </w:rPr>
       </w:pPr>
-      <w:hyperlink w:anchor="_Toc242400571" w:history="1">
+      <w:hyperlink w:anchor="_Toc242441397" w:history="1">
         <w:r>
           <w:rPr>
             <w:rStyle w:val="Hipervnculo"/>
@@ -477,7 +477,7 @@
             <w:noProof/>
             <w:webHidden/>
           </w:rPr>
-          <w:instrText xml:space="preserve"> PAGEREF _Toc242400571 \h </w:instrText>
+          <w:instrText xml:space="preserve"> PAGEREF _Toc242441397 \h </w:instrText>
         </w:r>
         <w:r>
           <w:rPr>
@@ -522,7 +522,7 @@
       <w:pPr>
         <w:pStyle w:val="Ttulo1"/>
       </w:pPr>
-      <w:bookmarkStart w:id="0" w:name="_Toc242400565"/>
+      <w:bookmarkStart w:id="0" w:name="_Toc242441391"/>
       <w:r>
         <w:lastRenderedPageBreak/>
         <w:t>ANEXO B. SLICE 1: RUTA PRINCIPAL Y NIVEL 1 «LA OSCURIDAD»</w:t>
@@ -565,7 +565,7 @@
       <w:pPr>
         <w:pStyle w:val="Ttulo2"/>
       </w:pPr>
-      <w:bookmarkStart w:id="1" w:name="_Toc242400566"/>
+      <w:bookmarkStart w:id="1" w:name="_Toc242441392"/>
       <w:r>
         <w:t>1. Alcance y seguimiento</w:t>
       </w:r>
@@ -2327,7 +2327,7 @@
       <w:pPr>
         <w:pStyle w:val="Ttulo2"/>
       </w:pPr>
-      <w:bookmarkStart w:id="2" w:name="_Toc242400567"/>
+      <w:bookmarkStart w:id="2" w:name="_Toc242441393"/>
       <w:r>
         <w:t>2. Lo implementado</w:t>
       </w:r>
@@ -4885,7 +4885,7 @@
       <w:pPr>
         <w:pStyle w:val="Ttulo2"/>
       </w:pPr>
-      <w:bookmarkStart w:id="3" w:name="_Toc242400568"/>
+      <w:bookmarkStart w:id="3" w:name="_Toc242441394"/>
       <w:r>
         <w:t>3. Decisiones de diseño y hallazgos de consistencia</w:t>
       </w:r>
@@ -6224,7 +6224,7 @@
       <w:pPr>
         <w:pStyle w:val="Ttulo2"/>
       </w:pPr>
-      <w:bookmarkStart w:id="4" w:name="_Toc242400569"/>
+      <w:bookmarkStart w:id="4" w:name="_Toc242441395"/>
       <w:r>
         <w:t>4. Verificación</w:t>
       </w:r>
@@ -10642,7 +10642,7 @@
       <w:pPr>
         <w:pStyle w:val="Ttulo2"/>
       </w:pPr>
-      <w:bookmarkStart w:id="5" w:name="_Toc242400570"/>
+      <w:bookmarkStart w:id="5" w:name="_Toc242441396"/>
       <w:r>
         <w:t>5. Archivos principales</w:t>
       </w:r>
@@ -12155,7 +12155,7 @@
       <w:pPr>
         <w:pStyle w:val="Ttulo2"/>
       </w:pPr>
-      <w:bookmarkStart w:id="6" w:name="_Toc242400571"/>
+      <w:bookmarkStart w:id="6" w:name="_Toc242441397"/>
       <w:r>
         <w:t>6. Evaluación del OE4 y verificaciones a cargo de Santiago Benavides Rey</w:t>
       </w:r>
@@ -12382,7 +12382,7 @@
   <w:abstractNum w:abstractNumId="0" w15:restartNumberingAfterBreak="0">
     <w:nsid w:val="0000A990"/>
     <w:multiLevelType w:val="multilevel"/>
-    <w:tmpl w:val="3F588082"/>
+    <w:tmpl w:val="7682B4D8"/>
     <w:lvl w:ilvl="0">
       <w:numFmt w:val="bullet"/>
       <w:lvlText w:val=" "/>
@@ -12459,7 +12459,7 @@
   <w:abstractNum w:abstractNumId="1" w15:restartNumberingAfterBreak="0">
     <w:nsid w:val="0000A991"/>
     <w:multiLevelType w:val="multilevel"/>
-    <w:tmpl w:val="FDB0FB9C"/>
+    <w:tmpl w:val="953A73F0"/>
     <w:lvl w:ilvl="0">
       <w:numFmt w:val="bullet"/>
       <w:lvlText w:val=""/>
@@ -12759,19 +12759,19 @@
       </w:pPr>
     </w:lvl>
   </w:abstractNum>
-  <w:num w:numId="1" w16cid:durableId="1789003190">
+  <w:num w:numId="1" w16cid:durableId="1575773216">
     <w:abstractNumId w:val="2"/>
   </w:num>
-  <w:num w:numId="2" w16cid:durableId="735393224">
+  <w:num w:numId="2" w16cid:durableId="1454665691">
     <w:abstractNumId w:val="3"/>
     <w:lvlOverride w:ilvl="0">
       <w:startOverride w:val="1"/>
     </w:lvlOverride>
   </w:num>
-  <w:num w:numId="3" w16cid:durableId="1882667106">
+  <w:num w:numId="3" w16cid:durableId="246378989">
     <w:abstractNumId w:val="0"/>
   </w:num>
-  <w:num w:numId="4" w16cid:durableId="1664577380">
+  <w:num w:numId="4" w16cid:durableId="2088258221">
     <w:abstractNumId w:val="1"/>
   </w:num>
 </w:numbering>
@@ -13577,7 +13577,7 @@
     <w:link w:val="EncabezadoCar"/>
     <w:uiPriority w:val="99"/>
     <w:unhideWhenUsed/>
-    <w:rsid w:val="005A04A5"/>
+    <w:rsid w:val="00482F51"/>
     <w:pPr>
       <w:tabs>
         <w:tab w:val="center" w:pos="4419"/>
@@ -13591,7 +13591,7 @@
     <w:basedOn w:val="Fuentedeprrafopredeter"/>
     <w:link w:val="Encabezado"/>
     <w:uiPriority w:val="99"/>
-    <w:rsid w:val="005A04A5"/>
+    <w:rsid w:val="00482F51"/>
   </w:style>
   <w:style w:type="paragraph" w:styleId="Piedepgina">
     <w:name w:val="footer"/>
@@ -13599,7 +13599,7 @@
     <w:link w:val="PiedepginaCar"/>
     <w:uiPriority w:val="99"/>
     <w:unhideWhenUsed/>
-    <w:rsid w:val="005A04A5"/>
+    <w:rsid w:val="00482F51"/>
     <w:pPr>
       <w:tabs>
         <w:tab w:val="center" w:pos="4419"/>
@@ -13613,7 +13613,7 @@
     <w:basedOn w:val="Fuentedeprrafopredeter"/>
     <w:link w:val="Piedepgina"/>
     <w:uiPriority w:val="99"/>
-    <w:rsid w:val="005A04A5"/>
+    <w:rsid w:val="00482F51"/>
   </w:style>
   <w:style w:type="character" w:styleId="Nmerodepgina">
     <w:name w:val="page number"/>
@@ -13621,7 +13621,7 @@
     <w:uiPriority w:val="99"/>
     <w:semiHidden/>
     <w:unhideWhenUsed/>
-    <w:rsid w:val="005A04A5"/>
+    <w:rsid w:val="00482F51"/>
   </w:style>
 </w:styles>
 </file>

--- a/docs/anexos oe3/Solucion_OE3_Anexo_B_Slice_1.docx
+++ b/docs/anexos oe3/Solucion_OE3_Anexo_B_Slice_1.docx
@@ -24,7 +24,7 @@
       <w:r>
         <w:fldChar w:fldCharType="separate"/>
       </w:r>
-      <w:hyperlink w:anchor="_Toc242441391" w:history="1">
+      <w:hyperlink w:anchor="_Toc242544899" w:history="1">
         <w:r>
           <w:rPr>
             <w:rStyle w:val="Hipervnculo"/>
@@ -51,7 +51,7 @@
             <w:noProof/>
             <w:webHidden/>
           </w:rPr>
-          <w:instrText xml:space="preserve"> PAGEREF _Toc242441391 \h </w:instrText>
+          <w:instrText xml:space="preserve"> PAGEREF _Toc242544899 \h </w:instrText>
         </w:r>
         <w:r>
           <w:rPr>
@@ -95,7 +95,7 @@
           <w14:ligatures w14:val="standardContextual"/>
         </w:rPr>
       </w:pPr>
-      <w:hyperlink w:anchor="_Toc242441392" w:history="1">
+      <w:hyperlink w:anchor="_Toc242544900" w:history="1">
         <w:r>
           <w:rPr>
             <w:rStyle w:val="Hipervnculo"/>
@@ -122,7 +122,7 @@
             <w:noProof/>
             <w:webHidden/>
           </w:rPr>
-          <w:instrText xml:space="preserve"> PAGEREF _Toc242441392 \h </w:instrText>
+          <w:instrText xml:space="preserve"> PAGEREF _Toc242544900 \h </w:instrText>
         </w:r>
         <w:r>
           <w:rPr>
@@ -166,7 +166,7 @@
           <w14:ligatures w14:val="standardContextual"/>
         </w:rPr>
       </w:pPr>
-      <w:hyperlink w:anchor="_Toc242441393" w:history="1">
+      <w:hyperlink w:anchor="_Toc242544901" w:history="1">
         <w:r>
           <w:rPr>
             <w:rStyle w:val="Hipervnculo"/>
@@ -193,7 +193,7 @@
             <w:noProof/>
             <w:webHidden/>
           </w:rPr>
-          <w:instrText xml:space="preserve"> PAGEREF _Toc242441393 \h </w:instrText>
+          <w:instrText xml:space="preserve"> PAGEREF _Toc242544901 \h </w:instrText>
         </w:r>
         <w:r>
           <w:rPr>
@@ -237,7 +237,7 @@
           <w14:ligatures w14:val="standardContextual"/>
         </w:rPr>
       </w:pPr>
-      <w:hyperlink w:anchor="_Toc242441394" w:history="1">
+      <w:hyperlink w:anchor="_Toc242544902" w:history="1">
         <w:r>
           <w:rPr>
             <w:rStyle w:val="Hipervnculo"/>
@@ -264,7 +264,7 @@
             <w:noProof/>
             <w:webHidden/>
           </w:rPr>
-          <w:instrText xml:space="preserve"> PAGEREF _Toc242441394 \h </w:instrText>
+          <w:instrText xml:space="preserve"> PAGEREF _Toc242544902 \h </w:instrText>
         </w:r>
         <w:r>
           <w:rPr>
@@ -308,7 +308,7 @@
           <w14:ligatures w14:val="standardContextual"/>
         </w:rPr>
       </w:pPr>
-      <w:hyperlink w:anchor="_Toc242441395" w:history="1">
+      <w:hyperlink w:anchor="_Toc242544903" w:history="1">
         <w:r>
           <w:rPr>
             <w:rStyle w:val="Hipervnculo"/>
@@ -335,7 +335,7 @@
             <w:noProof/>
             <w:webHidden/>
           </w:rPr>
-          <w:instrText xml:space="preserve"> PAGEREF _Toc242441395 \h </w:instrText>
+          <w:instrText xml:space="preserve"> PAGEREF _Toc242544903 \h </w:instrText>
         </w:r>
         <w:r>
           <w:rPr>
@@ -379,7 +379,7 @@
           <w14:ligatures w14:val="standardContextual"/>
         </w:rPr>
       </w:pPr>
-      <w:hyperlink w:anchor="_Toc242441396" w:history="1">
+      <w:hyperlink w:anchor="_Toc242544904" w:history="1">
         <w:r>
           <w:rPr>
             <w:rStyle w:val="Hipervnculo"/>
@@ -406,7 +406,7 @@
             <w:noProof/>
             <w:webHidden/>
           </w:rPr>
-          <w:instrText xml:space="preserve"> PAGEREF _Toc242441396 \h </w:instrText>
+          <w:instrText xml:space="preserve"> PAGEREF _Toc242544904 \h </w:instrText>
         </w:r>
         <w:r>
           <w:rPr>
@@ -450,7 +450,7 @@
           <w14:ligatures w14:val="standardContextual"/>
         </w:rPr>
       </w:pPr>
-      <w:hyperlink w:anchor="_Toc242441397" w:history="1">
+      <w:hyperlink w:anchor="_Toc242544905" w:history="1">
         <w:r>
           <w:rPr>
             <w:rStyle w:val="Hipervnculo"/>
@@ -477,7 +477,7 @@
             <w:noProof/>
             <w:webHidden/>
           </w:rPr>
-          <w:instrText xml:space="preserve"> PAGEREF _Toc242441397 \h </w:instrText>
+          <w:instrText xml:space="preserve"> PAGEREF _Toc242544905 \h </w:instrText>
         </w:r>
         <w:r>
           <w:rPr>
@@ -522,7 +522,7 @@
       <w:pPr>
         <w:pStyle w:val="Ttulo1"/>
       </w:pPr>
-      <w:bookmarkStart w:id="0" w:name="_Toc242441391"/>
+      <w:bookmarkStart w:id="0" w:name="_Toc242544899"/>
       <w:r>
         <w:lastRenderedPageBreak/>
         <w:t>ANEXO B. SLICE 1: RUTA PRINCIPAL Y NIVEL 1 «LA OSCURIDAD»</w:t>
@@ -565,7 +565,7 @@
       <w:pPr>
         <w:pStyle w:val="Ttulo2"/>
       </w:pPr>
-      <w:bookmarkStart w:id="1" w:name="_Toc242441392"/>
+      <w:bookmarkStart w:id="1" w:name="_Toc242544900"/>
       <w:r>
         <w:t>1. Alcance y seguimiento</w:t>
       </w:r>
@@ -2327,7 +2327,7 @@
       <w:pPr>
         <w:pStyle w:val="Ttulo2"/>
       </w:pPr>
-      <w:bookmarkStart w:id="2" w:name="_Toc242441393"/>
+      <w:bookmarkStart w:id="2" w:name="_Toc242544901"/>
       <w:r>
         <w:t>2. Lo implementado</w:t>
       </w:r>
@@ -4885,7 +4885,7 @@
       <w:pPr>
         <w:pStyle w:val="Ttulo2"/>
       </w:pPr>
-      <w:bookmarkStart w:id="3" w:name="_Toc242441394"/>
+      <w:bookmarkStart w:id="3" w:name="_Toc242544902"/>
       <w:r>
         <w:t>3. Decisiones de diseño y hallazgos de consistencia</w:t>
       </w:r>
@@ -6224,7 +6224,7 @@
       <w:pPr>
         <w:pStyle w:val="Ttulo2"/>
       </w:pPr>
-      <w:bookmarkStart w:id="4" w:name="_Toc242441395"/>
+      <w:bookmarkStart w:id="4" w:name="_Toc242544903"/>
       <w:r>
         <w:t>4. Verificación</w:t>
       </w:r>
@@ -10642,7 +10642,7 @@
       <w:pPr>
         <w:pStyle w:val="Ttulo2"/>
       </w:pPr>
-      <w:bookmarkStart w:id="5" w:name="_Toc242441396"/>
+      <w:bookmarkStart w:id="5" w:name="_Toc242544904"/>
       <w:r>
         <w:t>5. Archivos principales</w:t>
       </w:r>
@@ -12155,7 +12155,7 @@
       <w:pPr>
         <w:pStyle w:val="Ttulo2"/>
       </w:pPr>
-      <w:bookmarkStart w:id="6" w:name="_Toc242441397"/>
+      <w:bookmarkStart w:id="6" w:name="_Toc242544905"/>
       <w:r>
         <w:t>6. Evaluación del OE4 y verificaciones a cargo de Santiago Benavides Rey</w:t>
       </w:r>
@@ -12382,7 +12382,7 @@
   <w:abstractNum w:abstractNumId="0" w15:restartNumberingAfterBreak="0">
     <w:nsid w:val="0000A990"/>
     <w:multiLevelType w:val="multilevel"/>
-    <w:tmpl w:val="7682B4D8"/>
+    <w:tmpl w:val="7C30993A"/>
     <w:lvl w:ilvl="0">
       <w:numFmt w:val="bullet"/>
       <w:lvlText w:val=" "/>
@@ -12459,7 +12459,7 @@
   <w:abstractNum w:abstractNumId="1" w15:restartNumberingAfterBreak="0">
     <w:nsid w:val="0000A991"/>
     <w:multiLevelType w:val="multilevel"/>
-    <w:tmpl w:val="953A73F0"/>
+    <w:tmpl w:val="A11C2EB0"/>
     <w:lvl w:ilvl="0">
       <w:numFmt w:val="bullet"/>
       <w:lvlText w:val=""/>
@@ -12759,19 +12759,19 @@
       </w:pPr>
     </w:lvl>
   </w:abstractNum>
-  <w:num w:numId="1" w16cid:durableId="1575773216">
+  <w:num w:numId="1" w16cid:durableId="1663042658">
     <w:abstractNumId w:val="2"/>
   </w:num>
-  <w:num w:numId="2" w16cid:durableId="1454665691">
+  <w:num w:numId="2" w16cid:durableId="587426123">
     <w:abstractNumId w:val="3"/>
     <w:lvlOverride w:ilvl="0">
       <w:startOverride w:val="1"/>
     </w:lvlOverride>
   </w:num>
-  <w:num w:numId="3" w16cid:durableId="246378989">
+  <w:num w:numId="3" w16cid:durableId="1096511218">
     <w:abstractNumId w:val="0"/>
   </w:num>
-  <w:num w:numId="4" w16cid:durableId="2088258221">
+  <w:num w:numId="4" w16cid:durableId="14355622">
     <w:abstractNumId w:val="1"/>
   </w:num>
 </w:numbering>
@@ -13577,7 +13577,7 @@
     <w:link w:val="EncabezadoCar"/>
     <w:uiPriority w:val="99"/>
     <w:unhideWhenUsed/>
-    <w:rsid w:val="00482F51"/>
+    <w:rsid w:val="00AD2418"/>
     <w:pPr>
       <w:tabs>
         <w:tab w:val="center" w:pos="4419"/>
@@ -13591,7 +13591,7 @@
     <w:basedOn w:val="Fuentedeprrafopredeter"/>
     <w:link w:val="Encabezado"/>
     <w:uiPriority w:val="99"/>
-    <w:rsid w:val="00482F51"/>
+    <w:rsid w:val="00AD2418"/>
   </w:style>
   <w:style w:type="paragraph" w:styleId="Piedepgina">
     <w:name w:val="footer"/>
@@ -13599,7 +13599,7 @@
     <w:link w:val="PiedepginaCar"/>
     <w:uiPriority w:val="99"/>
     <w:unhideWhenUsed/>
-    <w:rsid w:val="00482F51"/>
+    <w:rsid w:val="00AD2418"/>
     <w:pPr>
       <w:tabs>
         <w:tab w:val="center" w:pos="4419"/>
@@ -13613,7 +13613,7 @@
     <w:basedOn w:val="Fuentedeprrafopredeter"/>
     <w:link w:val="Piedepgina"/>
     <w:uiPriority w:val="99"/>
-    <w:rsid w:val="00482F51"/>
+    <w:rsid w:val="00AD2418"/>
   </w:style>
   <w:style w:type="character" w:styleId="Nmerodepgina">
     <w:name w:val="page number"/>
@@ -13621,7 +13621,7 @@
     <w:uiPriority w:val="99"/>
     <w:semiHidden/>
     <w:unhideWhenUsed/>
-    <w:rsid w:val="00482F51"/>
+    <w:rsid w:val="00AD2418"/>
   </w:style>
 </w:styles>
 </file>

--- a/docs/anexos oe3/Solucion_OE3_Anexo_B_Slice_1.docx
+++ b/docs/anexos oe3/Solucion_OE3_Anexo_B_Slice_1.docx
@@ -24,7 +24,7 @@
       <w:r>
         <w:fldChar w:fldCharType="separate"/>
       </w:r>
-      <w:hyperlink w:anchor="_Toc242544899" w:history="1">
+      <w:hyperlink w:anchor="_Toc242827032" w:history="1">
         <w:r>
           <w:rPr>
             <w:rStyle w:val="Hipervnculo"/>
@@ -51,7 +51,7 @@
             <w:noProof/>
             <w:webHidden/>
           </w:rPr>
-          <w:instrText xml:space="preserve"> PAGEREF _Toc242544899 \h </w:instrText>
+          <w:instrText xml:space="preserve"> PAGEREF _Toc242827032 \h </w:instrText>
         </w:r>
         <w:r>
           <w:rPr>
@@ -95,7 +95,7 @@
           <w14:ligatures w14:val="standardContextual"/>
         </w:rPr>
       </w:pPr>
-      <w:hyperlink w:anchor="_Toc242544900" w:history="1">
+      <w:hyperlink w:anchor="_Toc242827033" w:history="1">
         <w:r>
           <w:rPr>
             <w:rStyle w:val="Hipervnculo"/>
@@ -122,7 +122,7 @@
             <w:noProof/>
             <w:webHidden/>
           </w:rPr>
-          <w:instrText xml:space="preserve"> PAGEREF _Toc242544900 \h </w:instrText>
+          <w:instrText xml:space="preserve"> PAGEREF _Toc242827033 \h </w:instrText>
         </w:r>
         <w:r>
           <w:rPr>
@@ -166,7 +166,7 @@
           <w14:ligatures w14:val="standardContextual"/>
         </w:rPr>
       </w:pPr>
-      <w:hyperlink w:anchor="_Toc242544901" w:history="1">
+      <w:hyperlink w:anchor="_Toc242827034" w:history="1">
         <w:r>
           <w:rPr>
             <w:rStyle w:val="Hipervnculo"/>
@@ -193,7 +193,7 @@
             <w:noProof/>
             <w:webHidden/>
           </w:rPr>
-          <w:instrText xml:space="preserve"> PAGEREF _Toc242544901 \h </w:instrText>
+          <w:instrText xml:space="preserve"> PAGEREF _Toc242827034 \h </w:instrText>
         </w:r>
         <w:r>
           <w:rPr>
@@ -237,7 +237,7 @@
           <w14:ligatures w14:val="standardContextual"/>
         </w:rPr>
       </w:pPr>
-      <w:hyperlink w:anchor="_Toc242544902" w:history="1">
+      <w:hyperlink w:anchor="_Toc242827035" w:history="1">
         <w:r>
           <w:rPr>
             <w:rStyle w:val="Hipervnculo"/>
@@ -264,7 +264,7 @@
             <w:noProof/>
             <w:webHidden/>
           </w:rPr>
-          <w:instrText xml:space="preserve"> PAGEREF _Toc242544902 \h </w:instrText>
+          <w:instrText xml:space="preserve"> PAGEREF _Toc242827035 \h </w:instrText>
         </w:r>
         <w:r>
           <w:rPr>
@@ -308,7 +308,7 @@
           <w14:ligatures w14:val="standardContextual"/>
         </w:rPr>
       </w:pPr>
-      <w:hyperlink w:anchor="_Toc242544903" w:history="1">
+      <w:hyperlink w:anchor="_Toc242827036" w:history="1">
         <w:r>
           <w:rPr>
             <w:rStyle w:val="Hipervnculo"/>
@@ -335,7 +335,7 @@
             <w:noProof/>
             <w:webHidden/>
           </w:rPr>
-          <w:instrText xml:space="preserve"> PAGEREF _Toc242544903 \h </w:instrText>
+          <w:instrText xml:space="preserve"> PAGEREF _Toc242827036 \h </w:instrText>
         </w:r>
         <w:r>
           <w:rPr>
@@ -379,7 +379,7 @@
           <w14:ligatures w14:val="standardContextual"/>
         </w:rPr>
       </w:pPr>
-      <w:hyperlink w:anchor="_Toc242544904" w:history="1">
+      <w:hyperlink w:anchor="_Toc242827037" w:history="1">
         <w:r>
           <w:rPr>
             <w:rStyle w:val="Hipervnculo"/>
@@ -406,78 +406,7 @@
             <w:noProof/>
             <w:webHidden/>
           </w:rPr>
-          <w:instrText xml:space="preserve"> PAGEREF _Toc242544904 \h </w:instrText>
-        </w:r>
-        <w:r>
-          <w:rPr>
-            <w:noProof/>
-            <w:webHidden/>
-          </w:rPr>
-        </w:r>
-        <w:r>
-          <w:rPr>
-            <w:noProof/>
-            <w:webHidden/>
-          </w:rPr>
-          <w:fldChar w:fldCharType="separate"/>
-        </w:r>
-        <w:r>
-          <w:rPr>
-            <w:noProof/>
-            <w:webHidden/>
-          </w:rPr>
-          <w:t>18</w:t>
-        </w:r>
-        <w:r>
-          <w:rPr>
-            <w:noProof/>
-            <w:webHidden/>
-          </w:rPr>
-          <w:fldChar w:fldCharType="end"/>
-        </w:r>
-      </w:hyperlink>
-    </w:p>
-    <w:p>
-      <w:pPr>
-        <w:pStyle w:val="TDC2"/>
-        <w:tabs>
-          <w:tab w:val="right" w:leader="dot" w:pos="9962"/>
-        </w:tabs>
-        <w:rPr>
-          <w:rFonts w:asciiTheme="minorHAnsi" w:eastAsiaTheme="minorEastAsia" w:hAnsiTheme="minorHAnsi" w:cstheme="minorBidi"/>
-          <w:noProof/>
-          <w:kern w:val="2"/>
-          <w14:ligatures w14:val="standardContextual"/>
-        </w:rPr>
-      </w:pPr>
-      <w:hyperlink w:anchor="_Toc242544905" w:history="1">
-        <w:r>
-          <w:rPr>
-            <w:rStyle w:val="Hipervnculo"/>
-            <w:noProof/>
-          </w:rPr>
-          <w:t>6. Evaluación del OE4 y verificaciones a cargo de Santiago Benavides Rey</w:t>
-        </w:r>
-        <w:r>
-          <w:rPr>
-            <w:noProof/>
-            <w:webHidden/>
-          </w:rPr>
-          <w:tab/>
-        </w:r>
-        <w:r>
-          <w:rPr>
-            <w:noProof/>
-            <w:webHidden/>
-          </w:rPr>
-          <w:fldChar w:fldCharType="begin"/>
-        </w:r>
-        <w:r>
-          <w:rPr>
-            <w:noProof/>
-            <w:webHidden/>
-          </w:rPr>
-          <w:instrText xml:space="preserve"> PAGEREF _Toc242544905 \h </w:instrText>
+          <w:instrText xml:space="preserve"> PAGEREF _Toc242827037 \h </w:instrText>
         </w:r>
         <w:r>
           <w:rPr>
@@ -509,6 +438,77 @@
       </w:hyperlink>
     </w:p>
     <w:p>
+      <w:pPr>
+        <w:pStyle w:val="TDC2"/>
+        <w:tabs>
+          <w:tab w:val="right" w:leader="dot" w:pos="9962"/>
+        </w:tabs>
+        <w:rPr>
+          <w:rFonts w:asciiTheme="minorHAnsi" w:eastAsiaTheme="minorEastAsia" w:hAnsiTheme="minorHAnsi" w:cstheme="minorBidi"/>
+          <w:noProof/>
+          <w:kern w:val="2"/>
+          <w14:ligatures w14:val="standardContextual"/>
+        </w:rPr>
+      </w:pPr>
+      <w:hyperlink w:anchor="_Toc242827038" w:history="1">
+        <w:r>
+          <w:rPr>
+            <w:rStyle w:val="Hipervnculo"/>
+            <w:noProof/>
+          </w:rPr>
+          <w:t>6. Evaluación del OE4 y verificaciones a cargo de Santiago Benavides Rey</w:t>
+        </w:r>
+        <w:r>
+          <w:rPr>
+            <w:noProof/>
+            <w:webHidden/>
+          </w:rPr>
+          <w:tab/>
+        </w:r>
+        <w:r>
+          <w:rPr>
+            <w:noProof/>
+            <w:webHidden/>
+          </w:rPr>
+          <w:fldChar w:fldCharType="begin"/>
+        </w:r>
+        <w:r>
+          <w:rPr>
+            <w:noProof/>
+            <w:webHidden/>
+          </w:rPr>
+          <w:instrText xml:space="preserve"> PAGEREF _Toc242827038 \h </w:instrText>
+        </w:r>
+        <w:r>
+          <w:rPr>
+            <w:noProof/>
+            <w:webHidden/>
+          </w:rPr>
+        </w:r>
+        <w:r>
+          <w:rPr>
+            <w:noProof/>
+            <w:webHidden/>
+          </w:rPr>
+          <w:fldChar w:fldCharType="separate"/>
+        </w:r>
+        <w:r>
+          <w:rPr>
+            <w:noProof/>
+            <w:webHidden/>
+          </w:rPr>
+          <w:t>20</w:t>
+        </w:r>
+        <w:r>
+          <w:rPr>
+            <w:noProof/>
+            <w:webHidden/>
+          </w:rPr>
+          <w:fldChar w:fldCharType="end"/>
+        </w:r>
+      </w:hyperlink>
+    </w:p>
+    <w:p>
       <w:r>
         <w:fldChar w:fldCharType="end"/>
       </w:r>
@@ -522,7 +522,7 @@
       <w:pPr>
         <w:pStyle w:val="Ttulo1"/>
       </w:pPr>
-      <w:bookmarkStart w:id="0" w:name="_Toc242544899"/>
+      <w:bookmarkStart w:id="0" w:name="_Toc242827032"/>
       <w:r>
         <w:lastRenderedPageBreak/>
         <w:t>ANEXO B. SLICE 1: RUTA PRINCIPAL Y NIVEL 1 «LA OSCURIDAD»</w:t>
@@ -565,7 +565,7 @@
       <w:pPr>
         <w:pStyle w:val="Ttulo2"/>
       </w:pPr>
-      <w:bookmarkStart w:id="1" w:name="_Toc242544900"/>
+      <w:bookmarkStart w:id="1" w:name="_Toc242827033"/>
       <w:r>
         <w:t>1. Alcance y seguimiento</w:t>
       </w:r>
@@ -2327,7 +2327,7 @@
       <w:pPr>
         <w:pStyle w:val="Ttulo2"/>
       </w:pPr>
-      <w:bookmarkStart w:id="2" w:name="_Toc242544901"/>
+      <w:bookmarkStart w:id="2" w:name="_Toc242827034"/>
       <w:r>
         <w:t>2. Lo implementado</w:t>
       </w:r>
@@ -3912,7 +3912,10 @@
         <w:t>MenuPausa.prefab</w:t>
       </w:r>
       <w:r>
-        <w:t xml:space="preserve"> de las cinco escenas jugables (Anexo C, apartado 2.5); el cálculo de los indicadores; el resumen que confirma al mostrarse; la regla de «Soplar» de INC-32, y la fracción de la iluminación, que desde la Fase 5 se aplica sobre otra capa. La mecánica de posición no sobrevivió. El 12 de septiembre Santiago Benavides Rey pidió rehacerla con una observación que el tablero conserva textual, «ese slider mide fuerza, no distancia», y el cambio se registró como INC-47.</w:t>
+        <w:t xml:space="preserve"> de las cinco escenas jugables (Anexo C, apartado 2.5) y que desde el 13/10/2026 tiene cinco botones (INC-159; Anexo G, apartado 2.6); el cálculo de los indicadores; el resumen que confirma al mostrarse; la regla de «Soplar» de INC-32, y la fracción de la iluminación, que desde la Fase 5 se aplica sobre otra capa. La mecánica de posición no sobrevivió. El 12 de septiembre Santiago Benavides Rey pidió rehacerla con una observación que el tablero conserva textual, «ese slider mide fuerza, no d</w:t>
+      </w:r>
+      <w:r>
+        <w:t>istancia», y el cambio se registró como INC-47.</w:t>
       </w:r>
     </w:p>
     <w:p>
@@ -3928,7 +3931,11 @@
         <w:pStyle w:val="PrimerprrafoOE3"/>
       </w:pPr>
       <w:r>
-        <w:t xml:space="preserve">En la Fase 5 (12 y 13 de septiembre), T20 reescribió las cuatro narrativas del nivel con el texto completo del guion, con Algoritm como hablante en lugar de «Chispa» (INC-44), y remapeó sus paradas de cámara, cada una con su estado de luz. Para esa luz nació la capa de oscuridad: el shader </w:t>
+        <w:t xml:space="preserve">En la Fase 5 (12 y 13 de septiembre), T20 reescribió las cuatro narrativas del nivel con el texto completo del guion, con Algoritm como hablante en lugar de «Chispa» (INC-44), y remapeó sus paradas de cámara, cada una con su estado de luz. Para esa luz nació la capa </w:t>
+      </w:r>
+      <w:r>
+        <w:lastRenderedPageBreak/>
+        <w:t xml:space="preserve">de oscuridad: el shader </w:t>
       </w:r>
       <w:r>
         <w:rPr>
@@ -3937,11 +3944,7 @@
         <w:t>fx_oscuridad</w:t>
       </w:r>
       <w:r>
-        <w:t xml:space="preserve"> multiplica sobre la ilustración un charco de luz radial </w:t>
-      </w:r>
-      <w:r>
-        <w:lastRenderedPageBreak/>
-        <w:t xml:space="preserve">sobre un fondo atenuado, y </w:t>
+        <w:t xml:space="preserve"> multiplica sobre la ilustración un charco de luz radial sobre un fondo atenuado, y </w:t>
       </w:r>
       <w:r>
         <w:rPr>
@@ -3995,13 +3998,13 @@
         <w:t>N1_Hallazgo</w:t>
       </w:r>
       <w:r>
-        <w:t xml:space="preserve"> desde el contenido, como pidió el acta D05, y dio a la apertura su propia ilustración. T21 introdujo el deslizante de fuerza de diez muescas, efectivas la 7 y la 8, cuya asa crece de </w:t>
-      </w:r>
-      <w:r>
-        <w:t>0,8 a 1,2 y pasa del azul al rojo con la fuerza: tamaño y color a la vez, nunca solo el color (RNF-19). T22 hizo arrastrables las hojas, el sílex y el pedernal con clic sostenido mediante los eventos de arrastre de uGUI y el módulo de entrada del Input System, sin la clase de entrada antigua. A pedido de Santiago Benavides Rey, la tablilla pasó a mostrar solo el último mensaje: el historial se conserva en memoria y nadie más lo lee. El resumen de fin de nivel tomó la forma de los mockups 13 y 13b, con títul</w:t>
-      </w:r>
-      <w:r>
-        <w:t>o, hallazgo, una viñeta por frase del relato y la habilidad nombrada en un recuadro.</w:t>
+        <w:t xml:space="preserve"> desde el contenido, como pidió el acta D05, y dio a la apertura su propia ilustración. T21 introdujo el deslizante de fuerza de diez muescas, efectivas la 7 y </w:t>
+      </w:r>
+      <w:r>
+        <w:t>la 8, cuya asa crece de 0,8 a 1,2 y pasa del azul al rojo con la fuerza: tamaño y color a la vez, nunca solo el color (RNF-19). T22 hizo arrastrables las hojas, el sílex y el pedernal con clic sostenido mediante los eventos de arrastre de uGUI y el módulo de entrada del Input System, sin la clase de entrada antigua. A pedido de Santiago Benavides Rey, la tablilla pasó a mostrar solo el último mensaje: el historial se conserva en memoria y nadie más lo lee. El resumen de fin de nivel tomó la forma de los moc</w:t>
+      </w:r>
+      <w:r>
+        <w:t>kups 13 y 13b, con título, hallazgo, una viñeta por frase del relato y la habilidad nombrada en un recuadro.</w:t>
       </w:r>
     </w:p>
     <w:p>
@@ -4074,14 +4077,97 @@
         <w:t>N1_NacimientoDelFuego</w:t>
       </w:r>
       <w:r>
-        <w:t xml:space="preserve">, donde Algoritm dice: «Cambiaste la fuerza, volviste a probar y miraste qué pasaba cada vez.» y nombra la </w:t>
+        <w:t xml:space="preserve">, donde Algoritm dice: </w:t>
       </w:r>
       <w:r>
         <w:lastRenderedPageBreak/>
-        <w:t>habilidad: «Eso tiene nombre: se llama iterar. Probar, mirar el resultado y ajustar.». El resumen confirma la fase, desbloquea el Nivel 2 y guarda; su hallazgo dice «Descubriste que el fuego necesita chispa y aire.» y su recuadro, «Eso se llama probar y ajustar: es lo mismo que hace quien arma un plan paso a paso.». La Tabla B.3 recoge los pa</w:t>
+        <w:t>«Cambiaste la fuerza, volviste a probar y miraste qué pasaba cada vez.» y nombra la habilidad: «Eso tiene nombre: se llama iterar. Probar, mirar el resultado y ajustar.». El resumen confirma la fase, desbloquea el Nivel 2 y guarda; su hallazgo dice «Descubriste que el fuego necesita chispa y aire.» y su recuadro, «Eso se llama probar y ajustar: es lo mismo que hace quien arma un plan paso a paso.». La Tabla B.3 recoge los pa</w:t>
       </w:r>
       <w:r>
         <w:t>rámetros con que se juega.</w:t>
+      </w:r>
+    </w:p>
+    <w:p>
+      <w:pPr>
+        <w:pStyle w:val="TextoOE3"/>
+      </w:pPr>
+      <w:r>
+        <w:t xml:space="preserve">Después del corte, la sesión del 13/10/2026 con estudiantes de grado quinto cambió tres cosas del Nivel 1 (Anexo G, apartado 2.6). La luz arranca menos oscura: </w:t>
+      </w:r>
+      <w:r>
+        <w:rPr>
+          <w:rStyle w:val="CdigoenlneaOE3"/>
+        </w:rPr>
+        <w:t>CaveLightingController</w:t>
+      </w:r>
+      <w:r>
+        <w:t xml:space="preserve"> y </w:t>
+      </w:r>
+      <w:r>
+        <w:rPr>
+          <w:rStyle w:val="CdigoenlneaOE3"/>
+        </w:rPr>
+        <w:t>Level1_Cave.unity</w:t>
+      </w:r>
+      <w:r>
+        <w:t xml:space="preserve"> pasaron de 0,10 a 0,22 en el punto más oscuro y de 0,30 a 0,35 en el más claro, y las tres narrativas de apertura subieron 0,12 su luz inicial (INC-152). La primera vez que se juega la mecánica sale un aviso del botón de ayuda, </w:t>
+      </w:r>
+      <w:r>
+        <w:rPr>
+          <w:rStyle w:val="CdigoenlneaOE3"/>
+        </w:rPr>
+        <w:t>HelpButtonIntro</w:t>
+      </w:r>
+      <w:r>
+        <w:t xml:space="preserve"> en </w:t>
+      </w:r>
+      <w:r>
+        <w:rPr>
+          <w:rStyle w:val="CdigoenlneaOE3"/>
+        </w:rPr>
+        <w:t>Game.Scaffolding</w:t>
+      </w:r>
+      <w:r>
+        <w:t xml:space="preserve"> y </w:t>
+      </w:r>
+      <w:r>
+        <w:rPr>
+          <w:rStyle w:val="CdigoenlneaOE3"/>
+        </w:rPr>
+        <w:t>FireHelpIntro</w:t>
+      </w:r>
+      <w:r>
+        <w:t xml:space="preserve"> en </w:t>
+      </w:r>
+      <w:r>
+        <w:rPr>
+          <w:rStyle w:val="CdigoenlneaOE3"/>
+        </w:rPr>
+        <w:t>Game.Levels.Fire</w:t>
+      </w:r>
+      <w:r>
+        <w:t xml:space="preserve">, que oscurece la pantalla, deja encima el botón y detiene el tiempo hasta «Cerrar»; sale mientras el perfil no haya confirmado la fase 1 y </w:t>
+      </w:r>
+      <w:r>
+        <w:rPr>
+          <w:rStyle w:val="CdigoenlneaOE3"/>
+        </w:rPr>
+        <w:t>FirePanelController</w:t>
+      </w:r>
+      <w:r>
+        <w:t xml:space="preserve"> lo dispara</w:t>
+      </w:r>
+      <w:r>
+        <w:t xml:space="preserve"> al final de </w:t>
+      </w:r>
+      <w:r>
+        <w:rPr>
+          <w:rStyle w:val="CdigoenlneaOE3"/>
+        </w:rPr>
+        <w:t>Start</w:t>
+      </w:r>
+      <w:r>
+        <w:t xml:space="preserve"> (INC-158). Y el cuadro de diálogo de las narrativas gana «Atrás» (INC-160).</w:t>
       </w:r>
     </w:p>
     <w:p>
@@ -4796,10 +4882,10 @@
         <w:t>37b3cb7</w:t>
       </w:r>
       <w:r>
-        <w:t>), al cerrar INC-47 se implementó lo único que el guion pedía y el juego no tenía: el montón humea al converger, con un hilo de humo entre el montón y las piedras que no se apaga por un fallo posterior (INC-32). Para INC-68 se hizo visible la chispa del golpe, que hasta entonces solo se describía; en ese commit era una cruz de dos trazos que se encogía. Las acotaciones de dos narrativas dejaron de llamar «estrella» a Algoritm (INC-52), y se corrigieron los comentarios del código que seguían citando la mecán</w:t>
-      </w:r>
-      <w:r>
-        <w:t>ica de posición.</w:t>
+        <w:t>), al cerrar INC-47 se implementó lo único que el guion pedía y el juego no tenía: el montón humea al converger, con un hilo de humo entre el montón y las piedras que no se apaga por un fallo posterior (INC-32). Para INC-68 se hizo visible la chispa del golpe, que hasta entonces solo se describía; en ese commit era una cruz de dos trazos que se encogía. Las acotaciones de dos narrativas dejaron de llamar «estrella» a Algoritm (INC-52), y se corrigieron los comentarios del código que seguían citando l</w:t>
+      </w:r>
+      <w:r>
+        <w:t>a mecánica de posición.</w:t>
       </w:r>
     </w:p>
     <w:p>
@@ -4815,6 +4901,7 @@
         <w:pStyle w:val="TextoOE3"/>
       </w:pPr>
       <w:r>
+        <w:lastRenderedPageBreak/>
         <w:t>Las piedras se suben sobre el montón justo después de ponerlo al frente en el acercamiento, y el deslizante de cercanía ya solo las mueve: no las sube sobre la chispa ni sobre la llama.</w:t>
       </w:r>
     </w:p>
@@ -4843,7 +4930,6 @@
         <w:pStyle w:val="TextoOE3"/>
       </w:pPr>
       <w:r>
-        <w:lastRenderedPageBreak/>
         <w:t>El humo nace en el punto del golpe y es un hilo de 87 × 150 unidades con el pivote en la base, que no pasa de medio montón (guion, fila E6). Al soplar sube hasta la corona de la llama, a un cuarto de su alto, por detrás de ella, y se reduce a 0,6 con el mismo avance que el quemado. Al empezar el encendido la tablilla sube por código sobre el suelo y, con él, sobre el humo; en la escena conserva su orden para que una pieza soltada bajo la tablilla mientras se reúne siga encima y al alcance del clic.</w:t>
       </w:r>
     </w:p>
@@ -4885,7 +4971,7 @@
       <w:pPr>
         <w:pStyle w:val="Ttulo2"/>
       </w:pPr>
-      <w:bookmarkStart w:id="3" w:name="_Toc242544902"/>
+      <w:bookmarkStart w:id="3" w:name="_Toc242827035"/>
       <w:r>
         <w:t>3. Decisiones de diseño y hallazgos de consistencia</w:t>
       </w:r>
@@ -4965,6 +5051,7 @@
         </w:numPr>
       </w:pPr>
       <w:r>
+        <w:lastRenderedPageBreak/>
         <w:t xml:space="preserve">La luz es una capa (acta D04): una pieza base y una máscara en el motor en lugar de cuatro entornos; desde la Fase 5 es la capa </w:t>
       </w:r>
       <w:r>
@@ -4998,7 +5085,6 @@
         </w:numPr>
       </w:pPr>
       <w:r>
-        <w:lastRenderedPageBreak/>
         <w:t xml:space="preserve">La ayuda quedó cableada: «Pista» la alimenta </w:t>
       </w:r>
       <w:r>
@@ -5062,10 +5148,10 @@
         <w:tblLook w:val="0020" w:firstRow="1" w:lastRow="0" w:firstColumn="0" w:lastColumn="0" w:noHBand="0" w:noVBand="0"/>
       </w:tblPr>
       <w:tblGrid>
-        <w:gridCol w:w="823"/>
-        <w:gridCol w:w="3355"/>
-        <w:gridCol w:w="4236"/>
-        <w:gridCol w:w="1548"/>
+        <w:gridCol w:w="787"/>
+        <w:gridCol w:w="2979"/>
+        <w:gridCol w:w="4692"/>
+        <w:gridCol w:w="1504"/>
       </w:tblGrid>
       <w:tr>
         <w:trPr>
@@ -5073,7 +5159,7 @@
         </w:trPr>
         <w:tc>
           <w:tcPr>
-            <w:tcW w:w="413" w:type="pct"/>
+            <w:tcW w:w="395" w:type="pct"/>
             <w:shd w:val="clear" w:color="auto" w:fill="D9D9D9"/>
           </w:tcPr>
           <w:p>
@@ -5096,7 +5182,7 @@
         </w:tc>
         <w:tc>
           <w:tcPr>
-            <w:tcW w:w="1684" w:type="pct"/>
+            <w:tcW w:w="1495" w:type="pct"/>
             <w:shd w:val="clear" w:color="auto" w:fill="D9D9D9"/>
           </w:tcPr>
           <w:p>
@@ -5119,7 +5205,7 @@
         </w:tc>
         <w:tc>
           <w:tcPr>
-            <w:tcW w:w="2126" w:type="pct"/>
+            <w:tcW w:w="2355" w:type="pct"/>
             <w:shd w:val="clear" w:color="auto" w:fill="D9D9D9"/>
           </w:tcPr>
           <w:p>
@@ -5142,7 +5228,7 @@
         </w:tc>
         <w:tc>
           <w:tcPr>
-            <w:tcW w:w="777" w:type="pct"/>
+            <w:tcW w:w="756" w:type="pct"/>
             <w:shd w:val="clear" w:color="auto" w:fill="D9D9D9"/>
           </w:tcPr>
           <w:p>
@@ -5167,7 +5253,7 @@
       <w:tr>
         <w:tc>
           <w:tcPr>
-            <w:tcW w:w="413" w:type="pct"/>
+            <w:tcW w:w="395" w:type="pct"/>
             <w:shd w:val="clear" w:color="auto" w:fill="auto"/>
           </w:tcPr>
           <w:p>
@@ -5188,7 +5274,7 @@
         </w:tc>
         <w:tc>
           <w:tcPr>
-            <w:tcW w:w="1684" w:type="pct"/>
+            <w:tcW w:w="1495" w:type="pct"/>
             <w:shd w:val="clear" w:color="auto" w:fill="auto"/>
           </w:tcPr>
           <w:p>
@@ -5209,7 +5295,7 @@
         </w:tc>
         <w:tc>
           <w:tcPr>
-            <w:tcW w:w="2126" w:type="pct"/>
+            <w:tcW w:w="2355" w:type="pct"/>
             <w:shd w:val="clear" w:color="auto" w:fill="auto"/>
           </w:tcPr>
           <w:p>
@@ -5230,7 +5316,7 @@
         </w:tc>
         <w:tc>
           <w:tcPr>
-            <w:tcW w:w="777" w:type="pct"/>
+            <w:tcW w:w="756" w:type="pct"/>
             <w:shd w:val="clear" w:color="auto" w:fill="auto"/>
           </w:tcPr>
           <w:p>
@@ -5253,7 +5339,7 @@
       <w:tr>
         <w:tc>
           <w:tcPr>
-            <w:tcW w:w="413" w:type="pct"/>
+            <w:tcW w:w="395" w:type="pct"/>
             <w:shd w:val="clear" w:color="auto" w:fill="auto"/>
           </w:tcPr>
           <w:p>
@@ -5274,7 +5360,7 @@
         </w:tc>
         <w:tc>
           <w:tcPr>
-            <w:tcW w:w="1684" w:type="pct"/>
+            <w:tcW w:w="1495" w:type="pct"/>
             <w:shd w:val="clear" w:color="auto" w:fill="auto"/>
           </w:tcPr>
           <w:p>
@@ -5295,7 +5381,7 @@
         </w:tc>
         <w:tc>
           <w:tcPr>
-            <w:tcW w:w="2126" w:type="pct"/>
+            <w:tcW w:w="2355" w:type="pct"/>
             <w:shd w:val="clear" w:color="auto" w:fill="auto"/>
           </w:tcPr>
           <w:p>
@@ -5316,7 +5402,7 @@
         </w:tc>
         <w:tc>
           <w:tcPr>
-            <w:tcW w:w="777" w:type="pct"/>
+            <w:tcW w:w="756" w:type="pct"/>
             <w:shd w:val="clear" w:color="auto" w:fill="auto"/>
           </w:tcPr>
           <w:p>
@@ -5339,7 +5425,7 @@
       <w:tr>
         <w:tc>
           <w:tcPr>
-            <w:tcW w:w="413" w:type="pct"/>
+            <w:tcW w:w="395" w:type="pct"/>
             <w:shd w:val="clear" w:color="auto" w:fill="auto"/>
           </w:tcPr>
           <w:p>
@@ -5360,7 +5446,7 @@
         </w:tc>
         <w:tc>
           <w:tcPr>
-            <w:tcW w:w="1684" w:type="pct"/>
+            <w:tcW w:w="1495" w:type="pct"/>
             <w:shd w:val="clear" w:color="auto" w:fill="auto"/>
           </w:tcPr>
           <w:p>
@@ -5381,7 +5467,7 @@
         </w:tc>
         <w:tc>
           <w:tcPr>
-            <w:tcW w:w="2126" w:type="pct"/>
+            <w:tcW w:w="2355" w:type="pct"/>
             <w:shd w:val="clear" w:color="auto" w:fill="auto"/>
           </w:tcPr>
           <w:p>
@@ -5402,7 +5488,7 @@
         </w:tc>
         <w:tc>
           <w:tcPr>
-            <w:tcW w:w="777" w:type="pct"/>
+            <w:tcW w:w="756" w:type="pct"/>
             <w:shd w:val="clear" w:color="auto" w:fill="auto"/>
           </w:tcPr>
           <w:p>
@@ -5425,7 +5511,7 @@
       <w:tr>
         <w:tc>
           <w:tcPr>
-            <w:tcW w:w="413" w:type="pct"/>
+            <w:tcW w:w="395" w:type="pct"/>
             <w:shd w:val="clear" w:color="auto" w:fill="auto"/>
           </w:tcPr>
           <w:p>
@@ -5446,7 +5532,7 @@
         </w:tc>
         <w:tc>
           <w:tcPr>
-            <w:tcW w:w="1684" w:type="pct"/>
+            <w:tcW w:w="1495" w:type="pct"/>
             <w:shd w:val="clear" w:color="auto" w:fill="auto"/>
           </w:tcPr>
           <w:p>
@@ -5467,7 +5553,7 @@
         </w:tc>
         <w:tc>
           <w:tcPr>
-            <w:tcW w:w="2126" w:type="pct"/>
+            <w:tcW w:w="2355" w:type="pct"/>
             <w:shd w:val="clear" w:color="auto" w:fill="auto"/>
           </w:tcPr>
           <w:p>
@@ -5488,7 +5574,7 @@
         </w:tc>
         <w:tc>
           <w:tcPr>
-            <w:tcW w:w="777" w:type="pct"/>
+            <w:tcW w:w="756" w:type="pct"/>
             <w:shd w:val="clear" w:color="auto" w:fill="auto"/>
           </w:tcPr>
           <w:p>
@@ -5511,7 +5597,7 @@
       <w:tr>
         <w:tc>
           <w:tcPr>
-            <w:tcW w:w="413" w:type="pct"/>
+            <w:tcW w:w="395" w:type="pct"/>
             <w:shd w:val="clear" w:color="auto" w:fill="auto"/>
           </w:tcPr>
           <w:p>
@@ -5532,7 +5618,7 @@
         </w:tc>
         <w:tc>
           <w:tcPr>
-            <w:tcW w:w="1684" w:type="pct"/>
+            <w:tcW w:w="1495" w:type="pct"/>
             <w:shd w:val="clear" w:color="auto" w:fill="auto"/>
           </w:tcPr>
           <w:p>
@@ -5553,7 +5639,7 @@
         </w:tc>
         <w:tc>
           <w:tcPr>
-            <w:tcW w:w="2126" w:type="pct"/>
+            <w:tcW w:w="2355" w:type="pct"/>
             <w:shd w:val="clear" w:color="auto" w:fill="auto"/>
           </w:tcPr>
           <w:p>
@@ -5581,7 +5667,7 @@
         </w:tc>
         <w:tc>
           <w:tcPr>
-            <w:tcW w:w="777" w:type="pct"/>
+            <w:tcW w:w="756" w:type="pct"/>
             <w:shd w:val="clear" w:color="auto" w:fill="auto"/>
           </w:tcPr>
           <w:p>
@@ -5604,7 +5690,7 @@
       <w:tr>
         <w:tc>
           <w:tcPr>
-            <w:tcW w:w="413" w:type="pct"/>
+            <w:tcW w:w="395" w:type="pct"/>
             <w:shd w:val="clear" w:color="auto" w:fill="auto"/>
           </w:tcPr>
           <w:p>
@@ -5625,7 +5711,7 @@
         </w:tc>
         <w:tc>
           <w:tcPr>
-            <w:tcW w:w="1684" w:type="pct"/>
+            <w:tcW w:w="1495" w:type="pct"/>
             <w:shd w:val="clear" w:color="auto" w:fill="auto"/>
           </w:tcPr>
           <w:p>
@@ -5646,7 +5732,7 @@
         </w:tc>
         <w:tc>
           <w:tcPr>
-            <w:tcW w:w="2126" w:type="pct"/>
+            <w:tcW w:w="2355" w:type="pct"/>
             <w:shd w:val="clear" w:color="auto" w:fill="auto"/>
           </w:tcPr>
           <w:p>
@@ -5667,7 +5753,7 @@
         </w:tc>
         <w:tc>
           <w:tcPr>
-            <w:tcW w:w="777" w:type="pct"/>
+            <w:tcW w:w="756" w:type="pct"/>
             <w:shd w:val="clear" w:color="auto" w:fill="auto"/>
           </w:tcPr>
           <w:p>
@@ -5690,7 +5776,7 @@
       <w:tr>
         <w:tc>
           <w:tcPr>
-            <w:tcW w:w="413" w:type="pct"/>
+            <w:tcW w:w="395" w:type="pct"/>
             <w:shd w:val="clear" w:color="auto" w:fill="auto"/>
           </w:tcPr>
           <w:p>
@@ -5711,7 +5797,7 @@
         </w:tc>
         <w:tc>
           <w:tcPr>
-            <w:tcW w:w="1684" w:type="pct"/>
+            <w:tcW w:w="1495" w:type="pct"/>
             <w:shd w:val="clear" w:color="auto" w:fill="auto"/>
           </w:tcPr>
           <w:p>
@@ -5732,7 +5818,7 @@
         </w:tc>
         <w:tc>
           <w:tcPr>
-            <w:tcW w:w="2126" w:type="pct"/>
+            <w:tcW w:w="2355" w:type="pct"/>
             <w:shd w:val="clear" w:color="auto" w:fill="auto"/>
           </w:tcPr>
           <w:p>
@@ -5753,7 +5839,7 @@
         </w:tc>
         <w:tc>
           <w:tcPr>
-            <w:tcW w:w="777" w:type="pct"/>
+            <w:tcW w:w="756" w:type="pct"/>
             <w:shd w:val="clear" w:color="auto" w:fill="auto"/>
           </w:tcPr>
           <w:p>
@@ -5776,28 +5862,29 @@
       <w:tr>
         <w:tc>
           <w:tcPr>
-            <w:tcW w:w="413" w:type="pct"/>
-            <w:shd w:val="clear" w:color="auto" w:fill="auto"/>
-          </w:tcPr>
-          <w:p>
-            <w:pPr>
-              <w:pStyle w:val="CompactoOE3"/>
-              <w:spacing w:after="0"/>
-              <w:rPr>
-                <w:sz w:val="18"/>
-              </w:rPr>
-            </w:pPr>
-            <w:r>
-              <w:rPr>
-                <w:sz w:val="18"/>
-              </w:rPr>
+            <w:tcW w:w="395" w:type="pct"/>
+            <w:shd w:val="clear" w:color="auto" w:fill="auto"/>
+          </w:tcPr>
+          <w:p>
+            <w:pPr>
+              <w:pStyle w:val="CompactoOE3"/>
+              <w:spacing w:after="0"/>
+              <w:rPr>
+                <w:sz w:val="18"/>
+              </w:rPr>
+            </w:pPr>
+            <w:r>
+              <w:rPr>
+                <w:sz w:val="18"/>
+              </w:rPr>
+              <w:lastRenderedPageBreak/>
               <w:t>INC-68</w:t>
             </w:r>
           </w:p>
         </w:tc>
         <w:tc>
           <w:tcPr>
-            <w:tcW w:w="1684" w:type="pct"/>
+            <w:tcW w:w="1495" w:type="pct"/>
             <w:shd w:val="clear" w:color="auto" w:fill="auto"/>
           </w:tcPr>
           <w:p>
@@ -5818,7 +5905,7 @@
         </w:tc>
         <w:tc>
           <w:tcPr>
-            <w:tcW w:w="2126" w:type="pct"/>
+            <w:tcW w:w="2355" w:type="pct"/>
             <w:shd w:val="clear" w:color="auto" w:fill="auto"/>
           </w:tcPr>
           <w:p>
@@ -5846,7 +5933,7 @@
         </w:tc>
         <w:tc>
           <w:tcPr>
-            <w:tcW w:w="777" w:type="pct"/>
+            <w:tcW w:w="756" w:type="pct"/>
             <w:shd w:val="clear" w:color="auto" w:fill="auto"/>
           </w:tcPr>
           <w:p>
@@ -5869,7 +5956,7 @@
       <w:tr>
         <w:tc>
           <w:tcPr>
-            <w:tcW w:w="413" w:type="pct"/>
+            <w:tcW w:w="395" w:type="pct"/>
             <w:shd w:val="clear" w:color="auto" w:fill="auto"/>
           </w:tcPr>
           <w:p>
@@ -5890,7 +5977,7 @@
         </w:tc>
         <w:tc>
           <w:tcPr>
-            <w:tcW w:w="1684" w:type="pct"/>
+            <w:tcW w:w="1495" w:type="pct"/>
             <w:shd w:val="clear" w:color="auto" w:fill="auto"/>
           </w:tcPr>
           <w:p>
@@ -5911,7 +5998,7 @@
         </w:tc>
         <w:tc>
           <w:tcPr>
-            <w:tcW w:w="2126" w:type="pct"/>
+            <w:tcW w:w="2355" w:type="pct"/>
             <w:shd w:val="clear" w:color="auto" w:fill="auto"/>
           </w:tcPr>
           <w:p>
@@ -5932,7 +6019,7 @@
         </w:tc>
         <w:tc>
           <w:tcPr>
-            <w:tcW w:w="777" w:type="pct"/>
+            <w:tcW w:w="756" w:type="pct"/>
             <w:shd w:val="clear" w:color="auto" w:fill="auto"/>
           </w:tcPr>
           <w:p>
@@ -5955,7 +6042,7 @@
       <w:tr>
         <w:tc>
           <w:tcPr>
-            <w:tcW w:w="413" w:type="pct"/>
+            <w:tcW w:w="395" w:type="pct"/>
             <w:shd w:val="clear" w:color="auto" w:fill="auto"/>
           </w:tcPr>
           <w:p>
@@ -5976,7 +6063,7 @@
         </w:tc>
         <w:tc>
           <w:tcPr>
-            <w:tcW w:w="1684" w:type="pct"/>
+            <w:tcW w:w="1495" w:type="pct"/>
             <w:shd w:val="clear" w:color="auto" w:fill="auto"/>
           </w:tcPr>
           <w:p>
@@ -5997,7 +6084,7 @@
         </w:tc>
         <w:tc>
           <w:tcPr>
-            <w:tcW w:w="2126" w:type="pct"/>
+            <w:tcW w:w="2355" w:type="pct"/>
             <w:shd w:val="clear" w:color="auto" w:fill="auto"/>
           </w:tcPr>
           <w:p>
@@ -6018,7 +6105,7 @@
         </w:tc>
         <w:tc>
           <w:tcPr>
-            <w:tcW w:w="777" w:type="pct"/>
+            <w:tcW w:w="756" w:type="pct"/>
             <w:shd w:val="clear" w:color="auto" w:fill="auto"/>
           </w:tcPr>
           <w:p>
@@ -6041,7 +6128,7 @@
       <w:tr>
         <w:tc>
           <w:tcPr>
-            <w:tcW w:w="413" w:type="pct"/>
+            <w:tcW w:w="395" w:type="pct"/>
             <w:shd w:val="clear" w:color="auto" w:fill="auto"/>
           </w:tcPr>
           <w:p>
@@ -6062,7 +6149,7 @@
         </w:tc>
         <w:tc>
           <w:tcPr>
-            <w:tcW w:w="1684" w:type="pct"/>
+            <w:tcW w:w="1495" w:type="pct"/>
             <w:shd w:val="clear" w:color="auto" w:fill="auto"/>
           </w:tcPr>
           <w:p>
@@ -6083,7 +6170,7 @@
         </w:tc>
         <w:tc>
           <w:tcPr>
-            <w:tcW w:w="2126" w:type="pct"/>
+            <w:tcW w:w="2355" w:type="pct"/>
             <w:shd w:val="clear" w:color="auto" w:fill="auto"/>
           </w:tcPr>
           <w:p>
@@ -6104,7 +6191,7 @@
         </w:tc>
         <w:tc>
           <w:tcPr>
-            <w:tcW w:w="777" w:type="pct"/>
+            <w:tcW w:w="756" w:type="pct"/>
             <w:shd w:val="clear" w:color="auto" w:fill="auto"/>
           </w:tcPr>
           <w:p>
@@ -6127,29 +6214,28 @@
       <w:tr>
         <w:tc>
           <w:tcPr>
-            <w:tcW w:w="413" w:type="pct"/>
-            <w:shd w:val="clear" w:color="auto" w:fill="auto"/>
-          </w:tcPr>
-          <w:p>
-            <w:pPr>
-              <w:pStyle w:val="CompactoOE3"/>
-              <w:spacing w:after="0"/>
-              <w:rPr>
-                <w:sz w:val="18"/>
-              </w:rPr>
-            </w:pPr>
-            <w:r>
-              <w:rPr>
-                <w:sz w:val="18"/>
-              </w:rPr>
-              <w:lastRenderedPageBreak/>
+            <w:tcW w:w="395" w:type="pct"/>
+            <w:shd w:val="clear" w:color="auto" w:fill="auto"/>
+          </w:tcPr>
+          <w:p>
+            <w:pPr>
+              <w:pStyle w:val="CompactoOE3"/>
+              <w:spacing w:after="0"/>
+              <w:rPr>
+                <w:sz w:val="18"/>
+              </w:rPr>
+            </w:pPr>
+            <w:r>
+              <w:rPr>
+                <w:sz w:val="18"/>
+              </w:rPr>
               <w:t>INC-119</w:t>
             </w:r>
           </w:p>
         </w:tc>
         <w:tc>
           <w:tcPr>
-            <w:tcW w:w="1684" w:type="pct"/>
+            <w:tcW w:w="1495" w:type="pct"/>
             <w:shd w:val="clear" w:color="auto" w:fill="auto"/>
           </w:tcPr>
           <w:p>
@@ -6170,7 +6256,7 @@
         </w:tc>
         <w:tc>
           <w:tcPr>
-            <w:tcW w:w="2126" w:type="pct"/>
+            <w:tcW w:w="2355" w:type="pct"/>
             <w:shd w:val="clear" w:color="auto" w:fill="auto"/>
           </w:tcPr>
           <w:p>
@@ -6191,7 +6277,7 @@
         </w:tc>
         <w:tc>
           <w:tcPr>
-            <w:tcW w:w="777" w:type="pct"/>
+            <w:tcW w:w="756" w:type="pct"/>
             <w:shd w:val="clear" w:color="auto" w:fill="auto"/>
           </w:tcPr>
           <w:p>
@@ -6207,6 +6293,402 @@
                 <w:sz w:val="18"/>
               </w:rPr>
               <w:t>01/10/2026</w:t>
+            </w:r>
+          </w:p>
+        </w:tc>
+      </w:tr>
+      <w:tr>
+        <w:tc>
+          <w:tcPr>
+            <w:tcW w:w="395" w:type="pct"/>
+            <w:shd w:val="clear" w:color="auto" w:fill="auto"/>
+          </w:tcPr>
+          <w:p>
+            <w:pPr>
+              <w:pStyle w:val="CompactoOE3"/>
+              <w:spacing w:after="0"/>
+              <w:rPr>
+                <w:sz w:val="18"/>
+              </w:rPr>
+            </w:pPr>
+            <w:r>
+              <w:rPr>
+                <w:sz w:val="18"/>
+              </w:rPr>
+              <w:t>INC-152</w:t>
+            </w:r>
+          </w:p>
+        </w:tc>
+        <w:tc>
+          <w:tcPr>
+            <w:tcW w:w="1495" w:type="pct"/>
+            <w:shd w:val="clear" w:color="auto" w:fill="auto"/>
+          </w:tcPr>
+          <w:p>
+            <w:pPr>
+              <w:pStyle w:val="CompactoOE3"/>
+              <w:spacing w:after="0"/>
+              <w:rPr>
+                <w:sz w:val="18"/>
+              </w:rPr>
+            </w:pPr>
+            <w:r>
+              <w:rPr>
+                <w:sz w:val="18"/>
+              </w:rPr>
+              <w:t>El inicio del Nivel 1 se ve más claro: luz de apertura sumada y cueva de 0,22 a 0,35</w:t>
+            </w:r>
+          </w:p>
+        </w:tc>
+        <w:tc>
+          <w:tcPr>
+            <w:tcW w:w="2355" w:type="pct"/>
+            <w:shd w:val="clear" w:color="auto" w:fill="auto"/>
+          </w:tcPr>
+          <w:p>
+            <w:pPr>
+              <w:pStyle w:val="CompactoOE3"/>
+              <w:spacing w:after="0"/>
+              <w:rPr>
+                <w:sz w:val="18"/>
+              </w:rPr>
+            </w:pPr>
+            <w:r>
+              <w:rPr>
+                <w:rStyle w:val="CdigoenlneaOE3"/>
+                <w:sz w:val="18"/>
+              </w:rPr>
+              <w:t>N1_Apertura</w:t>
+            </w:r>
+            <w:r>
+              <w:rPr>
+                <w:sz w:val="18"/>
+              </w:rPr>
+              <w:t xml:space="preserve">, </w:t>
+            </w:r>
+            <w:r>
+              <w:rPr>
+                <w:rStyle w:val="CdigoenlneaOE3"/>
+                <w:sz w:val="18"/>
+              </w:rPr>
+              <w:t>N1_AparicionGuia</w:t>
+            </w:r>
+            <w:r>
+              <w:rPr>
+                <w:sz w:val="18"/>
+              </w:rPr>
+              <w:t xml:space="preserve">, </w:t>
+            </w:r>
+            <w:r>
+              <w:rPr>
+                <w:rStyle w:val="CdigoenlneaOE3"/>
+                <w:sz w:val="18"/>
+              </w:rPr>
+              <w:t>N1_Hallazgo</w:t>
+            </w:r>
+            <w:r>
+              <w:rPr>
+                <w:sz w:val="18"/>
+              </w:rPr>
+              <w:t xml:space="preserve">, </w:t>
+            </w:r>
+            <w:r>
+              <w:rPr>
+                <w:rStyle w:val="CdigoenlneaOE3"/>
+                <w:sz w:val="18"/>
+              </w:rPr>
+              <w:t>Level1_Cave</w:t>
+            </w:r>
+            <w:r>
+              <w:rPr>
+                <w:sz w:val="18"/>
+              </w:rPr>
+              <w:t xml:space="preserve"> y </w:t>
+            </w:r>
+            <w:r>
+              <w:rPr>
+                <w:rStyle w:val="CdigoenlneaOE3"/>
+                <w:sz w:val="18"/>
+              </w:rPr>
+              <w:t>CaveLightingController</w:t>
+            </w:r>
+            <w:r>
+              <w:rPr>
+                <w:sz w:val="18"/>
+              </w:rPr>
+              <w:t>; el diseño de cámara del Nivel 1 no se edita</w:t>
+            </w:r>
+          </w:p>
+        </w:tc>
+        <w:tc>
+          <w:tcPr>
+            <w:tcW w:w="756" w:type="pct"/>
+            <w:shd w:val="clear" w:color="auto" w:fill="auto"/>
+          </w:tcPr>
+          <w:p>
+            <w:pPr>
+              <w:pStyle w:val="CompactoOE3"/>
+              <w:spacing w:after="0"/>
+              <w:rPr>
+                <w:sz w:val="18"/>
+              </w:rPr>
+            </w:pPr>
+            <w:r>
+              <w:rPr>
+                <w:sz w:val="18"/>
+              </w:rPr>
+              <w:t>13/10/2026</w:t>
+            </w:r>
+          </w:p>
+        </w:tc>
+      </w:tr>
+      <w:tr>
+        <w:tc>
+          <w:tcPr>
+            <w:tcW w:w="395" w:type="pct"/>
+            <w:shd w:val="clear" w:color="auto" w:fill="auto"/>
+          </w:tcPr>
+          <w:p>
+            <w:pPr>
+              <w:pStyle w:val="CompactoOE3"/>
+              <w:spacing w:after="0"/>
+              <w:rPr>
+                <w:sz w:val="18"/>
+              </w:rPr>
+            </w:pPr>
+            <w:r>
+              <w:rPr>
+                <w:sz w:val="18"/>
+              </w:rPr>
+              <w:t>INC-158</w:t>
+            </w:r>
+          </w:p>
+        </w:tc>
+        <w:tc>
+          <w:tcPr>
+            <w:tcW w:w="1495" w:type="pct"/>
+            <w:shd w:val="clear" w:color="auto" w:fill="auto"/>
+          </w:tcPr>
+          <w:p>
+            <w:pPr>
+              <w:pStyle w:val="CompactoOE3"/>
+              <w:spacing w:after="0"/>
+              <w:rPr>
+                <w:sz w:val="18"/>
+              </w:rPr>
+            </w:pPr>
+            <w:r>
+              <w:rPr>
+                <w:sz w:val="18"/>
+              </w:rPr>
+              <w:t>La primera mecánica explica el botón de ayuda con un aviso derivado del progreso</w:t>
+            </w:r>
+          </w:p>
+        </w:tc>
+        <w:tc>
+          <w:tcPr>
+            <w:tcW w:w="2355" w:type="pct"/>
+            <w:shd w:val="clear" w:color="auto" w:fill="auto"/>
+          </w:tcPr>
+          <w:p>
+            <w:pPr>
+              <w:pStyle w:val="CompactoOE3"/>
+              <w:spacing w:after="0"/>
+              <w:rPr>
+                <w:sz w:val="18"/>
+              </w:rPr>
+            </w:pPr>
+            <w:r>
+              <w:rPr>
+                <w:sz w:val="18"/>
+              </w:rPr>
+              <w:t xml:space="preserve">Interfaces; </w:t>
+            </w:r>
+            <w:r>
+              <w:rPr>
+                <w:rStyle w:val="CdigoenlneaOE3"/>
+                <w:sz w:val="18"/>
+              </w:rPr>
+              <w:t>HelpButtonIntro</w:t>
+            </w:r>
+            <w:r>
+              <w:rPr>
+                <w:sz w:val="18"/>
+              </w:rPr>
+              <w:t xml:space="preserve">, </w:t>
+            </w:r>
+            <w:r>
+              <w:rPr>
+                <w:rStyle w:val="CdigoenlneaOE3"/>
+                <w:sz w:val="18"/>
+              </w:rPr>
+              <w:t>FireHelpIntro</w:t>
+            </w:r>
+            <w:r>
+              <w:rPr>
+                <w:sz w:val="18"/>
+              </w:rPr>
+              <w:t xml:space="preserve"> y </w:t>
+            </w:r>
+            <w:r>
+              <w:rPr>
+                <w:rStyle w:val="CdigoenlneaOE3"/>
+                <w:sz w:val="18"/>
+              </w:rPr>
+              <w:t>N1_Mensajes</w:t>
+            </w:r>
+          </w:p>
+        </w:tc>
+        <w:tc>
+          <w:tcPr>
+            <w:tcW w:w="756" w:type="pct"/>
+            <w:shd w:val="clear" w:color="auto" w:fill="auto"/>
+          </w:tcPr>
+          <w:p>
+            <w:pPr>
+              <w:pStyle w:val="CompactoOE3"/>
+              <w:spacing w:after="0"/>
+              <w:rPr>
+                <w:sz w:val="18"/>
+              </w:rPr>
+            </w:pPr>
+            <w:r>
+              <w:rPr>
+                <w:sz w:val="18"/>
+              </w:rPr>
+              <w:t>13/10/2026</w:t>
+            </w:r>
+          </w:p>
+        </w:tc>
+      </w:tr>
+      <w:tr>
+        <w:tc>
+          <w:tcPr>
+            <w:tcW w:w="395" w:type="pct"/>
+            <w:shd w:val="clear" w:color="auto" w:fill="auto"/>
+          </w:tcPr>
+          <w:p>
+            <w:pPr>
+              <w:pStyle w:val="CompactoOE3"/>
+              <w:spacing w:after="0"/>
+              <w:rPr>
+                <w:sz w:val="18"/>
+              </w:rPr>
+            </w:pPr>
+            <w:r>
+              <w:rPr>
+                <w:sz w:val="18"/>
+              </w:rPr>
+              <w:t>INC-160</w:t>
+            </w:r>
+          </w:p>
+        </w:tc>
+        <w:tc>
+          <w:tcPr>
+            <w:tcW w:w="1495" w:type="pct"/>
+            <w:shd w:val="clear" w:color="auto" w:fill="auto"/>
+          </w:tcPr>
+          <w:p>
+            <w:pPr>
+              <w:pStyle w:val="CompactoOE3"/>
+              <w:spacing w:after="0"/>
+              <w:rPr>
+                <w:sz w:val="18"/>
+              </w:rPr>
+            </w:pPr>
+            <w:r>
+              <w:rPr>
+                <w:sz w:val="18"/>
+              </w:rPr>
+              <w:t>El diálogo tiene «Atrás», que solo relee, y «Omitir» va encima de «Continuar»</w:t>
+            </w:r>
+          </w:p>
+        </w:tc>
+        <w:tc>
+          <w:tcPr>
+            <w:tcW w:w="2355" w:type="pct"/>
+            <w:shd w:val="clear" w:color="auto" w:fill="auto"/>
+          </w:tcPr>
+          <w:p>
+            <w:pPr>
+              <w:pStyle w:val="CompactoOE3"/>
+              <w:spacing w:after="0"/>
+              <w:rPr>
+                <w:sz w:val="18"/>
+              </w:rPr>
+            </w:pPr>
+            <w:r>
+              <w:rPr>
+                <w:sz w:val="18"/>
+              </w:rPr>
+              <w:t xml:space="preserve">Interfaces; </w:t>
+            </w:r>
+            <w:r>
+              <w:rPr>
+                <w:rStyle w:val="CdigoenlneaOE3"/>
+                <w:sz w:val="18"/>
+              </w:rPr>
+              <w:t>DialogueRunner</w:t>
+            </w:r>
+            <w:r>
+              <w:rPr>
+                <w:sz w:val="18"/>
+              </w:rPr>
+              <w:t xml:space="preserve">, </w:t>
+            </w:r>
+            <w:r>
+              <w:rPr>
+                <w:rStyle w:val="CdigoenlneaOE3"/>
+                <w:sz w:val="18"/>
+              </w:rPr>
+              <w:t>ActorTimeline</w:t>
+            </w:r>
+            <w:r>
+              <w:rPr>
+                <w:sz w:val="18"/>
+              </w:rPr>
+              <w:t xml:space="preserve">, </w:t>
+            </w:r>
+            <w:r>
+              <w:rPr>
+                <w:rStyle w:val="CdigoenlneaOE3"/>
+                <w:sz w:val="18"/>
+              </w:rPr>
+              <w:t>NarrativeSceneController</w:t>
+            </w:r>
+            <w:r>
+              <w:rPr>
+                <w:sz w:val="18"/>
+              </w:rPr>
+              <w:t xml:space="preserve"> y </w:t>
+            </w:r>
+            <w:r>
+              <w:rPr>
+                <w:rStyle w:val="CdigoenlneaOE3"/>
+                <w:sz w:val="18"/>
+              </w:rPr>
+              <w:t>Narrative.unity</w:t>
+            </w:r>
+          </w:p>
+        </w:tc>
+        <w:tc>
+          <w:tcPr>
+            <w:tcW w:w="756" w:type="pct"/>
+            <w:shd w:val="clear" w:color="auto" w:fill="auto"/>
+          </w:tcPr>
+          <w:p>
+            <w:pPr>
+              <w:pStyle w:val="CompactoOE3"/>
+              <w:spacing w:after="0"/>
+              <w:rPr>
+                <w:sz w:val="18"/>
+              </w:rPr>
+            </w:pPr>
+            <w:r>
+              <w:rPr>
+                <w:sz w:val="18"/>
+              </w:rPr>
+              <w:t>13/10/2026</w:t>
             </w:r>
           </w:p>
         </w:tc>
@@ -6224,7 +6706,7 @@
       <w:pPr>
         <w:pStyle w:val="Ttulo2"/>
       </w:pPr>
-      <w:bookmarkStart w:id="4" w:name="_Toc242544903"/>
+      <w:bookmarkStart w:id="4" w:name="_Toc242827036"/>
       <w:r>
         <w:t>4. Verificación</w:t>
       </w:r>
@@ -6261,7 +6743,11 @@
         <w:t>Game.Levels.Fire.PlayMode.Tests</w:t>
       </w:r>
       <w:r>
-        <w:t xml:space="preserve">), 59 métodos y 60 casos. Los métodos de esos dos assemblies que nombran un requerimiento de RF-13 a RF-21 suman 57. Los cimientos y la navegación se prueban en </w:t>
+        <w:t xml:space="preserve">), 59 métodos y 60 casos. Los métodos de esos dos </w:t>
+      </w:r>
+      <w:r>
+        <w:lastRenderedPageBreak/>
+        <w:t xml:space="preserve">assemblies que nombran un requerimiento de RF-13 a RF-21 suman 57. Los cimientos y la navegación se prueban en </w:t>
       </w:r>
       <w:r>
         <w:rPr>
@@ -6756,7 +7242,6 @@
               <w:rPr>
                 <w:sz w:val="18"/>
               </w:rPr>
-              <w:lastRenderedPageBreak/>
               <w:t>RF-06</w:t>
             </w:r>
           </w:p>
@@ -7231,6 +7716,7 @@
               <w:rPr>
                 <w:sz w:val="18"/>
               </w:rPr>
+              <w:lastRenderedPageBreak/>
               <w:t>RF-13</w:t>
             </w:r>
           </w:p>
@@ -7759,7 +8245,6 @@
               <w:rPr>
                 <w:sz w:val="18"/>
               </w:rPr>
-              <w:lastRenderedPageBreak/>
               <w:t>RF-21</w:t>
             </w:r>
           </w:p>
@@ -7994,6 +8479,7 @@
         <w:rPr>
           <w:rStyle w:val="CdigoenlneaOE3"/>
         </w:rPr>
+        <w:lastRenderedPageBreak/>
         <w:t>Content_DA76_NingunTextoVisibleDescribeAAlgoritmComoUnaEstrella</w:t>
       </w:r>
       <w:r>
@@ -8217,14 +8703,7 @@
               <w:rPr>
                 <w:sz w:val="18"/>
               </w:rPr>
-              <w:t xml:space="preserve">El deslizante de </w:t>
-            </w:r>
-            <w:r>
-              <w:rPr>
-                <w:sz w:val="18"/>
-              </w:rPr>
-              <w:lastRenderedPageBreak/>
-              <w:t>cercanía solo mueve las piedras</w:t>
+              <w:t>El deslizante de cercanía solo mueve las piedras</w:t>
             </w:r>
           </w:p>
         </w:tc>
@@ -8245,15 +8724,7 @@
               <w:rPr>
                 <w:sz w:val="18"/>
               </w:rPr>
-              <w:lastRenderedPageBreak/>
-              <w:t xml:space="preserve">Guarda; mutación que devolvía </w:t>
-            </w:r>
-            <w:r>
-              <w:rPr>
-                <w:sz w:val="18"/>
-              </w:rPr>
-              <w:lastRenderedPageBreak/>
-              <w:t>el reordenamiento</w:t>
+              <w:t>Guarda; mutación que devolvía el reordenamiento</w:t>
             </w:r>
           </w:p>
         </w:tc>
@@ -8277,7 +8748,6 @@
                 <w:rStyle w:val="CdigoenlneaOE3"/>
                 <w:sz w:val="18"/>
               </w:rPr>
-              <w:lastRenderedPageBreak/>
               <w:t>FirePanel_RF19_ElHiloDeHumoNaceEnElPuntoDelGolpeYNoEsMasAltoQueMedioMonton</w:t>
             </w:r>
           </w:p>
@@ -8476,6 +8946,7 @@
                 <w:rStyle w:val="CdigoenlneaOE3"/>
                 <w:sz w:val="18"/>
               </w:rPr>
+              <w:lastRenderedPageBreak/>
               <w:t>FireLevel_RNF03_AlPrenderElFuegoLaTablillaQuedaPorEncimaDelHumo</w:t>
             </w:r>
           </w:p>
@@ -8629,14 +9100,7 @@
               <w:rPr>
                 <w:sz w:val="18"/>
               </w:rPr>
-              <w:t xml:space="preserve">El rayo efectivo cae sobre hojas, lejos de las piedras, en </w:t>
-            </w:r>
-            <w:r>
-              <w:rPr>
-                <w:sz w:val="18"/>
-              </w:rPr>
-              <w:lastRenderedPageBreak/>
-              <w:t>direcciones distintas</w:t>
+              <w:t>El rayo efectivo cae sobre hojas, lejos de las piedras, en direcciones distintas</w:t>
             </w:r>
           </w:p>
         </w:tc>
@@ -8657,7 +9121,6 @@
               <w:rPr>
                 <w:sz w:val="18"/>
               </w:rPr>
-              <w:lastRenderedPageBreak/>
               <w:t>La caída coincidía con el punto del fuego, junto a las piedras</w:t>
             </w:r>
           </w:p>
@@ -8946,6 +9409,7 @@
                 <w:rStyle w:val="CdigoenlneaOE3"/>
                 <w:sz w:val="18"/>
               </w:rPr>
+              <w:lastRenderedPageBreak/>
               <w:t>FireLevel_RF20_DuranteElEncendidoLosMandosDelPanelNoResponden</w:t>
             </w:r>
           </w:p>
@@ -9191,14 +9655,7 @@
               <w:rPr>
                 <w:sz w:val="18"/>
               </w:rPr>
-              <w:t xml:space="preserve">«Omitir» aparece en </w:t>
-            </w:r>
-            <w:r>
-              <w:rPr>
-                <w:sz w:val="18"/>
-              </w:rPr>
-              <w:lastRenderedPageBreak/>
-              <w:t>la segunda visita</w:t>
+              <w:t>«Omitir» aparece en la segunda visita</w:t>
             </w:r>
           </w:p>
         </w:tc>
@@ -9219,15 +9676,7 @@
               <w:rPr>
                 <w:sz w:val="18"/>
               </w:rPr>
-              <w:lastRenderedPageBreak/>
-              <w:t xml:space="preserve">Guarda; dos mutaciones </w:t>
-            </w:r>
-            <w:r>
-              <w:rPr>
-                <w:sz w:val="18"/>
-              </w:rPr>
-              <w:lastRenderedPageBreak/>
-              <w:t>(perfil y regla)</w:t>
+              <w:t>Guarda; dos mutaciones (perfil y regla)</w:t>
             </w:r>
           </w:p>
         </w:tc>
@@ -9251,7 +9700,6 @@
                 <w:rStyle w:val="CdigoenlneaOE3"/>
                 <w:sz w:val="18"/>
               </w:rPr>
-              <w:lastRenderedPageBreak/>
               <w:t>FireLevel_RF20_DuranteElEncendidoLosDeslizantesSeVenAtenuados</w:t>
             </w:r>
             <w:r>
@@ -9616,6 +10064,7 @@
               <w:rPr>
                 <w:sz w:val="18"/>
               </w:rPr>
+              <w:lastRenderedPageBreak/>
               <w:t>07/09/2026</w:t>
             </w:r>
           </w:p>
@@ -10139,11 +10588,7 @@
         <w:pStyle w:val="PrimerprrafoOE3"/>
       </w:pPr>
       <w:r>
-        <w:t xml:space="preserve">Las pruebas de disposición de la última fila eran ajenas al Nivel 1 (laberinto, taller y la línea más larga de una narrativa). Las corridas completas posteriores (25/09, 30/09 y las del </w:t>
-      </w:r>
-      <w:r>
-        <w:lastRenderedPageBreak/>
-        <w:t>01/10/2026, la última de ellas la del corte) se presentan en el Anexo G, apartado 4.2. La Tabla B.8 sigue los casos de los dos assemblies del nivel en esas corridas.</w:t>
+        <w:t>Las pruebas de disposición de la última fila eran ajenas al Nivel 1 (laberinto, taller y la línea más larga de una narrativa). Las corridas completas posteriores (25/09, 30/09 y las del 01/10/2026, la última de ellas la del corte) se presentan en el Anexo G, apartado 4.2. La Tabla B.8 sigue los casos de los dos assemblies del nivel en esas corridas.</w:t>
       </w:r>
     </w:p>
     <w:p>
@@ -10623,7 +11068,11 @@
         <w:t>Datos/</w:t>
       </w:r>
       <w:r>
-        <w:t xml:space="preserve"> a una carpeta fuera del repositorio con un espacio en su ruta, la carpeta entregable arrancó sin instalación y sin elevación de privilegios, y al abrir la se</w:t>
+        <w:t xml:space="preserve"> a una carpeta fuera del repositorio con un espacio en su ruta, la carpeta entregable </w:t>
+      </w:r>
+      <w:r>
+        <w:lastRenderedPageBreak/>
+        <w:t>arrancó sin instalación y sin elevación de privilegios, y al abrir la se</w:t>
       </w:r>
       <w:r>
         <w:t xml:space="preserve">lección de perfil apareció junto a esa copia del ejecutable su propia carpeta </w:t>
@@ -10642,7 +11091,7 @@
       <w:pPr>
         <w:pStyle w:val="Ttulo2"/>
       </w:pPr>
-      <w:bookmarkStart w:id="5" w:name="_Toc242544904"/>
+      <w:bookmarkStart w:id="5" w:name="_Toc242827037"/>
       <w:r>
         <w:t>5. Archivos principales</w:t>
       </w:r>
@@ -11064,7 +11513,6 @@
                 <w:rStyle w:val="CdigoenlneaOE3"/>
                 <w:sz w:val="18"/>
               </w:rPr>
-              <w:lastRenderedPageBreak/>
               <w:t>Assets/Game/Scripts/Runtime/UI/</w:t>
             </w:r>
           </w:p>
@@ -11682,6 +12130,7 @@
                 <w:rStyle w:val="CdigoenlneaOE3"/>
                 <w:sz w:val="18"/>
               </w:rPr>
+              <w:lastRenderedPageBreak/>
               <w:t>Assets/Game/Scenes/</w:t>
             </w:r>
           </w:p>
@@ -12155,7 +12604,7 @@
       <w:pPr>
         <w:pStyle w:val="Ttulo2"/>
       </w:pPr>
-      <w:bookmarkStart w:id="6" w:name="_Toc242544905"/>
+      <w:bookmarkStart w:id="6" w:name="_Toc242827038"/>
       <w:r>
         <w:t>6. Evaluación del OE4 y verificaciones a cargo de Santiago Benavides Rey</w:t>
       </w:r>
@@ -12166,7 +12615,6 @@
         <w:pStyle w:val="PrimerprrafoOE3"/>
       </w:pPr>
       <w:r>
-        <w:lastRenderedPageBreak/>
         <w:t xml:space="preserve">Del tablero de este slice quedan abiertas por diseño dos casillas, que el acta D10 (apartado 4) asigna a Santiago Benavides Rey y que se marcan cuando entregue sus resultados, sin pasar a trabajos futuros. La primera es PG-06, la validación con estudiantes de los valores del Nivel 1 (franja de fuerza, muesca certera, mínimo de golpes y umbral de la pista), que la hoja de verificaciones manuales del OE4 recoge como guion H2. La segunda es la ejecución portable con el adaptador de red deshabilitado (RNF-07 y </w:t>
       </w:r>
       <w:r>
@@ -12382,7 +12830,7 @@
   <w:abstractNum w:abstractNumId="0" w15:restartNumberingAfterBreak="0">
     <w:nsid w:val="0000A990"/>
     <w:multiLevelType w:val="multilevel"/>
-    <w:tmpl w:val="7C30993A"/>
+    <w:tmpl w:val="0630C39A"/>
     <w:lvl w:ilvl="0">
       <w:numFmt w:val="bullet"/>
       <w:lvlText w:val=" "/>
@@ -12459,7 +12907,7 @@
   <w:abstractNum w:abstractNumId="1" w15:restartNumberingAfterBreak="0">
     <w:nsid w:val="0000A991"/>
     <w:multiLevelType w:val="multilevel"/>
-    <w:tmpl w:val="A11C2EB0"/>
+    <w:tmpl w:val="5A1E97EA"/>
     <w:lvl w:ilvl="0">
       <w:numFmt w:val="bullet"/>
       <w:lvlText w:val=""/>
@@ -12759,19 +13207,19 @@
       </w:pPr>
     </w:lvl>
   </w:abstractNum>
-  <w:num w:numId="1" w16cid:durableId="1663042658">
+  <w:num w:numId="1" w16cid:durableId="782965485">
     <w:abstractNumId w:val="2"/>
   </w:num>
-  <w:num w:numId="2" w16cid:durableId="587426123">
+  <w:num w:numId="2" w16cid:durableId="689336544">
     <w:abstractNumId w:val="3"/>
     <w:lvlOverride w:ilvl="0">
       <w:startOverride w:val="1"/>
     </w:lvlOverride>
   </w:num>
-  <w:num w:numId="3" w16cid:durableId="1096511218">
+  <w:num w:numId="3" w16cid:durableId="1593396933">
     <w:abstractNumId w:val="0"/>
   </w:num>
-  <w:num w:numId="4" w16cid:durableId="14355622">
+  <w:num w:numId="4" w16cid:durableId="2030831520">
     <w:abstractNumId w:val="1"/>
   </w:num>
 </w:numbering>
@@ -13577,7 +14025,7 @@
     <w:link w:val="EncabezadoCar"/>
     <w:uiPriority w:val="99"/>
     <w:unhideWhenUsed/>
-    <w:rsid w:val="00AD2418"/>
+    <w:rsid w:val="004B6EB2"/>
     <w:pPr>
       <w:tabs>
         <w:tab w:val="center" w:pos="4419"/>
@@ -13591,7 +14039,7 @@
     <w:basedOn w:val="Fuentedeprrafopredeter"/>
     <w:link w:val="Encabezado"/>
     <w:uiPriority w:val="99"/>
-    <w:rsid w:val="00AD2418"/>
+    <w:rsid w:val="004B6EB2"/>
   </w:style>
   <w:style w:type="paragraph" w:styleId="Piedepgina">
     <w:name w:val="footer"/>
@@ -13599,7 +14047,7 @@
     <w:link w:val="PiedepginaCar"/>
     <w:uiPriority w:val="99"/>
     <w:unhideWhenUsed/>
-    <w:rsid w:val="00AD2418"/>
+    <w:rsid w:val="004B6EB2"/>
     <w:pPr>
       <w:tabs>
         <w:tab w:val="center" w:pos="4419"/>
@@ -13613,7 +14061,7 @@
     <w:basedOn w:val="Fuentedeprrafopredeter"/>
     <w:link w:val="Piedepgina"/>
     <w:uiPriority w:val="99"/>
-    <w:rsid w:val="00AD2418"/>
+    <w:rsid w:val="004B6EB2"/>
   </w:style>
   <w:style w:type="character" w:styleId="Nmerodepgina">
     <w:name w:val="page number"/>
@@ -13621,7 +14069,7 @@
     <w:uiPriority w:val="99"/>
     <w:semiHidden/>
     <w:unhideWhenUsed/>
-    <w:rsid w:val="00AD2418"/>
+    <w:rsid w:val="004B6EB2"/>
   </w:style>
 </w:styles>
 </file>

--- a/docs/anexos oe3/Solucion_OE3_Anexo_B_Slice_1.docx
+++ b/docs/anexos oe3/Solucion_OE3_Anexo_B_Slice_1.docx
@@ -24,7 +24,7 @@
       <w:r>
         <w:fldChar w:fldCharType="separate"/>
       </w:r>
-      <w:hyperlink w:anchor="_Toc242827032" w:history="1">
+      <w:hyperlink w:anchor="_Toc242887217" w:history="1">
         <w:r>
           <w:rPr>
             <w:rStyle w:val="Hipervnculo"/>
@@ -51,7 +51,7 @@
             <w:noProof/>
             <w:webHidden/>
           </w:rPr>
-          <w:instrText xml:space="preserve"> PAGEREF _Toc242827032 \h </w:instrText>
+          <w:instrText xml:space="preserve"> PAGEREF _Toc242887217 \h </w:instrText>
         </w:r>
         <w:r>
           <w:rPr>
@@ -95,7 +95,7 @@
           <w14:ligatures w14:val="standardContextual"/>
         </w:rPr>
       </w:pPr>
-      <w:hyperlink w:anchor="_Toc242827033" w:history="1">
+      <w:hyperlink w:anchor="_Toc242887218" w:history="1">
         <w:r>
           <w:rPr>
             <w:rStyle w:val="Hipervnculo"/>
@@ -122,7 +122,7 @@
             <w:noProof/>
             <w:webHidden/>
           </w:rPr>
-          <w:instrText xml:space="preserve"> PAGEREF _Toc242827033 \h </w:instrText>
+          <w:instrText xml:space="preserve"> PAGEREF _Toc242887218 \h </w:instrText>
         </w:r>
         <w:r>
           <w:rPr>
@@ -166,7 +166,7 @@
           <w14:ligatures w14:val="standardContextual"/>
         </w:rPr>
       </w:pPr>
-      <w:hyperlink w:anchor="_Toc242827034" w:history="1">
+      <w:hyperlink w:anchor="_Toc242887219" w:history="1">
         <w:r>
           <w:rPr>
             <w:rStyle w:val="Hipervnculo"/>
@@ -193,7 +193,7 @@
             <w:noProof/>
             <w:webHidden/>
           </w:rPr>
-          <w:instrText xml:space="preserve"> PAGEREF _Toc242827034 \h </w:instrText>
+          <w:instrText xml:space="preserve"> PAGEREF _Toc242887219 \h </w:instrText>
         </w:r>
         <w:r>
           <w:rPr>
@@ -237,7 +237,7 @@
           <w14:ligatures w14:val="standardContextual"/>
         </w:rPr>
       </w:pPr>
-      <w:hyperlink w:anchor="_Toc242827035" w:history="1">
+      <w:hyperlink w:anchor="_Toc242887220" w:history="1">
         <w:r>
           <w:rPr>
             <w:rStyle w:val="Hipervnculo"/>
@@ -264,7 +264,7 @@
             <w:noProof/>
             <w:webHidden/>
           </w:rPr>
-          <w:instrText xml:space="preserve"> PAGEREF _Toc242827035 \h </w:instrText>
+          <w:instrText xml:space="preserve"> PAGEREF _Toc242887220 \h </w:instrText>
         </w:r>
         <w:r>
           <w:rPr>
@@ -308,7 +308,7 @@
           <w14:ligatures w14:val="standardContextual"/>
         </w:rPr>
       </w:pPr>
-      <w:hyperlink w:anchor="_Toc242827036" w:history="1">
+      <w:hyperlink w:anchor="_Toc242887221" w:history="1">
         <w:r>
           <w:rPr>
             <w:rStyle w:val="Hipervnculo"/>
@@ -335,7 +335,7 @@
             <w:noProof/>
             <w:webHidden/>
           </w:rPr>
-          <w:instrText xml:space="preserve"> PAGEREF _Toc242827036 \h </w:instrText>
+          <w:instrText xml:space="preserve"> PAGEREF _Toc242887221 \h </w:instrText>
         </w:r>
         <w:r>
           <w:rPr>
@@ -379,7 +379,7 @@
           <w14:ligatures w14:val="standardContextual"/>
         </w:rPr>
       </w:pPr>
-      <w:hyperlink w:anchor="_Toc242827037" w:history="1">
+      <w:hyperlink w:anchor="_Toc242887222" w:history="1">
         <w:r>
           <w:rPr>
             <w:rStyle w:val="Hipervnculo"/>
@@ -406,7 +406,7 @@
             <w:noProof/>
             <w:webHidden/>
           </w:rPr>
-          <w:instrText xml:space="preserve"> PAGEREF _Toc242827037 \h </w:instrText>
+          <w:instrText xml:space="preserve"> PAGEREF _Toc242887222 \h </w:instrText>
         </w:r>
         <w:r>
           <w:rPr>
@@ -450,7 +450,7 @@
           <w14:ligatures w14:val="standardContextual"/>
         </w:rPr>
       </w:pPr>
-      <w:hyperlink w:anchor="_Toc242827038" w:history="1">
+      <w:hyperlink w:anchor="_Toc242887223" w:history="1">
         <w:r>
           <w:rPr>
             <w:rStyle w:val="Hipervnculo"/>
@@ -477,7 +477,7 @@
             <w:noProof/>
             <w:webHidden/>
           </w:rPr>
-          <w:instrText xml:space="preserve"> PAGEREF _Toc242827038 \h </w:instrText>
+          <w:instrText xml:space="preserve"> PAGEREF _Toc242887223 \h </w:instrText>
         </w:r>
         <w:r>
           <w:rPr>
@@ -522,7 +522,7 @@
       <w:pPr>
         <w:pStyle w:val="Ttulo1"/>
       </w:pPr>
-      <w:bookmarkStart w:id="0" w:name="_Toc242827032"/>
+      <w:bookmarkStart w:id="0" w:name="_Toc242887217"/>
       <w:r>
         <w:lastRenderedPageBreak/>
         <w:t>ANEXO B. SLICE 1: RUTA PRINCIPAL Y NIVEL 1 «LA OSCURIDAD»</w:t>
@@ -565,7 +565,7 @@
       <w:pPr>
         <w:pStyle w:val="Ttulo2"/>
       </w:pPr>
-      <w:bookmarkStart w:id="1" w:name="_Toc242827033"/>
+      <w:bookmarkStart w:id="1" w:name="_Toc242887218"/>
       <w:r>
         <w:t>1. Alcance y seguimiento</w:t>
       </w:r>
@@ -2327,7 +2327,7 @@
       <w:pPr>
         <w:pStyle w:val="Ttulo2"/>
       </w:pPr>
-      <w:bookmarkStart w:id="2" w:name="_Toc242827034"/>
+      <w:bookmarkStart w:id="2" w:name="_Toc242887219"/>
       <w:r>
         <w:t>2. Lo implementado</w:t>
       </w:r>
@@ -4971,7 +4971,7 @@
       <w:pPr>
         <w:pStyle w:val="Ttulo2"/>
       </w:pPr>
-      <w:bookmarkStart w:id="3" w:name="_Toc242827035"/>
+      <w:bookmarkStart w:id="3" w:name="_Toc242887220"/>
       <w:r>
         <w:t>3. Decisiones de diseño y hallazgos de consistencia</w:t>
       </w:r>
@@ -6706,7 +6706,7 @@
       <w:pPr>
         <w:pStyle w:val="Ttulo2"/>
       </w:pPr>
-      <w:bookmarkStart w:id="4" w:name="_Toc242827036"/>
+      <w:bookmarkStart w:id="4" w:name="_Toc242887221"/>
       <w:r>
         <w:t>4. Verificación</w:t>
       </w:r>
@@ -11091,7 +11091,7 @@
       <w:pPr>
         <w:pStyle w:val="Ttulo2"/>
       </w:pPr>
-      <w:bookmarkStart w:id="5" w:name="_Toc242827037"/>
+      <w:bookmarkStart w:id="5" w:name="_Toc242887222"/>
       <w:r>
         <w:t>5. Archivos principales</w:t>
       </w:r>
@@ -12604,7 +12604,7 @@
       <w:pPr>
         <w:pStyle w:val="Ttulo2"/>
       </w:pPr>
-      <w:bookmarkStart w:id="6" w:name="_Toc242827038"/>
+      <w:bookmarkStart w:id="6" w:name="_Toc242887223"/>
       <w:r>
         <w:t>6. Evaluación del OE4 y verificaciones a cargo de Santiago Benavides Rey</w:t>
       </w:r>
@@ -12830,7 +12830,7 @@
   <w:abstractNum w:abstractNumId="0" w15:restartNumberingAfterBreak="0">
     <w:nsid w:val="0000A990"/>
     <w:multiLevelType w:val="multilevel"/>
-    <w:tmpl w:val="0630C39A"/>
+    <w:tmpl w:val="B2CCDFC2"/>
     <w:lvl w:ilvl="0">
       <w:numFmt w:val="bullet"/>
       <w:lvlText w:val=" "/>
@@ -12907,7 +12907,7 @@
   <w:abstractNum w:abstractNumId="1" w15:restartNumberingAfterBreak="0">
     <w:nsid w:val="0000A991"/>
     <w:multiLevelType w:val="multilevel"/>
-    <w:tmpl w:val="5A1E97EA"/>
+    <w:tmpl w:val="4E0A4EDC"/>
     <w:lvl w:ilvl="0">
       <w:numFmt w:val="bullet"/>
       <w:lvlText w:val=""/>
@@ -13207,19 +13207,19 @@
       </w:pPr>
     </w:lvl>
   </w:abstractNum>
-  <w:num w:numId="1" w16cid:durableId="782965485">
+  <w:num w:numId="1" w16cid:durableId="495344253">
     <w:abstractNumId w:val="2"/>
   </w:num>
-  <w:num w:numId="2" w16cid:durableId="689336544">
+  <w:num w:numId="2" w16cid:durableId="1200510567">
     <w:abstractNumId w:val="3"/>
     <w:lvlOverride w:ilvl="0">
       <w:startOverride w:val="1"/>
     </w:lvlOverride>
   </w:num>
-  <w:num w:numId="3" w16cid:durableId="1593396933">
+  <w:num w:numId="3" w16cid:durableId="1037198756">
     <w:abstractNumId w:val="0"/>
   </w:num>
-  <w:num w:numId="4" w16cid:durableId="2030831520">
+  <w:num w:numId="4" w16cid:durableId="1134713272">
     <w:abstractNumId w:val="1"/>
   </w:num>
 </w:numbering>
@@ -14025,7 +14025,7 @@
     <w:link w:val="EncabezadoCar"/>
     <w:uiPriority w:val="99"/>
     <w:unhideWhenUsed/>
-    <w:rsid w:val="004B6EB2"/>
+    <w:rsid w:val="00FF47D2"/>
     <w:pPr>
       <w:tabs>
         <w:tab w:val="center" w:pos="4419"/>
@@ -14039,7 +14039,7 @@
     <w:basedOn w:val="Fuentedeprrafopredeter"/>
     <w:link w:val="Encabezado"/>
     <w:uiPriority w:val="99"/>
-    <w:rsid w:val="004B6EB2"/>
+    <w:rsid w:val="00FF47D2"/>
   </w:style>
   <w:style w:type="paragraph" w:styleId="Piedepgina">
     <w:name w:val="footer"/>
@@ -14047,7 +14047,7 @@
     <w:link w:val="PiedepginaCar"/>
     <w:uiPriority w:val="99"/>
     <w:unhideWhenUsed/>
-    <w:rsid w:val="004B6EB2"/>
+    <w:rsid w:val="00FF47D2"/>
     <w:pPr>
       <w:tabs>
         <w:tab w:val="center" w:pos="4419"/>
@@ -14061,7 +14061,7 @@
     <w:basedOn w:val="Fuentedeprrafopredeter"/>
     <w:link w:val="Piedepgina"/>
     <w:uiPriority w:val="99"/>
-    <w:rsid w:val="004B6EB2"/>
+    <w:rsid w:val="00FF47D2"/>
   </w:style>
   <w:style w:type="character" w:styleId="Nmerodepgina">
     <w:name w:val="page number"/>
@@ -14069,7 +14069,7 @@
     <w:uiPriority w:val="99"/>
     <w:semiHidden/>
     <w:unhideWhenUsed/>
-    <w:rsid w:val="004B6EB2"/>
+    <w:rsid w:val="00FF47D2"/>
   </w:style>
 </w:styles>
 </file>
